--- a/py - system.docx
+++ b/py - system.docx
@@ -2279,8 +2279,6 @@
           <w:lang w:val="en-US" w:eastAsia="zh-CN" w:bidi="ar-SA"/>
         </w:rPr>
       </w:pPr>
-      <w:bookmarkStart w:id="27" w:name="_GoBack"/>
-      <w:bookmarkEnd w:id="27"/>
     </w:p>
     <w:p>
       <w:pPr>
@@ -8206,8 +8204,7 @@
       </w:tblPr>
       <w:tblGrid>
         <w:gridCol w:w="2348"/>
-        <w:gridCol w:w="2494"/>
-        <w:gridCol w:w="1113"/>
+        <w:gridCol w:w="2768"/>
       </w:tblGrid>
       <w:tr>
         <w:tblPrEx>
@@ -8277,7 +8274,6 @@
         <w:tc>
           <w:tcPr>
             <w:tcW w:w="0" w:type="auto"/>
-            <w:gridSpan w:val="2"/>
             <w:vAlign w:val="center"/>
           </w:tcPr>
           <w:p>
@@ -8422,7 +8418,6 @@
         <w:tc>
           <w:tcPr>
             <w:tcW w:w="0" w:type="auto"/>
-            <w:gridSpan w:val="2"/>
             <w:vAlign w:val="center"/>
           </w:tcPr>
           <w:p>
@@ -8530,44 +8525,13 @@
                 <w:szCs w:val="21"/>
                 <w:lang w:val="en-US" w:eastAsia="zh-CN"/>
               </w:rPr>
-              <w:t>listdir(</w:t>
-            </w:r>
-            <w:r>
-              <w:rPr>
-                <w:rFonts w:hint="eastAsia" w:cs="华文中宋"/>
-                <w:b/>
-                <w:bCs/>
-                <w:i w:val="0"/>
-                <w:caps w:val="0"/>
-                <w:color w:val="FF0000"/>
-                <w:spacing w:val="7"/>
-                <w:sz w:val="21"/>
-                <w:szCs w:val="21"/>
-                <w:lang w:val="en-US" w:eastAsia="zh-CN"/>
-              </w:rPr>
-              <w:t>path</w:t>
-            </w:r>
-            <w:r>
-              <w:rPr>
-                <w:rFonts w:hint="eastAsia" w:ascii="华文中宋" w:hAnsi="华文中宋" w:eastAsia="华文中宋" w:cs="华文中宋"/>
-                <w:b/>
-                <w:bCs/>
-                <w:i w:val="0"/>
-                <w:caps w:val="0"/>
-                <w:color w:val="FF0000"/>
-                <w:spacing w:val="7"/>
-                <w:sz w:val="21"/>
-                <w:szCs w:val="21"/>
-                <w:lang w:val="en-US" w:eastAsia="zh-CN"/>
-              </w:rPr>
-              <w:t>)</w:t>
-            </w:r>
-          </w:p>
-        </w:tc>
-        <w:tc>
-          <w:tcPr>
-            <w:tcW w:w="0" w:type="auto"/>
-            <w:gridSpan w:val="2"/>
+              <w:t>name</w:t>
+            </w:r>
+          </w:p>
+        </w:tc>
+        <w:tc>
+          <w:tcPr>
+            <w:tcW w:w="0" w:type="auto"/>
             <w:vAlign w:val="center"/>
           </w:tcPr>
           <w:p>
@@ -8603,108 +8567,13 @@
                 <w:bCs/>
                 <w:i w:val="0"/>
                 <w:caps w:val="0"/>
-                <w:color w:val="ED7D31" w:themeColor="accent2"/>
+                <w:color w:val="EA82F1"/>
                 <w:spacing w:val="7"/>
                 <w:sz w:val="21"/>
                 <w:szCs w:val="21"/>
                 <w:lang w:val="en-US" w:eastAsia="zh-CN"/>
-                <w14:textFill>
-                  <w14:solidFill>
-                    <w14:schemeClr w14:val="accent2"/>
-                  </w14:solidFill>
-                </w14:textFill>
-              </w:rPr>
-              <w:t>返回</w:t>
-            </w:r>
-            <w:r>
-              <w:rPr>
-                <w:rFonts w:hint="eastAsia" w:cs="华文中宋"/>
-                <w:b/>
-                <w:bCs/>
-                <w:i w:val="0"/>
-                <w:caps w:val="0"/>
-                <w:color w:val="ED7D31" w:themeColor="accent2"/>
-                <w:spacing w:val="7"/>
-                <w:sz w:val="21"/>
-                <w:szCs w:val="21"/>
-                <w:lang w:val="en-US" w:eastAsia="zh-CN"/>
-                <w14:textFill>
-                  <w14:solidFill>
-                    <w14:schemeClr w14:val="accent2"/>
-                  </w14:solidFill>
-                </w14:textFill>
-              </w:rPr>
-              <w:t>path</w:t>
-            </w:r>
-            <w:r>
-              <w:rPr>
-                <w:rFonts w:hint="eastAsia" w:ascii="华文中宋" w:hAnsi="华文中宋" w:eastAsia="华文中宋" w:cs="华文中宋"/>
-                <w:b/>
-                <w:bCs/>
-                <w:i w:val="0"/>
-                <w:caps w:val="0"/>
-                <w:color w:val="ED7D31" w:themeColor="accent2"/>
-                <w:spacing w:val="7"/>
-                <w:sz w:val="21"/>
-                <w:szCs w:val="21"/>
-                <w:lang w:val="en-US" w:eastAsia="zh-CN"/>
-                <w14:textFill>
-                  <w14:solidFill>
-                    <w14:schemeClr w14:val="accent2"/>
-                  </w14:solidFill>
-                </w14:textFill>
-              </w:rPr>
-              <w:t>中的</w:t>
-            </w:r>
-            <w:r>
-              <w:rPr>
-                <w:rFonts w:hint="eastAsia" w:ascii="华文中宋" w:hAnsi="华文中宋" w:eastAsia="华文中宋" w:cs="华文中宋"/>
-                <w:b/>
-                <w:bCs/>
-                <w:i w:val="0"/>
-                <w:caps w:val="0"/>
-                <w:color w:val="EA82F1"/>
-                <w:spacing w:val="7"/>
-                <w:sz w:val="21"/>
-                <w:szCs w:val="21"/>
-                <w:lang w:val="en-US" w:eastAsia="zh-CN"/>
-              </w:rPr>
-              <w:t>文件名</w:t>
-            </w:r>
-            <w:r>
-              <w:rPr>
-                <w:rFonts w:hint="eastAsia" w:ascii="华文中宋" w:hAnsi="华文中宋" w:eastAsia="华文中宋" w:cs="华文中宋"/>
-                <w:b/>
-                <w:bCs/>
-                <w:i w:val="0"/>
-                <w:caps w:val="0"/>
-                <w:color w:val="ED7D31" w:themeColor="accent2"/>
-                <w:spacing w:val="7"/>
-                <w:sz w:val="21"/>
-                <w:szCs w:val="21"/>
-                <w:lang w:val="en-US" w:eastAsia="zh-CN"/>
-                <w14:textFill>
-                  <w14:solidFill>
-                    <w14:schemeClr w14:val="accent2"/>
-                  </w14:solidFill>
-                </w14:textFill>
-              </w:rPr>
-              <w:t>的</w:t>
-            </w:r>
-            <w:r>
-              <w:rPr>
-                <w:rFonts w:hint="eastAsia" w:ascii="华文中宋" w:hAnsi="华文中宋" w:eastAsia="华文中宋" w:cs="华文中宋"/>
-                <w:b/>
-                <w:bCs/>
-                <w:i w:val="0"/>
-                <w:caps w:val="0"/>
-                <w:color w:val="EA82F1"/>
-                <w:spacing w:val="7"/>
-                <w:sz w:val="21"/>
-                <w:szCs w:val="21"/>
-                <w:lang w:val="en-US" w:eastAsia="zh-CN"/>
-              </w:rPr>
-              <w:t>列表</w:t>
+              </w:rPr>
+              <w:t>当前操作系统</w:t>
             </w:r>
           </w:p>
         </w:tc>
@@ -8733,27 +8602,21 @@
               </w:numPr>
               <w:outlineLvl w:val="9"/>
               <w:rPr>
-                <w:rFonts w:hint="eastAsia" w:ascii="华文中宋" w:hAnsi="华文中宋" w:eastAsia="华文中宋" w:cs="华文中宋"/>
+                <w:rFonts w:hint="default" w:cs="华文中宋"/>
                 <w:b/>
                 <w:bCs/>
                 <w:i w:val="0"/>
                 <w:caps w:val="0"/>
-                <w:color w:val="ED7D31" w:themeColor="accent2"/>
+                <w:color w:val="FF0000"/>
                 <w:spacing w:val="7"/>
                 <w:sz w:val="21"/>
                 <w:szCs w:val="21"/>
-                <w:vertAlign w:val="baseline"/>
-                <w:lang w:val="en-US" w:eastAsia="zh-CN"/>
-                <w14:textFill>
-                  <w14:solidFill>
-                    <w14:schemeClr w14:val="accent2"/>
-                  </w14:solidFill>
-                </w14:textFill>
-              </w:rPr>
-            </w:pPr>
-            <w:r>
-              <w:rPr>
-                <w:rFonts w:hint="eastAsia" w:ascii="华文中宋" w:hAnsi="华文中宋" w:eastAsia="华文中宋" w:cs="华文中宋"/>
+                <w:lang w:val="en-US" w:eastAsia="zh-CN"/>
+              </w:rPr>
+            </w:pPr>
+            <w:r>
+              <w:rPr>
+                <w:rFonts w:hint="eastAsia" w:cs="华文中宋"/>
                 <w:b/>
                 <w:bCs/>
                 <w:i w:val="0"/>
@@ -8764,14 +8627,13 @@
                 <w:szCs w:val="21"/>
                 <w:lang w:val="en-US" w:eastAsia="zh-CN"/>
               </w:rPr>
-              <w:t>name</w:t>
-            </w:r>
-          </w:p>
-        </w:tc>
-        <w:tc>
-          <w:tcPr>
-            <w:tcW w:w="0" w:type="auto"/>
-            <w:gridSpan w:val="2"/>
+              <w:t>system(cmd)</w:t>
+            </w:r>
+          </w:p>
+        </w:tc>
+        <w:tc>
+          <w:tcPr>
+            <w:tcW w:w="0" w:type="auto"/>
             <w:vAlign w:val="center"/>
           </w:tcPr>
           <w:p>
@@ -8782,7 +8644,7 @@
               </w:numPr>
               <w:outlineLvl w:val="9"/>
               <w:rPr>
-                <w:rFonts w:hint="eastAsia" w:ascii="华文中宋" w:hAnsi="华文中宋" w:eastAsia="华文中宋" w:cs="华文中宋"/>
+                <w:rFonts w:hint="default" w:cs="华文中宋"/>
                 <w:b/>
                 <w:bCs/>
                 <w:i w:val="0"/>
@@ -8791,18 +8653,37 @@
                 <w:spacing w:val="7"/>
                 <w:sz w:val="21"/>
                 <w:szCs w:val="21"/>
-                <w:vertAlign w:val="baseline"/>
-                <w:lang w:val="en-US" w:eastAsia="zh-CN"/>
-                <w14:textFill>
-                  <w14:solidFill>
-                    <w14:schemeClr w14:val="accent2"/>
-                  </w14:solidFill>
-                </w14:textFill>
-              </w:rPr>
-            </w:pPr>
-            <w:r>
-              <w:rPr>
-                <w:rFonts w:hint="eastAsia" w:ascii="华文中宋" w:hAnsi="华文中宋" w:eastAsia="华文中宋" w:cs="华文中宋"/>
+                <w:lang w:val="en-US" w:eastAsia="zh-CN"/>
+                <w14:textFill>
+                  <w14:solidFill>
+                    <w14:schemeClr w14:val="accent2"/>
+                  </w14:solidFill>
+                </w14:textFill>
+              </w:rPr>
+            </w:pPr>
+            <w:r>
+              <w:rPr>
+                <w:rFonts w:hint="eastAsia" w:cs="华文中宋"/>
+                <w:b/>
+                <w:bCs/>
+                <w:i w:val="0"/>
+                <w:caps w:val="0"/>
+                <w:color w:val="ED7D31" w:themeColor="accent2"/>
+                <w:spacing w:val="7"/>
+                <w:sz w:val="21"/>
+                <w:szCs w:val="21"/>
+                <w:lang w:val="en-US" w:eastAsia="zh-CN"/>
+                <w14:textFill>
+                  <w14:solidFill>
+                    <w14:schemeClr w14:val="accent2"/>
+                  </w14:solidFill>
+                </w14:textFill>
+              </w:rPr>
+              <w:t>输入</w:t>
+            </w:r>
+            <w:r>
+              <w:rPr>
+                <w:rFonts w:hint="eastAsia" w:cs="华文中宋"/>
                 <w:b/>
                 <w:bCs/>
                 <w:i w:val="0"/>
@@ -8813,7 +8694,42 @@
                 <w:szCs w:val="21"/>
                 <w:lang w:val="en-US" w:eastAsia="zh-CN"/>
               </w:rPr>
-              <w:t>当前操作系统</w:t>
+              <w:t>命令</w:t>
+            </w:r>
+            <w:r>
+              <w:rPr>
+                <w:rFonts w:hint="eastAsia" w:cs="华文中宋"/>
+                <w:b/>
+                <w:bCs/>
+                <w:i w:val="0"/>
+                <w:caps w:val="0"/>
+                <w:color w:val="ED7D31" w:themeColor="accent2"/>
+                <w:spacing w:val="7"/>
+                <w:sz w:val="21"/>
+                <w:szCs w:val="21"/>
+                <w:lang w:val="en-US" w:eastAsia="zh-CN"/>
+                <w14:textFill>
+                  <w14:solidFill>
+                    <w14:schemeClr w14:val="accent2"/>
+                  </w14:solidFill>
+                </w14:textFill>
+              </w:rPr>
+              <w:t>，输出</w:t>
+            </w:r>
+            <w:r>
+              <w:rPr>
+                <w:rFonts w:hint="eastAsia" w:cs="华文中宋"/>
+                <w:b/>
+                <w:bCs/>
+                <w:i w:val="0"/>
+                <w:caps w:val="0"/>
+                <w:color w:val="EA82F1"/>
+                <w:spacing w:val="7"/>
+                <w:sz w:val="21"/>
+                <w:szCs w:val="21"/>
+                <w:lang w:val="en-US" w:eastAsia="zh-CN"/>
+              </w:rPr>
+              <w:t>响应</w:t>
             </w:r>
           </w:p>
         </w:tc>
@@ -8848,27 +8764,21 @@
               </w:numPr>
               <w:outlineLvl w:val="9"/>
               <w:rPr>
-                <w:rFonts w:hint="eastAsia" w:ascii="华文中宋" w:hAnsi="华文中宋" w:eastAsia="华文中宋" w:cs="华文中宋"/>
+                <w:rFonts w:hint="default" w:ascii="华文中宋" w:hAnsi="华文中宋" w:eastAsia="华文中宋" w:cs="华文中宋"/>
                 <w:b/>
                 <w:bCs/>
                 <w:i w:val="0"/>
                 <w:caps w:val="0"/>
-                <w:color w:val="ED7D31" w:themeColor="accent2"/>
+                <w:color w:val="FF0000"/>
                 <w:spacing w:val="7"/>
                 <w:sz w:val="21"/>
                 <w:szCs w:val="21"/>
-                <w:vertAlign w:val="baseline"/>
-                <w:lang w:val="en-US" w:eastAsia="zh-CN"/>
-                <w14:textFill>
-                  <w14:solidFill>
-                    <w14:schemeClr w14:val="accent2"/>
-                  </w14:solidFill>
-                </w14:textFill>
-              </w:rPr>
-            </w:pPr>
-            <w:r>
-              <w:rPr>
-                <w:rFonts w:hint="eastAsia" w:ascii="华文中宋" w:hAnsi="华文中宋" w:eastAsia="华文中宋" w:cs="华文中宋"/>
+                <w:lang w:val="en-US" w:eastAsia="zh-CN"/>
+              </w:rPr>
+            </w:pPr>
+            <w:r>
+              <w:rPr>
+                <w:rFonts w:hint="eastAsia" w:cs="华文中宋"/>
                 <w:b/>
                 <w:bCs/>
                 <w:i w:val="0"/>
@@ -8879,11 +8789,11 @@
                 <w:szCs w:val="21"/>
                 <w:lang w:val="en-US" w:eastAsia="zh-CN"/>
               </w:rPr>
-              <w:t>mkdir(</w:t>
-            </w:r>
-            <w:r>
-              <w:rPr>
-                <w:rFonts w:hint="eastAsia" w:cs="华文中宋"/>
+              <w:t>popen</w:t>
+            </w:r>
+            <w:r>
+              <w:rPr>
+                <w:rFonts w:hint="eastAsia" w:ascii="华文中宋" w:hAnsi="华文中宋" w:eastAsia="华文中宋" w:cs="华文中宋"/>
                 <w:b/>
                 <w:bCs/>
                 <w:i w:val="0"/>
@@ -8894,11 +8804,11 @@
                 <w:szCs w:val="21"/>
                 <w:lang w:val="en-US" w:eastAsia="zh-CN"/>
               </w:rPr>
-              <w:t>folder</w:t>
-            </w:r>
-            <w:r>
-              <w:rPr>
-                <w:rFonts w:hint="eastAsia" w:ascii="华文中宋" w:hAnsi="华文中宋" w:eastAsia="华文中宋" w:cs="华文中宋"/>
+              <w:t>(c</w:t>
+            </w:r>
+            <w:r>
+              <w:rPr>
+                <w:rFonts w:hint="eastAsia" w:cs="华文中宋"/>
                 <w:b/>
                 <w:bCs/>
                 <w:i w:val="0"/>
@@ -8909,1335 +8819,19 @@
                 <w:szCs w:val="21"/>
                 <w:lang w:val="en-US" w:eastAsia="zh-CN"/>
               </w:rPr>
-              <w:t>)</w:t>
-            </w:r>
-          </w:p>
-        </w:tc>
-        <w:tc>
-          <w:tcPr>
-            <w:tcW w:w="0" w:type="auto"/>
-            <w:vAlign w:val="center"/>
-          </w:tcPr>
-          <w:p>
-            <w:pPr>
-              <w:numPr>
-                <w:ilvl w:val="0"/>
-                <w:numId w:val="0"/>
-              </w:numPr>
-              <w:outlineLvl w:val="9"/>
+              <w:t>m</w:t>
+            </w:r>
+            <w:r>
               <w:rPr>
                 <w:rFonts w:hint="eastAsia" w:ascii="华文中宋" w:hAnsi="华文中宋" w:eastAsia="华文中宋" w:cs="华文中宋"/>
                 <w:b/>
                 <w:bCs/>
                 <w:i w:val="0"/>
                 <w:caps w:val="0"/>
-                <w:color w:val="ED7D31" w:themeColor="accent2"/>
+                <w:color w:val="FF0000"/>
                 <w:spacing w:val="7"/>
                 <w:sz w:val="21"/>
                 <w:szCs w:val="21"/>
-                <w:vertAlign w:val="baseline"/>
-                <w:lang w:val="en-US" w:eastAsia="zh-CN"/>
-                <w14:textFill>
-                  <w14:solidFill>
-                    <w14:schemeClr w14:val="accent2"/>
-                  </w14:solidFill>
-                </w14:textFill>
-              </w:rPr>
-            </w:pPr>
-            <w:r>
-              <w:rPr>
-                <w:rFonts w:hint="eastAsia" w:ascii="华文中宋" w:hAnsi="华文中宋" w:eastAsia="华文中宋" w:cs="华文中宋"/>
-                <w:b/>
-                <w:bCs/>
-                <w:i w:val="0"/>
-                <w:caps w:val="0"/>
-                <w:color w:val="EA82F1"/>
-                <w:spacing w:val="7"/>
-                <w:sz w:val="21"/>
-                <w:szCs w:val="21"/>
-                <w:lang w:val="en-US" w:eastAsia="zh-CN"/>
-              </w:rPr>
-              <w:t>创建</w:t>
-            </w:r>
-            <w:r>
-              <w:rPr>
-                <w:rFonts w:hint="eastAsia" w:cs="华文中宋"/>
-                <w:b/>
-                <w:bCs/>
-                <w:i w:val="0"/>
-                <w:caps w:val="0"/>
-                <w:color w:val="EA82F1"/>
-                <w:spacing w:val="7"/>
-                <w:sz w:val="21"/>
-                <w:szCs w:val="21"/>
-                <w:lang w:val="en-US" w:eastAsia="zh-CN"/>
-              </w:rPr>
-              <w:t xml:space="preserve"> </w:t>
-            </w:r>
-            <w:r>
-              <w:rPr>
-                <w:rFonts w:hint="eastAsia" w:ascii="华文中宋" w:hAnsi="华文中宋" w:eastAsia="华文中宋" w:cs="华文中宋"/>
-                <w:b/>
-                <w:bCs/>
-                <w:i w:val="0"/>
-                <w:caps w:val="0"/>
-                <w:color w:val="ED7D31" w:themeColor="accent2"/>
-                <w:spacing w:val="7"/>
-                <w:sz w:val="21"/>
-                <w:szCs w:val="21"/>
-                <w:lang w:val="en-US" w:eastAsia="zh-CN"/>
-                <w14:textFill>
-                  <w14:solidFill>
-                    <w14:schemeClr w14:val="accent2"/>
-                  </w14:solidFill>
-                </w14:textFill>
-              </w:rPr>
-              <w:t>(若已存在则报错)</w:t>
-            </w:r>
-          </w:p>
-        </w:tc>
-        <w:tc>
-          <w:tcPr>
-            <w:tcW w:w="0" w:type="auto"/>
-            <w:vMerge w:val="restart"/>
-            <w:vAlign w:val="center"/>
-          </w:tcPr>
-          <w:p>
-            <w:pPr>
-              <w:numPr>
-                <w:ilvl w:val="0"/>
-                <w:numId w:val="0"/>
-              </w:numPr>
-              <w:outlineLvl w:val="9"/>
-              <w:rPr>
-                <w:rFonts w:hint="eastAsia" w:ascii="华文中宋" w:hAnsi="华文中宋" w:eastAsia="华文中宋" w:cs="华文中宋"/>
-                <w:b/>
-                <w:bCs/>
-                <w:i w:val="0"/>
-                <w:caps w:val="0"/>
-                <w:color w:val="ED7D31" w:themeColor="accent2"/>
-                <w:spacing w:val="7"/>
-                <w:sz w:val="21"/>
-                <w:szCs w:val="21"/>
-                <w:lang w:val="en-US" w:eastAsia="zh-CN"/>
-                <w14:textFill>
-                  <w14:solidFill>
-                    <w14:schemeClr w14:val="accent2"/>
-                  </w14:solidFill>
-                </w14:textFill>
-              </w:rPr>
-            </w:pPr>
-            <w:r>
-              <w:rPr>
-                <w:rFonts w:hint="eastAsia" w:ascii="华文中宋" w:hAnsi="华文中宋" w:eastAsia="华文中宋" w:cs="华文中宋"/>
-                <w:b/>
-                <w:bCs/>
-                <w:i w:val="0"/>
-                <w:caps w:val="0"/>
-                <w:color w:val="EA82F1"/>
-                <w:spacing w:val="7"/>
-                <w:sz w:val="21"/>
-                <w:szCs w:val="21"/>
-                <w:lang w:val="en-US" w:eastAsia="zh-CN"/>
-              </w:rPr>
-              <w:t>单层目录</w:t>
-            </w:r>
-          </w:p>
-        </w:tc>
-      </w:tr>
-      <w:tr>
-        <w:tblPrEx>
-          <w:tblBorders>
-            <w:top w:val="single" w:color="auto" w:sz="4" w:space="0"/>
-            <w:left w:val="single" w:color="auto" w:sz="4" w:space="0"/>
-            <w:bottom w:val="single" w:color="auto" w:sz="4" w:space="0"/>
-            <w:right w:val="single" w:color="auto" w:sz="4" w:space="0"/>
-            <w:insideH w:val="single" w:color="auto" w:sz="4" w:space="0"/>
-            <w:insideV w:val="single" w:color="auto" w:sz="4" w:space="0"/>
-          </w:tblBorders>
-          <w:tblCellMar>
-            <w:top w:w="0" w:type="dxa"/>
-            <w:left w:w="108" w:type="dxa"/>
-            <w:bottom w:w="0" w:type="dxa"/>
-            <w:right w:w="108" w:type="dxa"/>
-          </w:tblCellMar>
-        </w:tblPrEx>
-        <w:tc>
-          <w:tcPr>
-            <w:tcW w:w="0" w:type="auto"/>
-            <w:vAlign w:val="center"/>
-          </w:tcPr>
-          <w:p>
-            <w:pPr>
-              <w:numPr>
-                <w:ilvl w:val="0"/>
-                <w:numId w:val="0"/>
-              </w:numPr>
-              <w:outlineLvl w:val="9"/>
-              <w:rPr>
-                <w:rFonts w:hint="eastAsia" w:ascii="华文中宋" w:hAnsi="华文中宋" w:eastAsia="华文中宋" w:cs="华文中宋"/>
-                <w:b/>
-                <w:bCs/>
-                <w:i w:val="0"/>
-                <w:caps w:val="0"/>
-                <w:color w:val="ED7D31" w:themeColor="accent2"/>
-                <w:spacing w:val="7"/>
-                <w:sz w:val="21"/>
-                <w:szCs w:val="21"/>
-                <w:vertAlign w:val="baseline"/>
-                <w:lang w:val="en-US" w:eastAsia="zh-CN"/>
-                <w14:textFill>
-                  <w14:solidFill>
-                    <w14:schemeClr w14:val="accent2"/>
-                  </w14:solidFill>
-                </w14:textFill>
-              </w:rPr>
-            </w:pPr>
-            <w:r>
-              <w:rPr>
-                <w:rFonts w:hint="eastAsia" w:ascii="华文中宋" w:hAnsi="华文中宋" w:eastAsia="华文中宋" w:cs="华文中宋"/>
-                <w:b/>
-                <w:bCs/>
-                <w:i w:val="0"/>
-                <w:caps w:val="0"/>
-                <w:color w:val="FF0000"/>
-                <w:spacing w:val="7"/>
-                <w:sz w:val="21"/>
-                <w:szCs w:val="21"/>
-                <w:lang w:val="en-US" w:eastAsia="zh-CN"/>
-              </w:rPr>
-              <w:t>rmdir(</w:t>
-            </w:r>
-            <w:r>
-              <w:rPr>
-                <w:rFonts w:hint="eastAsia" w:cs="华文中宋"/>
-                <w:b/>
-                <w:bCs/>
-                <w:i w:val="0"/>
-                <w:caps w:val="0"/>
-                <w:color w:val="FF0000"/>
-                <w:spacing w:val="7"/>
-                <w:sz w:val="21"/>
-                <w:szCs w:val="21"/>
-                <w:lang w:val="en-US" w:eastAsia="zh-CN"/>
-              </w:rPr>
-              <w:t>folder</w:t>
-            </w:r>
-            <w:r>
-              <w:rPr>
-                <w:rFonts w:hint="eastAsia" w:ascii="华文中宋" w:hAnsi="华文中宋" w:eastAsia="华文中宋" w:cs="华文中宋"/>
-                <w:b/>
-                <w:bCs/>
-                <w:i w:val="0"/>
-                <w:caps w:val="0"/>
-                <w:color w:val="FF0000"/>
-                <w:spacing w:val="7"/>
-                <w:sz w:val="21"/>
-                <w:szCs w:val="21"/>
-                <w:lang w:val="en-US" w:eastAsia="zh-CN"/>
-              </w:rPr>
-              <w:t>)</w:t>
-            </w:r>
-          </w:p>
-        </w:tc>
-        <w:tc>
-          <w:tcPr>
-            <w:tcW w:w="0" w:type="auto"/>
-            <w:vAlign w:val="center"/>
-          </w:tcPr>
-          <w:p>
-            <w:pPr>
-              <w:numPr>
-                <w:ilvl w:val="0"/>
-                <w:numId w:val="0"/>
-              </w:numPr>
-              <w:outlineLvl w:val="9"/>
-              <w:rPr>
-                <w:rFonts w:hint="eastAsia" w:ascii="华文中宋" w:hAnsi="华文中宋" w:eastAsia="华文中宋" w:cs="华文中宋"/>
-                <w:b/>
-                <w:bCs/>
-                <w:i w:val="0"/>
-                <w:caps w:val="0"/>
-                <w:color w:val="ED7D31" w:themeColor="accent2"/>
-                <w:spacing w:val="7"/>
-                <w:sz w:val="21"/>
-                <w:szCs w:val="21"/>
-                <w:vertAlign w:val="baseline"/>
-                <w:lang w:val="en-US" w:eastAsia="zh-CN"/>
-                <w14:textFill>
-                  <w14:solidFill>
-                    <w14:schemeClr w14:val="accent2"/>
-                  </w14:solidFill>
-                </w14:textFill>
-              </w:rPr>
-            </w:pPr>
-            <w:r>
-              <w:rPr>
-                <w:rFonts w:hint="eastAsia" w:ascii="华文中宋" w:hAnsi="华文中宋" w:eastAsia="华文中宋" w:cs="华文中宋"/>
-                <w:b/>
-                <w:bCs/>
-                <w:i w:val="0"/>
-                <w:caps w:val="0"/>
-                <w:color w:val="EA82F1"/>
-                <w:spacing w:val="7"/>
-                <w:sz w:val="21"/>
-                <w:szCs w:val="21"/>
-                <w:lang w:val="en-US" w:eastAsia="zh-CN"/>
-              </w:rPr>
-              <w:t>删除</w:t>
-            </w:r>
-            <w:r>
-              <w:rPr>
-                <w:rFonts w:hint="eastAsia" w:cs="华文中宋"/>
-                <w:b/>
-                <w:bCs/>
-                <w:i w:val="0"/>
-                <w:caps w:val="0"/>
-                <w:color w:val="EA82F1"/>
-                <w:spacing w:val="7"/>
-                <w:sz w:val="21"/>
-                <w:szCs w:val="21"/>
-                <w:lang w:val="en-US" w:eastAsia="zh-CN"/>
-              </w:rPr>
-              <w:t xml:space="preserve"> </w:t>
-            </w:r>
-            <w:r>
-              <w:rPr>
-                <w:rFonts w:hint="eastAsia" w:ascii="华文中宋" w:hAnsi="华文中宋" w:eastAsia="华文中宋" w:cs="华文中宋"/>
-                <w:b/>
-                <w:bCs/>
-                <w:i w:val="0"/>
-                <w:caps w:val="0"/>
-                <w:color w:val="ED7D31" w:themeColor="accent2"/>
-                <w:spacing w:val="7"/>
-                <w:sz w:val="21"/>
-                <w:szCs w:val="21"/>
-                <w:lang w:val="en-US" w:eastAsia="zh-CN"/>
-                <w14:textFill>
-                  <w14:solidFill>
-                    <w14:schemeClr w14:val="accent2"/>
-                  </w14:solidFill>
-                </w14:textFill>
-              </w:rPr>
-              <w:t>(目录非空则报错)</w:t>
-            </w:r>
-          </w:p>
-        </w:tc>
-        <w:tc>
-          <w:tcPr>
-            <w:tcW w:w="0" w:type="auto"/>
-            <w:vMerge w:val="continue"/>
-            <w:vAlign w:val="center"/>
-          </w:tcPr>
-          <w:p>
-            <w:pPr>
-              <w:numPr>
-                <w:ilvl w:val="0"/>
-                <w:numId w:val="0"/>
-              </w:numPr>
-              <w:outlineLvl w:val="9"/>
-              <w:rPr>
-                <w:rFonts w:hint="eastAsia" w:ascii="华文中宋" w:hAnsi="华文中宋" w:eastAsia="华文中宋" w:cs="华文中宋"/>
-                <w:b/>
-                <w:bCs/>
-                <w:i w:val="0"/>
-                <w:caps w:val="0"/>
-                <w:color w:val="ED7D31" w:themeColor="accent2"/>
-                <w:spacing w:val="7"/>
-                <w:sz w:val="21"/>
-                <w:szCs w:val="21"/>
-                <w:lang w:val="en-US" w:eastAsia="zh-CN"/>
-                <w14:textFill>
-                  <w14:solidFill>
-                    <w14:schemeClr w14:val="accent2"/>
-                  </w14:solidFill>
-                </w14:textFill>
-              </w:rPr>
-            </w:pPr>
-          </w:p>
-        </w:tc>
-      </w:tr>
-      <w:tr>
-        <w:tblPrEx>
-          <w:tblBorders>
-            <w:top w:val="single" w:color="auto" w:sz="4" w:space="0"/>
-            <w:left w:val="single" w:color="auto" w:sz="4" w:space="0"/>
-            <w:bottom w:val="single" w:color="auto" w:sz="4" w:space="0"/>
-            <w:right w:val="single" w:color="auto" w:sz="4" w:space="0"/>
-            <w:insideH w:val="single" w:color="auto" w:sz="4" w:space="0"/>
-            <w:insideV w:val="single" w:color="auto" w:sz="4" w:space="0"/>
-          </w:tblBorders>
-          <w:tblCellMar>
-            <w:top w:w="0" w:type="dxa"/>
-            <w:left w:w="108" w:type="dxa"/>
-            <w:bottom w:w="0" w:type="dxa"/>
-            <w:right w:w="108" w:type="dxa"/>
-          </w:tblCellMar>
-        </w:tblPrEx>
-        <w:tc>
-          <w:tcPr>
-            <w:tcW w:w="0" w:type="auto"/>
-            <w:vAlign w:val="center"/>
-          </w:tcPr>
-          <w:p>
-            <w:pPr>
-              <w:numPr>
-                <w:ilvl w:val="0"/>
-                <w:numId w:val="0"/>
-              </w:numPr>
-              <w:outlineLvl w:val="9"/>
-              <w:rPr>
-                <w:rFonts w:hint="eastAsia" w:ascii="华文中宋" w:hAnsi="华文中宋" w:eastAsia="华文中宋" w:cs="华文中宋"/>
-                <w:b/>
-                <w:bCs/>
-                <w:i w:val="0"/>
-                <w:caps w:val="0"/>
-                <w:color w:val="ED7D31" w:themeColor="accent2"/>
-                <w:spacing w:val="7"/>
-                <w:sz w:val="21"/>
-                <w:szCs w:val="21"/>
-                <w:vertAlign w:val="baseline"/>
-                <w:lang w:val="en-US" w:eastAsia="zh-CN"/>
-                <w14:textFill>
-                  <w14:solidFill>
-                    <w14:schemeClr w14:val="accent2"/>
-                  </w14:solidFill>
-                </w14:textFill>
-              </w:rPr>
-            </w:pPr>
-            <w:r>
-              <w:rPr>
-                <w:rFonts w:hint="eastAsia" w:ascii="华文中宋" w:hAnsi="华文中宋" w:eastAsia="华文中宋" w:cs="华文中宋"/>
-                <w:b/>
-                <w:bCs/>
-                <w:i w:val="0"/>
-                <w:caps w:val="0"/>
-                <w:color w:val="FF0000"/>
-                <w:spacing w:val="7"/>
-                <w:sz w:val="21"/>
-                <w:szCs w:val="21"/>
-                <w:lang w:val="en-US" w:eastAsia="zh-CN"/>
-              </w:rPr>
-              <w:t>remove(</w:t>
-            </w:r>
-            <w:r>
-              <w:rPr>
-                <w:rFonts w:hint="eastAsia" w:cs="华文中宋"/>
-                <w:b/>
-                <w:bCs/>
-                <w:i w:val="0"/>
-                <w:caps w:val="0"/>
-                <w:color w:val="FF0000"/>
-                <w:spacing w:val="7"/>
-                <w:sz w:val="21"/>
-                <w:szCs w:val="21"/>
-                <w:lang w:val="en-US" w:eastAsia="zh-CN"/>
-              </w:rPr>
-              <w:t>file</w:t>
-            </w:r>
-            <w:r>
-              <w:rPr>
-                <w:rFonts w:hint="eastAsia" w:ascii="华文中宋" w:hAnsi="华文中宋" w:eastAsia="华文中宋" w:cs="华文中宋"/>
-                <w:b/>
-                <w:bCs/>
-                <w:i w:val="0"/>
-                <w:caps w:val="0"/>
-                <w:color w:val="FF0000"/>
-                <w:spacing w:val="7"/>
-                <w:sz w:val="21"/>
-                <w:szCs w:val="21"/>
-                <w:lang w:val="en-US" w:eastAsia="zh-CN"/>
-              </w:rPr>
-              <w:t>)</w:t>
-            </w:r>
-          </w:p>
-        </w:tc>
-        <w:tc>
-          <w:tcPr>
-            <w:tcW w:w="0" w:type="auto"/>
-            <w:gridSpan w:val="2"/>
-            <w:vAlign w:val="center"/>
-          </w:tcPr>
-          <w:p>
-            <w:pPr>
-              <w:numPr>
-                <w:ilvl w:val="0"/>
-                <w:numId w:val="0"/>
-              </w:numPr>
-              <w:outlineLvl w:val="9"/>
-              <w:rPr>
-                <w:rFonts w:hint="eastAsia" w:ascii="华文中宋" w:hAnsi="华文中宋" w:eastAsia="华文中宋" w:cs="华文中宋"/>
-                <w:b/>
-                <w:bCs/>
-                <w:i w:val="0"/>
-                <w:caps w:val="0"/>
-                <w:color w:val="ED7D31" w:themeColor="accent2"/>
-                <w:spacing w:val="7"/>
-                <w:sz w:val="21"/>
-                <w:szCs w:val="21"/>
-                <w:vertAlign w:val="baseline"/>
-                <w:lang w:val="en-US" w:eastAsia="zh-CN"/>
-                <w14:textFill>
-                  <w14:solidFill>
-                    <w14:schemeClr w14:val="accent2"/>
-                  </w14:solidFill>
-                </w14:textFill>
-              </w:rPr>
-            </w:pPr>
-            <w:r>
-              <w:rPr>
-                <w:rFonts w:hint="eastAsia" w:ascii="华文中宋" w:hAnsi="华文中宋" w:eastAsia="华文中宋" w:cs="华文中宋"/>
-                <w:b/>
-                <w:bCs/>
-                <w:i w:val="0"/>
-                <w:caps w:val="0"/>
-                <w:color w:val="EA82F1"/>
-                <w:spacing w:val="7"/>
-                <w:sz w:val="21"/>
-                <w:szCs w:val="21"/>
-                <w:lang w:val="en-US" w:eastAsia="zh-CN"/>
-              </w:rPr>
-              <w:t>删除文件</w:t>
-            </w:r>
-          </w:p>
-        </w:tc>
-      </w:tr>
-      <w:tr>
-        <w:tblPrEx>
-          <w:tblBorders>
-            <w:top w:val="single" w:color="auto" w:sz="4" w:space="0"/>
-            <w:left w:val="single" w:color="auto" w:sz="4" w:space="0"/>
-            <w:bottom w:val="single" w:color="auto" w:sz="4" w:space="0"/>
-            <w:right w:val="single" w:color="auto" w:sz="4" w:space="0"/>
-            <w:insideH w:val="single" w:color="auto" w:sz="4" w:space="0"/>
-            <w:insideV w:val="single" w:color="auto" w:sz="4" w:space="0"/>
-          </w:tblBorders>
-        </w:tblPrEx>
-        <w:tc>
-          <w:tcPr>
-            <w:tcW w:w="0" w:type="auto"/>
-            <w:vAlign w:val="center"/>
-          </w:tcPr>
-          <w:p>
-            <w:pPr>
-              <w:numPr>
-                <w:ilvl w:val="0"/>
-                <w:numId w:val="0"/>
-              </w:numPr>
-              <w:outlineLvl w:val="9"/>
-              <w:rPr>
-                <w:rFonts w:hint="eastAsia" w:ascii="华文中宋" w:hAnsi="华文中宋" w:eastAsia="华文中宋" w:cs="华文中宋"/>
-                <w:b/>
-                <w:bCs/>
-                <w:i w:val="0"/>
-                <w:caps w:val="0"/>
-                <w:color w:val="ED7D31" w:themeColor="accent2"/>
-                <w:spacing w:val="7"/>
-                <w:sz w:val="21"/>
-                <w:szCs w:val="21"/>
-                <w:vertAlign w:val="baseline"/>
-                <w:lang w:val="en-US" w:eastAsia="zh-CN"/>
-                <w14:textFill>
-                  <w14:solidFill>
-                    <w14:schemeClr w14:val="accent2"/>
-                  </w14:solidFill>
-                </w14:textFill>
-              </w:rPr>
-            </w:pPr>
-            <w:r>
-              <w:rPr>
-                <w:rFonts w:hint="eastAsia" w:ascii="华文中宋" w:hAnsi="华文中宋" w:eastAsia="华文中宋" w:cs="华文中宋"/>
-                <w:b/>
-                <w:bCs/>
-                <w:i w:val="0"/>
-                <w:caps w:val="0"/>
-                <w:color w:val="FF0000"/>
-                <w:spacing w:val="7"/>
-                <w:sz w:val="21"/>
-                <w:szCs w:val="21"/>
-                <w:lang w:val="en-US" w:eastAsia="zh-CN"/>
-              </w:rPr>
-              <w:t>makedirs(</w:t>
-            </w:r>
-            <w:r>
-              <w:rPr>
-                <w:rFonts w:hint="eastAsia" w:cs="华文中宋"/>
-                <w:b/>
-                <w:bCs/>
-                <w:i w:val="0"/>
-                <w:caps w:val="0"/>
-                <w:color w:val="FF0000"/>
-                <w:spacing w:val="7"/>
-                <w:sz w:val="21"/>
-                <w:szCs w:val="21"/>
-                <w:lang w:val="en-US" w:eastAsia="zh-CN"/>
-              </w:rPr>
-              <w:t>path</w:t>
-            </w:r>
-            <w:r>
-              <w:rPr>
-                <w:rFonts w:hint="eastAsia" w:ascii="华文中宋" w:hAnsi="华文中宋" w:eastAsia="华文中宋" w:cs="华文中宋"/>
-                <w:b/>
-                <w:bCs/>
-                <w:i w:val="0"/>
-                <w:caps w:val="0"/>
-                <w:color w:val="FF0000"/>
-                <w:spacing w:val="7"/>
-                <w:sz w:val="21"/>
-                <w:szCs w:val="21"/>
-                <w:lang w:val="en-US" w:eastAsia="zh-CN"/>
-              </w:rPr>
-              <w:t>)</w:t>
-            </w:r>
-          </w:p>
-        </w:tc>
-        <w:tc>
-          <w:tcPr>
-            <w:tcW w:w="0" w:type="auto"/>
-            <w:vAlign w:val="center"/>
-          </w:tcPr>
-          <w:p>
-            <w:pPr>
-              <w:numPr>
-                <w:ilvl w:val="0"/>
-                <w:numId w:val="0"/>
-              </w:numPr>
-              <w:outlineLvl w:val="9"/>
-              <w:rPr>
-                <w:rFonts w:hint="eastAsia" w:ascii="华文中宋" w:hAnsi="华文中宋" w:eastAsia="华文中宋" w:cs="华文中宋"/>
-                <w:b/>
-                <w:bCs/>
-                <w:i w:val="0"/>
-                <w:caps w:val="0"/>
-                <w:color w:val="ED7D31" w:themeColor="accent2"/>
-                <w:spacing w:val="7"/>
-                <w:sz w:val="21"/>
-                <w:szCs w:val="21"/>
-                <w:vertAlign w:val="baseline"/>
-                <w:lang w:val="en-US" w:eastAsia="zh-CN"/>
-                <w14:textFill>
-                  <w14:solidFill>
-                    <w14:schemeClr w14:val="accent2"/>
-                  </w14:solidFill>
-                </w14:textFill>
-              </w:rPr>
-            </w:pPr>
-            <w:r>
-              <w:rPr>
-                <w:rFonts w:hint="eastAsia" w:ascii="华文中宋" w:hAnsi="华文中宋" w:eastAsia="华文中宋" w:cs="华文中宋"/>
-                <w:b/>
-                <w:bCs/>
-                <w:i w:val="0"/>
-                <w:caps w:val="0"/>
-                <w:color w:val="EA82F1"/>
-                <w:spacing w:val="7"/>
-                <w:sz w:val="21"/>
-                <w:szCs w:val="21"/>
-                <w:lang w:val="en-US" w:eastAsia="zh-CN"/>
-              </w:rPr>
-              <w:t>创建</w:t>
-            </w:r>
-            <w:r>
-              <w:rPr>
-                <w:rFonts w:hint="eastAsia" w:cs="华文中宋"/>
-                <w:b/>
-                <w:bCs/>
-                <w:i w:val="0"/>
-                <w:caps w:val="0"/>
-                <w:color w:val="EA82F1"/>
-                <w:spacing w:val="7"/>
-                <w:sz w:val="21"/>
-                <w:szCs w:val="21"/>
-                <w:lang w:val="en-US" w:eastAsia="zh-CN"/>
-              </w:rPr>
-              <w:t xml:space="preserve"> </w:t>
-            </w:r>
-            <w:r>
-              <w:rPr>
-                <w:rFonts w:hint="eastAsia" w:ascii="华文中宋" w:hAnsi="华文中宋" w:eastAsia="华文中宋" w:cs="华文中宋"/>
-                <w:b/>
-                <w:bCs/>
-                <w:i w:val="0"/>
-                <w:caps w:val="0"/>
-                <w:color w:val="ED7D31" w:themeColor="accent2"/>
-                <w:spacing w:val="7"/>
-                <w:sz w:val="21"/>
-                <w:szCs w:val="21"/>
-                <w:lang w:val="en-US" w:eastAsia="zh-CN"/>
-                <w14:textFill>
-                  <w14:solidFill>
-                    <w14:schemeClr w14:val="accent2"/>
-                  </w14:solidFill>
-                </w14:textFill>
-              </w:rPr>
-              <w:t>(若已存在则报错)</w:t>
-            </w:r>
-          </w:p>
-        </w:tc>
-        <w:tc>
-          <w:tcPr>
-            <w:tcW w:w="0" w:type="auto"/>
-            <w:vMerge w:val="restart"/>
-            <w:vAlign w:val="center"/>
-          </w:tcPr>
-          <w:p>
-            <w:pPr>
-              <w:numPr>
-                <w:ilvl w:val="0"/>
-                <w:numId w:val="0"/>
-              </w:numPr>
-              <w:outlineLvl w:val="9"/>
-              <w:rPr>
-                <w:rFonts w:hint="eastAsia" w:ascii="华文中宋" w:hAnsi="华文中宋" w:eastAsia="华文中宋" w:cs="华文中宋"/>
-                <w:b/>
-                <w:bCs/>
-                <w:i w:val="0"/>
-                <w:caps w:val="0"/>
-                <w:color w:val="ED7D31" w:themeColor="accent2"/>
-                <w:spacing w:val="7"/>
-                <w:sz w:val="21"/>
-                <w:szCs w:val="21"/>
-                <w:lang w:val="en-US" w:eastAsia="zh-CN"/>
-                <w14:textFill>
-                  <w14:solidFill>
-                    <w14:schemeClr w14:val="accent2"/>
-                  </w14:solidFill>
-                </w14:textFill>
-              </w:rPr>
-            </w:pPr>
-            <w:r>
-              <w:rPr>
-                <w:rFonts w:hint="eastAsia" w:ascii="华文中宋" w:hAnsi="华文中宋" w:eastAsia="华文中宋" w:cs="华文中宋"/>
-                <w:b/>
-                <w:bCs/>
-                <w:i w:val="0"/>
-                <w:caps w:val="0"/>
-                <w:color w:val="EA82F1"/>
-                <w:spacing w:val="7"/>
-                <w:sz w:val="21"/>
-                <w:szCs w:val="21"/>
-                <w:lang w:val="en-US" w:eastAsia="zh-CN"/>
-              </w:rPr>
-              <w:t>多层目录</w:t>
-            </w:r>
-          </w:p>
-        </w:tc>
-      </w:tr>
-      <w:tr>
-        <w:tblPrEx>
-          <w:tblBorders>
-            <w:top w:val="single" w:color="auto" w:sz="4" w:space="0"/>
-            <w:left w:val="single" w:color="auto" w:sz="4" w:space="0"/>
-            <w:bottom w:val="single" w:color="auto" w:sz="4" w:space="0"/>
-            <w:right w:val="single" w:color="auto" w:sz="4" w:space="0"/>
-            <w:insideH w:val="single" w:color="auto" w:sz="4" w:space="0"/>
-            <w:insideV w:val="single" w:color="auto" w:sz="4" w:space="0"/>
-          </w:tblBorders>
-          <w:tblCellMar>
-            <w:top w:w="0" w:type="dxa"/>
-            <w:left w:w="108" w:type="dxa"/>
-            <w:bottom w:w="0" w:type="dxa"/>
-            <w:right w:w="108" w:type="dxa"/>
-          </w:tblCellMar>
-        </w:tblPrEx>
-        <w:tc>
-          <w:tcPr>
-            <w:tcW w:w="0" w:type="auto"/>
-            <w:vAlign w:val="center"/>
-          </w:tcPr>
-          <w:p>
-            <w:pPr>
-              <w:numPr>
-                <w:ilvl w:val="0"/>
-                <w:numId w:val="0"/>
-              </w:numPr>
-              <w:outlineLvl w:val="9"/>
-              <w:rPr>
-                <w:rFonts w:hint="eastAsia" w:ascii="华文中宋" w:hAnsi="华文中宋" w:eastAsia="华文中宋" w:cs="华文中宋"/>
-                <w:b/>
-                <w:bCs/>
-                <w:i w:val="0"/>
-                <w:caps w:val="0"/>
-                <w:color w:val="FF0000"/>
-                <w:spacing w:val="7"/>
-                <w:sz w:val="21"/>
-                <w:szCs w:val="21"/>
-                <w:lang w:val="en-US" w:eastAsia="zh-CN"/>
-              </w:rPr>
-            </w:pPr>
-            <w:r>
-              <w:rPr>
-                <w:rFonts w:hint="eastAsia" w:ascii="华文中宋" w:hAnsi="华文中宋" w:eastAsia="华文中宋" w:cs="华文中宋"/>
-                <w:b/>
-                <w:bCs/>
-                <w:i w:val="0"/>
-                <w:caps w:val="0"/>
-                <w:color w:val="FF0000"/>
-                <w:spacing w:val="7"/>
-                <w:sz w:val="21"/>
-                <w:szCs w:val="21"/>
-                <w:lang w:val="en-US" w:eastAsia="zh-CN"/>
-              </w:rPr>
-              <w:t>removedirs(</w:t>
-            </w:r>
-            <w:r>
-              <w:rPr>
-                <w:rFonts w:hint="eastAsia" w:cs="华文中宋"/>
-                <w:b/>
-                <w:bCs/>
-                <w:i w:val="0"/>
-                <w:caps w:val="0"/>
-                <w:color w:val="FF0000"/>
-                <w:spacing w:val="7"/>
-                <w:sz w:val="21"/>
-                <w:szCs w:val="21"/>
-                <w:lang w:val="en-US" w:eastAsia="zh-CN"/>
-              </w:rPr>
-              <w:t>path</w:t>
-            </w:r>
-            <w:r>
-              <w:rPr>
-                <w:rFonts w:hint="eastAsia" w:ascii="华文中宋" w:hAnsi="华文中宋" w:eastAsia="华文中宋" w:cs="华文中宋"/>
-                <w:b/>
-                <w:bCs/>
-                <w:i w:val="0"/>
-                <w:caps w:val="0"/>
-                <w:color w:val="FF0000"/>
-                <w:spacing w:val="7"/>
-                <w:sz w:val="21"/>
-                <w:szCs w:val="21"/>
-                <w:lang w:val="en-US" w:eastAsia="zh-CN"/>
-              </w:rPr>
-              <w:t>)</w:t>
-            </w:r>
-          </w:p>
-        </w:tc>
-        <w:tc>
-          <w:tcPr>
-            <w:tcW w:w="0" w:type="auto"/>
-            <w:vAlign w:val="center"/>
-          </w:tcPr>
-          <w:p>
-            <w:pPr>
-              <w:numPr>
-                <w:ilvl w:val="0"/>
-                <w:numId w:val="0"/>
-              </w:numPr>
-              <w:outlineLvl w:val="9"/>
-              <w:rPr>
-                <w:rFonts w:hint="eastAsia" w:ascii="华文中宋" w:hAnsi="华文中宋" w:eastAsia="华文中宋" w:cs="华文中宋"/>
-                <w:b/>
-                <w:bCs/>
-                <w:i w:val="0"/>
-                <w:caps w:val="0"/>
-                <w:color w:val="ED7D31" w:themeColor="accent2"/>
-                <w:spacing w:val="7"/>
-                <w:sz w:val="21"/>
-                <w:szCs w:val="21"/>
-                <w:vertAlign w:val="baseline"/>
-                <w:lang w:val="en-US" w:eastAsia="zh-CN"/>
-                <w14:textFill>
-                  <w14:solidFill>
-                    <w14:schemeClr w14:val="accent2"/>
-                  </w14:solidFill>
-                </w14:textFill>
-              </w:rPr>
-            </w:pPr>
-            <w:r>
-              <w:rPr>
-                <w:rFonts w:hint="eastAsia" w:ascii="华文中宋" w:hAnsi="华文中宋" w:eastAsia="华文中宋" w:cs="华文中宋"/>
-                <w:b/>
-                <w:bCs/>
-                <w:i w:val="0"/>
-                <w:caps w:val="0"/>
-                <w:color w:val="EA82F1"/>
-                <w:spacing w:val="7"/>
-                <w:sz w:val="21"/>
-                <w:szCs w:val="21"/>
-                <w:lang w:val="en-US" w:eastAsia="zh-CN"/>
-              </w:rPr>
-              <w:t>删除</w:t>
-            </w:r>
-            <w:r>
-              <w:rPr>
-                <w:rFonts w:hint="eastAsia" w:cs="华文中宋"/>
-                <w:b/>
-                <w:bCs/>
-                <w:i w:val="0"/>
-                <w:caps w:val="0"/>
-                <w:color w:val="EA82F1"/>
-                <w:spacing w:val="7"/>
-                <w:sz w:val="21"/>
-                <w:szCs w:val="21"/>
-                <w:lang w:val="en-US" w:eastAsia="zh-CN"/>
-              </w:rPr>
-              <w:t xml:space="preserve"> </w:t>
-            </w:r>
-            <w:r>
-              <w:rPr>
-                <w:rFonts w:hint="eastAsia" w:ascii="华文中宋" w:hAnsi="华文中宋" w:eastAsia="华文中宋" w:cs="华文中宋"/>
-                <w:b/>
-                <w:bCs/>
-                <w:i w:val="0"/>
-                <w:caps w:val="0"/>
-                <w:color w:val="ED7D31" w:themeColor="accent2"/>
-                <w:spacing w:val="7"/>
-                <w:sz w:val="21"/>
-                <w:szCs w:val="21"/>
-                <w:lang w:val="en-US" w:eastAsia="zh-CN"/>
-                <w14:textFill>
-                  <w14:solidFill>
-                    <w14:schemeClr w14:val="accent2"/>
-                  </w14:solidFill>
-                </w14:textFill>
-              </w:rPr>
-              <w:t>(目录非空则报错)</w:t>
-            </w:r>
-          </w:p>
-        </w:tc>
-        <w:tc>
-          <w:tcPr>
-            <w:tcW w:w="0" w:type="auto"/>
-            <w:vMerge w:val="continue"/>
-            <w:vAlign w:val="center"/>
-          </w:tcPr>
-          <w:p>
-            <w:pPr>
-              <w:numPr>
-                <w:ilvl w:val="0"/>
-                <w:numId w:val="0"/>
-              </w:numPr>
-              <w:outlineLvl w:val="9"/>
-              <w:rPr>
-                <w:rFonts w:hint="eastAsia" w:ascii="华文中宋" w:hAnsi="华文中宋" w:eastAsia="华文中宋" w:cs="华文中宋"/>
-                <w:b/>
-                <w:bCs/>
-                <w:i w:val="0"/>
-                <w:caps w:val="0"/>
-                <w:color w:val="ED7D31" w:themeColor="accent2"/>
-                <w:spacing w:val="7"/>
-                <w:sz w:val="21"/>
-                <w:szCs w:val="21"/>
-                <w:lang w:val="en-US" w:eastAsia="zh-CN"/>
-                <w14:textFill>
-                  <w14:solidFill>
-                    <w14:schemeClr w14:val="accent2"/>
-                  </w14:solidFill>
-                </w14:textFill>
-              </w:rPr>
-            </w:pPr>
-          </w:p>
-        </w:tc>
-      </w:tr>
-      <w:tr>
-        <w:tblPrEx>
-          <w:tblBorders>
-            <w:top w:val="single" w:color="auto" w:sz="4" w:space="0"/>
-            <w:left w:val="single" w:color="auto" w:sz="4" w:space="0"/>
-            <w:bottom w:val="single" w:color="auto" w:sz="4" w:space="0"/>
-            <w:right w:val="single" w:color="auto" w:sz="4" w:space="0"/>
-            <w:insideH w:val="single" w:color="auto" w:sz="4" w:space="0"/>
-            <w:insideV w:val="single" w:color="auto" w:sz="4" w:space="0"/>
-          </w:tblBorders>
-          <w:tblCellMar>
-            <w:top w:w="0" w:type="dxa"/>
-            <w:left w:w="108" w:type="dxa"/>
-            <w:bottom w:w="0" w:type="dxa"/>
-            <w:right w:w="108" w:type="dxa"/>
-          </w:tblCellMar>
-        </w:tblPrEx>
-        <w:tc>
-          <w:tcPr>
-            <w:tcW w:w="0" w:type="auto"/>
-            <w:vAlign w:val="center"/>
-          </w:tcPr>
-          <w:p>
-            <w:pPr>
-              <w:numPr>
-                <w:ilvl w:val="0"/>
-                <w:numId w:val="0"/>
-              </w:numPr>
-              <w:outlineLvl w:val="9"/>
-              <w:rPr>
-                <w:rFonts w:hint="default" w:ascii="华文中宋" w:hAnsi="华文中宋" w:eastAsia="华文中宋" w:cs="华文中宋"/>
-                <w:b/>
-                <w:bCs/>
-                <w:i w:val="0"/>
-                <w:caps w:val="0"/>
-                <w:color w:val="FF0000"/>
-                <w:spacing w:val="7"/>
-                <w:sz w:val="21"/>
-                <w:szCs w:val="21"/>
-                <w:lang w:val="en-US" w:eastAsia="zh-CN"/>
-              </w:rPr>
-            </w:pPr>
-            <w:r>
-              <w:rPr>
-                <w:rFonts w:hint="eastAsia" w:ascii="华文中宋" w:hAnsi="华文中宋" w:eastAsia="华文中宋" w:cs="华文中宋"/>
-                <w:b/>
-                <w:bCs/>
-                <w:i w:val="0"/>
-                <w:caps w:val="0"/>
-                <w:color w:val="FF0000"/>
-                <w:spacing w:val="7"/>
-                <w:sz w:val="21"/>
-                <w:szCs w:val="21"/>
-                <w:lang w:val="en-US" w:eastAsia="zh-CN"/>
-              </w:rPr>
-              <w:t>rename(m,n)</w:t>
-            </w:r>
-          </w:p>
-        </w:tc>
-        <w:tc>
-          <w:tcPr>
-            <w:tcW w:w="0" w:type="auto"/>
-            <w:gridSpan w:val="2"/>
-            <w:vAlign w:val="center"/>
-          </w:tcPr>
-          <w:p>
-            <w:pPr>
-              <w:numPr>
-                <w:ilvl w:val="0"/>
-                <w:numId w:val="0"/>
-              </w:numPr>
-              <w:outlineLvl w:val="9"/>
-              <w:rPr>
-                <w:rFonts w:hint="eastAsia" w:ascii="华文中宋" w:hAnsi="华文中宋" w:eastAsia="华文中宋" w:cs="华文中宋"/>
-                <w:b/>
-                <w:bCs/>
-                <w:i w:val="0"/>
-                <w:caps w:val="0"/>
-                <w:color w:val="ED7D31" w:themeColor="accent2"/>
-                <w:spacing w:val="7"/>
-                <w:sz w:val="21"/>
-                <w:szCs w:val="21"/>
-                <w:lang w:val="en-US" w:eastAsia="zh-CN"/>
-                <w14:textFill>
-                  <w14:solidFill>
-                    <w14:schemeClr w14:val="accent2"/>
-                  </w14:solidFill>
-                </w14:textFill>
-              </w:rPr>
-            </w:pPr>
-            <w:r>
-              <w:rPr>
-                <w:rFonts w:hint="eastAsia" w:ascii="华文中宋" w:hAnsi="华文中宋" w:eastAsia="华文中宋" w:cs="华文中宋"/>
-                <w:b/>
-                <w:bCs/>
-                <w:i w:val="0"/>
-                <w:caps w:val="0"/>
-                <w:color w:val="ED7D31" w:themeColor="accent2"/>
-                <w:spacing w:val="7"/>
-                <w:sz w:val="21"/>
-                <w:szCs w:val="21"/>
-                <w:lang w:val="en-US" w:eastAsia="zh-CN"/>
-                <w14:textFill>
-                  <w14:solidFill>
-                    <w14:schemeClr w14:val="accent2"/>
-                  </w14:solidFill>
-                </w14:textFill>
-              </w:rPr>
-              <w:t>将文件m</w:t>
-            </w:r>
-            <w:r>
-              <w:rPr>
-                <w:rFonts w:hint="eastAsia" w:ascii="华文中宋" w:hAnsi="华文中宋" w:eastAsia="华文中宋" w:cs="华文中宋"/>
-                <w:b/>
-                <w:bCs/>
-                <w:i w:val="0"/>
-                <w:caps w:val="0"/>
-                <w:color w:val="EA82F1"/>
-                <w:spacing w:val="7"/>
-                <w:sz w:val="21"/>
-                <w:szCs w:val="21"/>
-                <w:lang w:val="en-US" w:eastAsia="zh-CN"/>
-              </w:rPr>
-              <w:t>重命名</w:t>
-            </w:r>
-            <w:r>
-              <w:rPr>
-                <w:rFonts w:hint="eastAsia" w:ascii="华文中宋" w:hAnsi="华文中宋" w:eastAsia="华文中宋" w:cs="华文中宋"/>
-                <w:b/>
-                <w:bCs/>
-                <w:i w:val="0"/>
-                <w:caps w:val="0"/>
-                <w:color w:val="ED7D31" w:themeColor="accent2"/>
-                <w:spacing w:val="7"/>
-                <w:sz w:val="21"/>
-                <w:szCs w:val="21"/>
-                <w:lang w:val="en-US" w:eastAsia="zh-CN"/>
-                <w14:textFill>
-                  <w14:solidFill>
-                    <w14:schemeClr w14:val="accent2"/>
-                  </w14:solidFill>
-                </w14:textFill>
-              </w:rPr>
-              <w:t>为n</w:t>
-            </w:r>
-          </w:p>
-        </w:tc>
-      </w:tr>
-      <w:tr>
-        <w:tblPrEx>
-          <w:tblBorders>
-            <w:top w:val="single" w:color="auto" w:sz="4" w:space="0"/>
-            <w:left w:val="single" w:color="auto" w:sz="4" w:space="0"/>
-            <w:bottom w:val="single" w:color="auto" w:sz="4" w:space="0"/>
-            <w:right w:val="single" w:color="auto" w:sz="4" w:space="0"/>
-            <w:insideH w:val="single" w:color="auto" w:sz="4" w:space="0"/>
-            <w:insideV w:val="single" w:color="auto" w:sz="4" w:space="0"/>
-          </w:tblBorders>
-          <w:tblCellMar>
-            <w:top w:w="0" w:type="dxa"/>
-            <w:left w:w="108" w:type="dxa"/>
-            <w:bottom w:w="0" w:type="dxa"/>
-            <w:right w:w="108" w:type="dxa"/>
-          </w:tblCellMar>
-        </w:tblPrEx>
-        <w:tc>
-          <w:tcPr>
-            <w:tcW w:w="0" w:type="auto"/>
-            <w:vAlign w:val="center"/>
-          </w:tcPr>
-          <w:p>
-            <w:pPr>
-              <w:numPr>
-                <w:ilvl w:val="0"/>
-                <w:numId w:val="0"/>
-              </w:numPr>
-              <w:outlineLvl w:val="9"/>
-              <w:rPr>
-                <w:rFonts w:hint="default" w:cs="华文中宋"/>
-                <w:b/>
-                <w:bCs/>
-                <w:i w:val="0"/>
-                <w:caps w:val="0"/>
-                <w:color w:val="FF0000"/>
-                <w:spacing w:val="7"/>
-                <w:sz w:val="21"/>
-                <w:szCs w:val="21"/>
-                <w:lang w:val="en-US" w:eastAsia="zh-CN"/>
-              </w:rPr>
-            </w:pPr>
-            <w:r>
-              <w:rPr>
-                <w:rFonts w:hint="eastAsia" w:cs="华文中宋"/>
-                <w:b/>
-                <w:bCs/>
-                <w:i w:val="0"/>
-                <w:caps w:val="0"/>
-                <w:color w:val="FF0000"/>
-                <w:spacing w:val="7"/>
-                <w:sz w:val="21"/>
-                <w:szCs w:val="21"/>
-                <w:lang w:val="en-US" w:eastAsia="zh-CN"/>
-              </w:rPr>
-              <w:t>system(cmd)</w:t>
-            </w:r>
-          </w:p>
-        </w:tc>
-        <w:tc>
-          <w:tcPr>
-            <w:tcW w:w="0" w:type="auto"/>
-            <w:gridSpan w:val="2"/>
-            <w:vAlign w:val="center"/>
-          </w:tcPr>
-          <w:p>
-            <w:pPr>
-              <w:numPr>
-                <w:ilvl w:val="0"/>
-                <w:numId w:val="0"/>
-              </w:numPr>
-              <w:outlineLvl w:val="9"/>
-              <w:rPr>
-                <w:rFonts w:hint="default" w:cs="华文中宋"/>
-                <w:b/>
-                <w:bCs/>
-                <w:i w:val="0"/>
-                <w:caps w:val="0"/>
-                <w:color w:val="ED7D31" w:themeColor="accent2"/>
-                <w:spacing w:val="7"/>
-                <w:sz w:val="21"/>
-                <w:szCs w:val="21"/>
-                <w:lang w:val="en-US" w:eastAsia="zh-CN"/>
-                <w14:textFill>
-                  <w14:solidFill>
-                    <w14:schemeClr w14:val="accent2"/>
-                  </w14:solidFill>
-                </w14:textFill>
-              </w:rPr>
-            </w:pPr>
-            <w:r>
-              <w:rPr>
-                <w:rFonts w:hint="eastAsia" w:cs="华文中宋"/>
-                <w:b/>
-                <w:bCs/>
-                <w:i w:val="0"/>
-                <w:caps w:val="0"/>
-                <w:color w:val="ED7D31" w:themeColor="accent2"/>
-                <w:spacing w:val="7"/>
-                <w:sz w:val="21"/>
-                <w:szCs w:val="21"/>
-                <w:lang w:val="en-US" w:eastAsia="zh-CN"/>
-                <w14:textFill>
-                  <w14:solidFill>
-                    <w14:schemeClr w14:val="accent2"/>
-                  </w14:solidFill>
-                </w14:textFill>
-              </w:rPr>
-              <w:t>输入</w:t>
-            </w:r>
-            <w:r>
-              <w:rPr>
-                <w:rFonts w:hint="eastAsia" w:cs="华文中宋"/>
-                <w:b/>
-                <w:bCs/>
-                <w:i w:val="0"/>
-                <w:caps w:val="0"/>
-                <w:color w:val="EA82F1"/>
-                <w:spacing w:val="7"/>
-                <w:sz w:val="21"/>
-                <w:szCs w:val="21"/>
-                <w:lang w:val="en-US" w:eastAsia="zh-CN"/>
-              </w:rPr>
-              <w:t>命令</w:t>
-            </w:r>
-            <w:r>
-              <w:rPr>
-                <w:rFonts w:hint="eastAsia" w:cs="华文中宋"/>
-                <w:b/>
-                <w:bCs/>
-                <w:i w:val="0"/>
-                <w:caps w:val="0"/>
-                <w:color w:val="ED7D31" w:themeColor="accent2"/>
-                <w:spacing w:val="7"/>
-                <w:sz w:val="21"/>
-                <w:szCs w:val="21"/>
-                <w:lang w:val="en-US" w:eastAsia="zh-CN"/>
-                <w14:textFill>
-                  <w14:solidFill>
-                    <w14:schemeClr w14:val="accent2"/>
-                  </w14:solidFill>
-                </w14:textFill>
-              </w:rPr>
-              <w:t>，输出</w:t>
-            </w:r>
-            <w:r>
-              <w:rPr>
-                <w:rFonts w:hint="eastAsia" w:cs="华文中宋"/>
-                <w:b/>
-                <w:bCs/>
-                <w:i w:val="0"/>
-                <w:caps w:val="0"/>
-                <w:color w:val="EA82F1"/>
-                <w:spacing w:val="7"/>
-                <w:sz w:val="21"/>
-                <w:szCs w:val="21"/>
-                <w:lang w:val="en-US" w:eastAsia="zh-CN"/>
-              </w:rPr>
-              <w:t>响应</w:t>
-            </w:r>
-          </w:p>
-        </w:tc>
-      </w:tr>
-      <w:tr>
-        <w:tblPrEx>
-          <w:tblBorders>
-            <w:top w:val="single" w:color="auto" w:sz="4" w:space="0"/>
-            <w:left w:val="single" w:color="auto" w:sz="4" w:space="0"/>
-            <w:bottom w:val="single" w:color="auto" w:sz="4" w:space="0"/>
-            <w:right w:val="single" w:color="auto" w:sz="4" w:space="0"/>
-            <w:insideH w:val="single" w:color="auto" w:sz="4" w:space="0"/>
-            <w:insideV w:val="single" w:color="auto" w:sz="4" w:space="0"/>
-          </w:tblBorders>
-          <w:tblCellMar>
-            <w:top w:w="0" w:type="dxa"/>
-            <w:left w:w="108" w:type="dxa"/>
-            <w:bottom w:w="0" w:type="dxa"/>
-            <w:right w:w="108" w:type="dxa"/>
-          </w:tblCellMar>
-        </w:tblPrEx>
-        <w:tc>
-          <w:tcPr>
-            <w:tcW w:w="0" w:type="auto"/>
-            <w:vAlign w:val="center"/>
-          </w:tcPr>
-          <w:p>
-            <w:pPr>
-              <w:numPr>
-                <w:ilvl w:val="0"/>
-                <w:numId w:val="0"/>
-              </w:numPr>
-              <w:outlineLvl w:val="9"/>
-              <w:rPr>
-                <w:rFonts w:hint="default" w:ascii="华文中宋" w:hAnsi="华文中宋" w:eastAsia="华文中宋" w:cs="华文中宋"/>
-                <w:b/>
-                <w:bCs/>
-                <w:i w:val="0"/>
-                <w:caps w:val="0"/>
-                <w:color w:val="FF0000"/>
-                <w:spacing w:val="7"/>
-                <w:sz w:val="21"/>
-                <w:szCs w:val="21"/>
-                <w:lang w:val="en-US" w:eastAsia="zh-CN"/>
-              </w:rPr>
-            </w:pPr>
-            <w:r>
-              <w:rPr>
-                <w:rFonts w:hint="eastAsia" w:cs="华文中宋"/>
-                <w:b/>
-                <w:bCs/>
-                <w:i w:val="0"/>
-                <w:caps w:val="0"/>
-                <w:color w:val="FF0000"/>
-                <w:spacing w:val="7"/>
-                <w:sz w:val="21"/>
-                <w:szCs w:val="21"/>
-                <w:lang w:val="en-US" w:eastAsia="zh-CN"/>
-              </w:rPr>
-              <w:t>popen</w:t>
-            </w:r>
-            <w:r>
-              <w:rPr>
-                <w:rFonts w:hint="eastAsia" w:ascii="华文中宋" w:hAnsi="华文中宋" w:eastAsia="华文中宋" w:cs="华文中宋"/>
-                <w:b/>
-                <w:bCs/>
-                <w:i w:val="0"/>
-                <w:caps w:val="0"/>
-                <w:color w:val="FF0000"/>
-                <w:spacing w:val="7"/>
-                <w:sz w:val="21"/>
-                <w:szCs w:val="21"/>
-                <w:lang w:val="en-US" w:eastAsia="zh-CN"/>
-              </w:rPr>
-              <w:t>(c</w:t>
-            </w:r>
-            <w:r>
-              <w:rPr>
-                <w:rFonts w:hint="eastAsia" w:cs="华文中宋"/>
-                <w:b/>
-                <w:bCs/>
-                <w:i w:val="0"/>
-                <w:caps w:val="0"/>
-                <w:color w:val="FF0000"/>
-                <w:spacing w:val="7"/>
-                <w:sz w:val="21"/>
-                <w:szCs w:val="21"/>
-                <w:lang w:val="en-US" w:eastAsia="zh-CN"/>
-              </w:rPr>
-              <w:t>m</w:t>
-            </w:r>
-            <w:r>
-              <w:rPr>
-                <w:rFonts w:hint="eastAsia" w:ascii="华文中宋" w:hAnsi="华文中宋" w:eastAsia="华文中宋" w:cs="华文中宋"/>
-                <w:b/>
-                <w:bCs/>
-                <w:i w:val="0"/>
-                <w:caps w:val="0"/>
-                <w:color w:val="FF0000"/>
-                <w:spacing w:val="7"/>
-                <w:sz w:val="21"/>
-                <w:szCs w:val="21"/>
                 <w:lang w:val="en-US" w:eastAsia="zh-CN"/>
               </w:rPr>
               <w:t>d)</w:t>
@@ -10247,7 +8841,6 @@
         <w:tc>
           <w:tcPr>
             <w:tcW w:w="0" w:type="auto"/>
-            <w:gridSpan w:val="2"/>
             <w:vAlign w:val="center"/>
           </w:tcPr>
           <w:p>
@@ -10428,7 +9021,6 @@
         <w:tc>
           <w:tcPr>
             <w:tcW w:w="0" w:type="auto"/>
-            <w:gridSpan w:val="2"/>
             <w:vAlign w:val="center"/>
           </w:tcPr>
           <w:p>
@@ -10574,7 +9166,6 @@
         <w:tc>
           <w:tcPr>
             <w:tcW w:w="0" w:type="auto"/>
-            <w:gridSpan w:val="2"/>
             <w:vAlign w:val="center"/>
           </w:tcPr>
           <w:p>
@@ -10705,7 +9296,6 @@
         <w:tc>
           <w:tcPr>
             <w:tcW w:w="0" w:type="auto"/>
-            <w:gridSpan w:val="2"/>
             <w:vAlign w:val="center"/>
           </w:tcPr>
           <w:p>
@@ -10836,7 +9426,6 @@
         <w:tc>
           <w:tcPr>
             <w:tcW w:w="0" w:type="auto"/>
-            <w:gridSpan w:val="2"/>
             <w:vAlign w:val="center"/>
           </w:tcPr>
           <w:p>
@@ -10946,10 +9535,10 @@
         </w:tblCellMar>
       </w:tblPr>
       <w:tblGrid>
-        <w:gridCol w:w="2677"/>
-        <w:gridCol w:w="716"/>
-        <w:gridCol w:w="1758"/>
-        <w:gridCol w:w="1505"/>
+        <w:gridCol w:w="2348"/>
+        <w:gridCol w:w="665"/>
+        <w:gridCol w:w="1562"/>
+        <w:gridCol w:w="1338"/>
       </w:tblGrid>
       <w:tr>
         <w:tblPrEx>
@@ -11047,21 +9636,27 @@
               </w:numPr>
               <w:outlineLvl w:val="9"/>
               <w:rPr>
-                <w:rFonts w:hint="default" w:ascii="华文中宋" w:hAnsi="华文中宋" w:eastAsia="华文中宋" w:cs="华文中宋"/>
+                <w:rFonts w:hint="eastAsia" w:ascii="华文中宋" w:hAnsi="华文中宋" w:eastAsia="华文中宋" w:cs="华文中宋"/>
                 <w:b/>
                 <w:bCs/>
                 <w:i w:val="0"/>
                 <w:caps w:val="0"/>
-                <w:color w:val="FF0000"/>
+                <w:color w:val="ED7D31" w:themeColor="accent2"/>
                 <w:spacing w:val="7"/>
                 <w:sz w:val="21"/>
                 <w:szCs w:val="21"/>
-                <w:lang w:val="en-US" w:eastAsia="zh-CN"/>
-              </w:rPr>
-            </w:pPr>
-            <w:r>
-              <w:rPr>
-                <w:rFonts w:hint="eastAsia" w:cs="华文中宋"/>
+                <w:vertAlign w:val="baseline"/>
+                <w:lang w:val="en-US" w:eastAsia="zh-CN"/>
+                <w14:textFill>
+                  <w14:solidFill>
+                    <w14:schemeClr w14:val="accent2"/>
+                  </w14:solidFill>
+                </w14:textFill>
+              </w:rPr>
+            </w:pPr>
+            <w:r>
+              <w:rPr>
+                <w:rFonts w:hint="eastAsia" w:ascii="华文中宋" w:hAnsi="华文中宋" w:eastAsia="华文中宋" w:cs="华文中宋"/>
                 <w:b/>
                 <w:bCs/>
                 <w:i w:val="0"/>
@@ -11072,14 +9667,44 @@
                 <w:szCs w:val="21"/>
                 <w:lang w:val="en-US" w:eastAsia="zh-CN"/>
               </w:rPr>
-              <w:t>relpath(path)</w:t>
-            </w:r>
-          </w:p>
-        </w:tc>
-        <w:tc>
-          <w:tcPr>
-            <w:tcW w:w="0" w:type="auto"/>
-            <w:gridSpan w:val="3"/>
+              <w:t>getsize(</w:t>
+            </w:r>
+            <w:r>
+              <w:rPr>
+                <w:rFonts w:hint="eastAsia" w:cs="华文中宋"/>
+                <w:b/>
+                <w:bCs/>
+                <w:i w:val="0"/>
+                <w:caps w:val="0"/>
+                <w:color w:val="FF0000"/>
+                <w:spacing w:val="7"/>
+                <w:sz w:val="21"/>
+                <w:szCs w:val="21"/>
+                <w:lang w:val="en-US" w:eastAsia="zh-CN"/>
+              </w:rPr>
+              <w:t>file</w:t>
+            </w:r>
+            <w:r>
+              <w:rPr>
+                <w:rFonts w:hint="eastAsia" w:ascii="华文中宋" w:hAnsi="华文中宋" w:eastAsia="华文中宋" w:cs="华文中宋"/>
+                <w:b/>
+                <w:bCs/>
+                <w:i w:val="0"/>
+                <w:caps w:val="0"/>
+                <w:color w:val="FF0000"/>
+                <w:spacing w:val="7"/>
+                <w:sz w:val="21"/>
+                <w:szCs w:val="21"/>
+                <w:lang w:val="en-US" w:eastAsia="zh-CN"/>
+              </w:rPr>
+              <w:t>)</w:t>
+            </w:r>
+          </w:p>
+        </w:tc>
+        <w:tc>
+          <w:tcPr>
+            <w:tcW w:w="0" w:type="auto"/>
+            <w:vMerge w:val="restart"/>
             <w:vAlign w:val="center"/>
           </w:tcPr>
           <w:p>
@@ -11090,7 +9715,126 @@
               </w:numPr>
               <w:outlineLvl w:val="9"/>
               <w:rPr>
-                <w:rFonts w:hint="default" w:ascii="华文中宋" w:hAnsi="华文中宋" w:eastAsia="华文中宋" w:cs="华文中宋"/>
+                <w:rFonts w:hint="eastAsia" w:ascii="华文中宋" w:hAnsi="华文中宋" w:eastAsia="华文中宋" w:cs="华文中宋"/>
+                <w:b/>
+                <w:bCs/>
+                <w:i w:val="0"/>
+                <w:caps w:val="0"/>
+                <w:color w:val="ED7D31" w:themeColor="accent2"/>
+                <w:spacing w:val="7"/>
+                <w:sz w:val="21"/>
+                <w:szCs w:val="21"/>
+                <w:lang w:val="en-US" w:eastAsia="zh-CN"/>
+                <w14:textFill>
+                  <w14:solidFill>
+                    <w14:schemeClr w14:val="accent2"/>
+                  </w14:solidFill>
+                </w14:textFill>
+              </w:rPr>
+            </w:pPr>
+            <w:r>
+              <w:rPr>
+                <w:rFonts w:hint="eastAsia" w:ascii="华文中宋" w:hAnsi="华文中宋" w:eastAsia="华文中宋" w:cs="华文中宋"/>
+                <w:b/>
+                <w:bCs/>
+                <w:i w:val="0"/>
+                <w:caps w:val="0"/>
+                <w:color w:val="ED7D31" w:themeColor="accent2"/>
+                <w:spacing w:val="7"/>
+                <w:sz w:val="21"/>
+                <w:szCs w:val="21"/>
+                <w:lang w:val="en-US" w:eastAsia="zh-CN"/>
+                <w14:textFill>
+                  <w14:solidFill>
+                    <w14:schemeClr w14:val="accent2"/>
+                  </w14:solidFill>
+                </w14:textFill>
+              </w:rPr>
+              <w:t>返回</w:t>
+            </w:r>
+          </w:p>
+          <w:p>
+            <w:pPr>
+              <w:numPr>
+                <w:ilvl w:val="0"/>
+                <w:numId w:val="0"/>
+              </w:numPr>
+              <w:outlineLvl w:val="9"/>
+              <w:rPr>
+                <w:rFonts w:hint="eastAsia" w:ascii="华文中宋" w:hAnsi="华文中宋" w:eastAsia="华文中宋" w:cs="华文中宋"/>
+                <w:b/>
+                <w:bCs/>
+                <w:i w:val="0"/>
+                <w:caps w:val="0"/>
+                <w:color w:val="ED7D31" w:themeColor="accent2"/>
+                <w:spacing w:val="7"/>
+                <w:sz w:val="21"/>
+                <w:szCs w:val="21"/>
+                <w:vertAlign w:val="baseline"/>
+                <w:lang w:val="en-US" w:eastAsia="zh-CN"/>
+                <w14:textFill>
+                  <w14:solidFill>
+                    <w14:schemeClr w14:val="accent2"/>
+                  </w14:solidFill>
+                </w14:textFill>
+              </w:rPr>
+            </w:pPr>
+            <w:r>
+              <w:rPr>
+                <w:rFonts w:hint="eastAsia" w:cs="华文中宋"/>
+                <w:b/>
+                <w:bCs/>
+                <w:i w:val="0"/>
+                <w:caps w:val="0"/>
+                <w:color w:val="ED7D31" w:themeColor="accent2"/>
+                <w:spacing w:val="7"/>
+                <w:sz w:val="21"/>
+                <w:szCs w:val="21"/>
+                <w:lang w:val="en-US" w:eastAsia="zh-CN"/>
+                <w14:textFill>
+                  <w14:solidFill>
+                    <w14:schemeClr w14:val="accent2"/>
+                  </w14:solidFill>
+                </w14:textFill>
+              </w:rPr>
+              <w:t>file</w:t>
+            </w:r>
+          </w:p>
+        </w:tc>
+        <w:tc>
+          <w:tcPr>
+            <w:tcW w:w="0" w:type="auto"/>
+            <w:gridSpan w:val="2"/>
+            <w:vAlign w:val="center"/>
+          </w:tcPr>
+          <w:p>
+            <w:pPr>
+              <w:numPr>
+                <w:ilvl w:val="0"/>
+                <w:numId w:val="0"/>
+              </w:numPr>
+              <w:outlineLvl w:val="9"/>
+              <w:rPr>
+                <w:rFonts w:hint="eastAsia" w:ascii="华文中宋" w:hAnsi="华文中宋" w:eastAsia="华文中宋" w:cs="华文中宋"/>
+                <w:b/>
+                <w:bCs/>
+                <w:i w:val="0"/>
+                <w:caps w:val="0"/>
+                <w:color w:val="ED7D31" w:themeColor="accent2"/>
+                <w:spacing w:val="7"/>
+                <w:sz w:val="21"/>
+                <w:szCs w:val="21"/>
+                <w:lang w:val="en-US" w:eastAsia="zh-CN"/>
+                <w14:textFill>
+                  <w14:solidFill>
+                    <w14:schemeClr w14:val="accent2"/>
+                  </w14:solidFill>
+                </w14:textFill>
+              </w:rPr>
+            </w:pPr>
+            <w:r>
+              <w:rPr>
+                <w:rFonts w:hint="eastAsia" w:cs="华文中宋"/>
                 <w:b/>
                 <w:bCs/>
                 <w:i w:val="0"/>
@@ -11101,7 +9845,8 @@
                 <w:szCs w:val="21"/>
                 <w:lang w:val="en-US" w:eastAsia="zh-CN"/>
               </w:rPr>
-            </w:pPr>
+              <w:t xml:space="preserve">占用空间 </w:t>
+            </w:r>
             <w:r>
               <w:rPr>
                 <w:rFonts w:hint="eastAsia" w:ascii="华文中宋" w:hAnsi="华文中宋" w:eastAsia="华文中宋" w:cs="华文中宋"/>
@@ -11120,22 +9865,7 @@
                   </w14:solidFill>
                 </w14:textFill>
               </w:rPr>
-              <w:t>返回</w:t>
-            </w:r>
-            <w:r>
-              <w:rPr>
-                <w:rFonts w:hint="eastAsia" w:cs="华文中宋"/>
-                <w:b/>
-                <w:bCs/>
-                <w:i w:val="0"/>
-                <w:caps w:val="0"/>
-                <w:color w:val="EA82F1"/>
-                <w:spacing w:val="7"/>
-                <w:sz w:val="21"/>
-                <w:szCs w:val="21"/>
-                <w:lang w:val="en-US" w:eastAsia="zh-CN"/>
-              </w:rPr>
-              <w:t>相对路径</w:t>
+              <w:t>(单位：Byte)</w:t>
             </w:r>
           </w:p>
         </w:tc>
@@ -11201,7 +9931,7 @@
                 <w:szCs w:val="21"/>
                 <w:lang w:val="en-US" w:eastAsia="zh-CN"/>
               </w:rPr>
-              <w:t>basename(</w:t>
+              <w:t>getatime(</w:t>
             </w:r>
             <w:r>
               <w:rPr>
@@ -11216,7 +9946,7 @@
                 <w:szCs w:val="21"/>
                 <w:lang w:val="en-US" w:eastAsia="zh-CN"/>
               </w:rPr>
-              <w:t>path</w:t>
+              <w:t>file</w:t>
             </w:r>
             <w:r>
               <w:rPr>
@@ -11238,7 +9968,7 @@
         <w:tc>
           <w:tcPr>
             <w:tcW w:w="0" w:type="auto"/>
-            <w:gridSpan w:val="3"/>
+            <w:vMerge w:val="continue"/>
             <w:vAlign w:val="center"/>
           </w:tcPr>
           <w:p>
@@ -11258,15 +9988,29 @@
                 <w:spacing w:val="7"/>
                 <w:sz w:val="21"/>
                 <w:szCs w:val="21"/>
-                <w:lang w:val="en-US" w:eastAsia="zh-CN"/>
-                <w14:textFill>
-                  <w14:solidFill>
-                    <w14:schemeClr w14:val="accent2"/>
-                  </w14:solidFill>
-                </w14:textFill>
-              </w:rPr>
-            </w:pPr>
-            <w:r>
+                <w:vertAlign w:val="baseline"/>
+                <w:lang w:val="en-US" w:eastAsia="zh-CN"/>
+                <w14:textFill>
+                  <w14:solidFill>
+                    <w14:schemeClr w14:val="accent2"/>
+                  </w14:solidFill>
+                </w14:textFill>
+              </w:rPr>
+            </w:pPr>
+          </w:p>
+        </w:tc>
+        <w:tc>
+          <w:tcPr>
+            <w:tcW w:w="0" w:type="auto"/>
+            <w:vAlign w:val="center"/>
+          </w:tcPr>
+          <w:p>
+            <w:pPr>
+              <w:numPr>
+                <w:ilvl w:val="0"/>
+                <w:numId w:val="0"/>
+              </w:numPr>
+              <w:outlineLvl w:val="9"/>
               <w:rPr>
                 <w:rFonts w:hint="eastAsia" w:ascii="华文中宋" w:hAnsi="华文中宋" w:eastAsia="华文中宋" w:cs="华文中宋"/>
                 <w:b/>
@@ -11284,7 +10028,26 @@
                   </w14:solidFill>
                 </w14:textFill>
               </w:rPr>
-              <w:t>返回</w:t>
+            </w:pPr>
+            <w:r>
+              <w:rPr>
+                <w:rFonts w:hint="eastAsia" w:ascii="华文中宋" w:hAnsi="华文中宋" w:eastAsia="华文中宋" w:cs="华文中宋"/>
+                <w:b/>
+                <w:bCs/>
+                <w:i w:val="0"/>
+                <w:caps w:val="0"/>
+                <w:color w:val="ED7D31" w:themeColor="accent2"/>
+                <w:spacing w:val="7"/>
+                <w:sz w:val="21"/>
+                <w:szCs w:val="21"/>
+                <w:lang w:val="en-US" w:eastAsia="zh-CN"/>
+                <w14:textFill>
+                  <w14:solidFill>
+                    <w14:schemeClr w14:val="accent2"/>
+                  </w14:solidFill>
+                </w14:textFill>
+              </w:rPr>
+              <w:t>最近</w:t>
             </w:r>
             <w:r>
               <w:rPr>
@@ -11299,7 +10062,60 @@
                 <w:szCs w:val="21"/>
                 <w:lang w:val="en-US" w:eastAsia="zh-CN"/>
               </w:rPr>
-              <w:t>文件名</w:t>
+              <w:t>访问时间</w:t>
+            </w:r>
+          </w:p>
+        </w:tc>
+        <w:tc>
+          <w:tcPr>
+            <w:tcW w:w="0" w:type="auto"/>
+            <w:vMerge w:val="restart"/>
+            <w:vAlign w:val="center"/>
+          </w:tcPr>
+          <w:p>
+            <w:pPr>
+              <w:numPr>
+                <w:ilvl w:val="0"/>
+                <w:numId w:val="0"/>
+              </w:numPr>
+              <w:outlineLvl w:val="9"/>
+              <w:rPr>
+                <w:rFonts w:hint="eastAsia" w:ascii="华文中宋" w:hAnsi="华文中宋" w:eastAsia="华文中宋" w:cs="华文中宋"/>
+                <w:b/>
+                <w:bCs/>
+                <w:i w:val="0"/>
+                <w:caps w:val="0"/>
+                <w:color w:val="ED7D31" w:themeColor="accent2"/>
+                <w:spacing w:val="7"/>
+                <w:sz w:val="21"/>
+                <w:szCs w:val="21"/>
+                <w:lang w:val="en-US" w:eastAsia="zh-CN"/>
+                <w14:textFill>
+                  <w14:solidFill>
+                    <w14:schemeClr w14:val="accent2"/>
+                  </w14:solidFill>
+                </w14:textFill>
+              </w:rPr>
+            </w:pPr>
+            <w:r>
+              <w:rPr>
+                <w:rFonts w:hint="eastAsia" w:ascii="华文中宋" w:hAnsi="华文中宋" w:eastAsia="华文中宋" w:cs="华文中宋"/>
+                <w:b/>
+                <w:bCs/>
+                <w:i w:val="0"/>
+                <w:caps w:val="0"/>
+                <w:color w:val="ED7D31" w:themeColor="accent2"/>
+                <w:spacing w:val="7"/>
+                <w:sz w:val="21"/>
+                <w:szCs w:val="21"/>
+                <w:lang w:val="en-US" w:eastAsia="zh-CN"/>
+                <w14:textFill>
+                  <w14:solidFill>
+                    <w14:schemeClr w14:val="accent2"/>
+                  </w14:solidFill>
+                </w14:textFill>
+              </w:rPr>
+              <w:t>浮点型秒数</w:t>
             </w:r>
           </w:p>
         </w:tc>
@@ -11365,7 +10181,7 @@
                 <w:szCs w:val="21"/>
                 <w:lang w:val="en-US" w:eastAsia="zh-CN"/>
               </w:rPr>
-              <w:t>dirname(</w:t>
+              <w:t>getctime(</w:t>
             </w:r>
             <w:r>
               <w:rPr>
@@ -11380,7 +10196,7 @@
                 <w:szCs w:val="21"/>
                 <w:lang w:val="en-US" w:eastAsia="zh-CN"/>
               </w:rPr>
-              <w:t>path</w:t>
+              <w:t>file</w:t>
             </w:r>
             <w:r>
               <w:rPr>
@@ -11402,7 +10218,7 @@
         <w:tc>
           <w:tcPr>
             <w:tcW w:w="0" w:type="auto"/>
-            <w:gridSpan w:val="3"/>
+            <w:vMerge w:val="continue"/>
             <w:vAlign w:val="center"/>
           </w:tcPr>
           <w:p>
@@ -11422,15 +10238,29 @@
                 <w:spacing w:val="7"/>
                 <w:sz w:val="21"/>
                 <w:szCs w:val="21"/>
-                <w:lang w:val="en-US" w:eastAsia="zh-CN"/>
-                <w14:textFill>
-                  <w14:solidFill>
-                    <w14:schemeClr w14:val="accent2"/>
-                  </w14:solidFill>
-                </w14:textFill>
-              </w:rPr>
-            </w:pPr>
-            <w:r>
+                <w:vertAlign w:val="baseline"/>
+                <w:lang w:val="en-US" w:eastAsia="zh-CN"/>
+                <w14:textFill>
+                  <w14:solidFill>
+                    <w14:schemeClr w14:val="accent2"/>
+                  </w14:solidFill>
+                </w14:textFill>
+              </w:rPr>
+            </w:pPr>
+          </w:p>
+        </w:tc>
+        <w:tc>
+          <w:tcPr>
+            <w:tcW w:w="0" w:type="auto"/>
+            <w:vAlign w:val="center"/>
+          </w:tcPr>
+          <w:p>
+            <w:pPr>
+              <w:numPr>
+                <w:ilvl w:val="0"/>
+                <w:numId w:val="0"/>
+              </w:numPr>
+              <w:outlineLvl w:val="9"/>
               <w:rPr>
                 <w:rFonts w:hint="eastAsia" w:ascii="华文中宋" w:hAnsi="华文中宋" w:eastAsia="华文中宋" w:cs="华文中宋"/>
                 <w:b/>
@@ -11448,8 +10278,7 @@
                   </w14:solidFill>
                 </w14:textFill>
               </w:rPr>
-              <w:t>返回</w:t>
-            </w:r>
+            </w:pPr>
             <w:r>
               <w:rPr>
                 <w:rFonts w:hint="eastAsia" w:ascii="华文中宋" w:hAnsi="华文中宋" w:eastAsia="华文中宋" w:cs="华文中宋"/>
@@ -11463,8 +10292,41 @@
                 <w:szCs w:val="21"/>
                 <w:lang w:val="en-US" w:eastAsia="zh-CN"/>
               </w:rPr>
-              <w:t>目录路径</w:t>
-            </w:r>
+              <w:t>创建时间</w:t>
+            </w:r>
+          </w:p>
+        </w:tc>
+        <w:tc>
+          <w:tcPr>
+            <w:tcW w:w="0" w:type="auto"/>
+            <w:vMerge w:val="continue"/>
+            <w:vAlign w:val="center"/>
+          </w:tcPr>
+          <w:p>
+            <w:pPr>
+              <w:numPr>
+                <w:ilvl w:val="0"/>
+                <w:numId w:val="0"/>
+              </w:numPr>
+              <w:outlineLvl w:val="9"/>
+              <w:rPr>
+                <w:rFonts w:hint="eastAsia" w:ascii="华文中宋" w:hAnsi="华文中宋" w:eastAsia="华文中宋" w:cs="华文中宋"/>
+                <w:b/>
+                <w:bCs/>
+                <w:i w:val="0"/>
+                <w:caps w:val="0"/>
+                <w:color w:val="ED7D31" w:themeColor="accent2"/>
+                <w:spacing w:val="7"/>
+                <w:sz w:val="21"/>
+                <w:szCs w:val="21"/>
+                <w:lang w:val="en-US" w:eastAsia="zh-CN"/>
+                <w14:textFill>
+                  <w14:solidFill>
+                    <w14:schemeClr w14:val="accent2"/>
+                  </w14:solidFill>
+                </w14:textFill>
+              </w:rPr>
+            </w:pPr>
           </w:p>
         </w:tc>
       </w:tr>
@@ -11529,7 +10391,7 @@
                 <w:szCs w:val="21"/>
                 <w:lang w:val="en-US" w:eastAsia="zh-CN"/>
               </w:rPr>
-              <w:t>split(</w:t>
+              <w:t>getmtime(</w:t>
             </w:r>
             <w:r>
               <w:rPr>
@@ -11544,7 +10406,7 @@
                 <w:szCs w:val="21"/>
                 <w:lang w:val="en-US" w:eastAsia="zh-CN"/>
               </w:rPr>
-              <w:t>path</w:t>
+              <w:t>file</w:t>
             </w:r>
             <w:r>
               <w:rPr>
@@ -11566,7 +10428,7 @@
         <w:tc>
           <w:tcPr>
             <w:tcW w:w="0" w:type="auto"/>
-            <w:vMerge w:val="restart"/>
+            <w:vMerge w:val="continue"/>
             <w:vAlign w:val="center"/>
           </w:tcPr>
           <w:p>
@@ -11586,35 +10448,22 @@
                 <w:spacing w:val="7"/>
                 <w:sz w:val="21"/>
                 <w:szCs w:val="21"/>
-                <w:lang w:val="en-US" w:eastAsia="zh-CN"/>
-                <w14:textFill>
-                  <w14:solidFill>
-                    <w14:schemeClr w14:val="accent2"/>
-                  </w14:solidFill>
-                </w14:textFill>
-              </w:rPr>
-            </w:pPr>
-            <w:r>
-              <w:rPr>
-                <w:rFonts w:hint="eastAsia" w:ascii="华文中宋" w:hAnsi="华文中宋" w:eastAsia="华文中宋" w:cs="华文中宋"/>
-                <w:b/>
-                <w:bCs/>
-                <w:i w:val="0"/>
-                <w:caps w:val="0"/>
-                <w:color w:val="ED7D31" w:themeColor="accent2"/>
-                <w:spacing w:val="7"/>
-                <w:sz w:val="21"/>
-                <w:szCs w:val="21"/>
-                <w:lang w:val="en-US" w:eastAsia="zh-CN"/>
-                <w14:textFill>
-                  <w14:solidFill>
-                    <w14:schemeClr w14:val="accent2"/>
-                  </w14:solidFill>
-                </w14:textFill>
-              </w:rPr>
-              <w:t>返回</w:t>
-            </w:r>
-          </w:p>
+                <w:vertAlign w:val="baseline"/>
+                <w:lang w:val="en-US" w:eastAsia="zh-CN"/>
+                <w14:textFill>
+                  <w14:solidFill>
+                    <w14:schemeClr w14:val="accent2"/>
+                  </w14:solidFill>
+                </w14:textFill>
+              </w:rPr>
+            </w:pPr>
+          </w:p>
+        </w:tc>
+        <w:tc>
+          <w:tcPr>
+            <w:tcW w:w="0" w:type="auto"/>
+            <w:vAlign w:val="center"/>
+          </w:tcPr>
           <w:p>
             <w:pPr>
               <w:numPr>
@@ -11632,15 +10481,34 @@
                 <w:spacing w:val="7"/>
                 <w:sz w:val="21"/>
                 <w:szCs w:val="21"/>
-                <w:vertAlign w:val="baseline"/>
-                <w:lang w:val="en-US" w:eastAsia="zh-CN"/>
-                <w14:textFill>
-                  <w14:solidFill>
-                    <w14:schemeClr w14:val="accent2"/>
-                  </w14:solidFill>
-                </w14:textFill>
-              </w:rPr>
-            </w:pPr>
+                <w:lang w:val="en-US" w:eastAsia="zh-CN"/>
+                <w14:textFill>
+                  <w14:solidFill>
+                    <w14:schemeClr w14:val="accent2"/>
+                  </w14:solidFill>
+                </w14:textFill>
+              </w:rPr>
+            </w:pPr>
+            <w:r>
+              <w:rPr>
+                <w:rFonts w:hint="eastAsia" w:ascii="华文中宋" w:hAnsi="华文中宋" w:eastAsia="华文中宋" w:cs="华文中宋"/>
+                <w:b/>
+                <w:bCs/>
+                <w:i w:val="0"/>
+                <w:caps w:val="0"/>
+                <w:color w:val="ED7D31" w:themeColor="accent2"/>
+                <w:spacing w:val="7"/>
+                <w:sz w:val="21"/>
+                <w:szCs w:val="21"/>
+                <w:lang w:val="en-US" w:eastAsia="zh-CN"/>
+                <w14:textFill>
+                  <w14:solidFill>
+                    <w14:schemeClr w14:val="accent2"/>
+                  </w14:solidFill>
+                </w14:textFill>
+              </w:rPr>
+              <w:t>最新</w:t>
+            </w:r>
             <w:r>
               <w:rPr>
                 <w:rFonts w:hint="eastAsia" w:ascii="华文中宋" w:hAnsi="华文中宋" w:eastAsia="华文中宋" w:cs="华文中宋"/>
@@ -11654,14 +10522,14 @@
                 <w:szCs w:val="21"/>
                 <w:lang w:val="en-US" w:eastAsia="zh-CN"/>
               </w:rPr>
-              <w:t>元组</w:t>
-            </w:r>
-          </w:p>
-        </w:tc>
-        <w:tc>
-          <w:tcPr>
-            <w:tcW w:w="0" w:type="auto"/>
-            <w:gridSpan w:val="2"/>
+              <w:t>修改时间</w:t>
+            </w:r>
+          </w:p>
+        </w:tc>
+        <w:tc>
+          <w:tcPr>
+            <w:tcW w:w="0" w:type="auto"/>
+            <w:vMerge w:val="continue"/>
             <w:vAlign w:val="center"/>
           </w:tcPr>
           <w:p>
@@ -11689,66 +10557,6 @@
                 </w14:textFill>
               </w:rPr>
             </w:pPr>
-            <w:r>
-              <w:rPr>
-                <w:rFonts w:hint="eastAsia" w:ascii="华文中宋" w:hAnsi="华文中宋" w:eastAsia="华文中宋" w:cs="华文中宋"/>
-                <w:b/>
-                <w:bCs/>
-                <w:i w:val="0"/>
-                <w:caps w:val="0"/>
-                <w:color w:val="ED7D31" w:themeColor="accent2"/>
-                <w:spacing w:val="7"/>
-                <w:sz w:val="21"/>
-                <w:szCs w:val="21"/>
-                <w:lang w:val="en-US" w:eastAsia="zh-CN"/>
-                <w14:textFill>
-                  <w14:solidFill>
-                    <w14:schemeClr w14:val="accent2"/>
-                  </w14:solidFill>
-                </w14:textFill>
-              </w:rPr>
-              <w:t>路径</w:t>
-            </w:r>
-            <w:r>
-              <w:rPr>
-                <w:rFonts w:hint="eastAsia" w:cs="华文中宋"/>
-                <w:b/>
-                <w:bCs/>
-                <w:i w:val="0"/>
-                <w:caps w:val="0"/>
-                <w:color w:val="ED7D31" w:themeColor="accent2"/>
-                <w:spacing w:val="7"/>
-                <w:sz w:val="21"/>
-                <w:szCs w:val="21"/>
-                <w:lang w:val="en-US" w:eastAsia="zh-CN"/>
-                <w14:textFill>
-                  <w14:solidFill>
-                    <w14:schemeClr w14:val="accent2"/>
-                  </w14:solidFill>
-                </w14:textFill>
-              </w:rPr>
-              <w:t>、</w:t>
-            </w:r>
-            <w:r>
-              <w:rPr>
-                <w:rFonts w:hint="eastAsia" w:ascii="华文中宋" w:hAnsi="华文中宋" w:eastAsia="华文中宋" w:cs="华文中宋"/>
-                <w:b/>
-                <w:bCs/>
-                <w:i w:val="0"/>
-                <w:caps w:val="0"/>
-                <w:color w:val="ED7D31" w:themeColor="accent2"/>
-                <w:spacing w:val="7"/>
-                <w:sz w:val="21"/>
-                <w:szCs w:val="21"/>
-                <w:lang w:val="en-US" w:eastAsia="zh-CN"/>
-                <w14:textFill>
-                  <w14:solidFill>
-                    <w14:schemeClr w14:val="accent2"/>
-                  </w14:solidFill>
-                </w14:textFill>
-              </w:rPr>
-              <w:t>文件名</w:t>
-            </w:r>
           </w:p>
         </w:tc>
       </w:tr>
@@ -11782,22 +10590,16 @@
               </w:numPr>
               <w:outlineLvl w:val="9"/>
               <w:rPr>
-                <w:rFonts w:hint="eastAsia" w:ascii="华文中宋" w:hAnsi="华文中宋" w:eastAsia="华文中宋" w:cs="华文中宋"/>
+                <w:rFonts w:hint="default" w:ascii="华文中宋" w:hAnsi="华文中宋" w:eastAsia="华文中宋" w:cs="华文中宋"/>
                 <w:b/>
                 <w:bCs/>
                 <w:i w:val="0"/>
                 <w:caps w:val="0"/>
-                <w:color w:val="ED7D31" w:themeColor="accent2"/>
+                <w:color w:val="FF0000"/>
                 <w:spacing w:val="7"/>
                 <w:sz w:val="21"/>
                 <w:szCs w:val="21"/>
-                <w:vertAlign w:val="baseline"/>
-                <w:lang w:val="en-US" w:eastAsia="zh-CN"/>
-                <w14:textFill>
-                  <w14:solidFill>
-                    <w14:schemeClr w14:val="accent2"/>
-                  </w14:solidFill>
-                </w14:textFill>
+                <w:lang w:val="en-US" w:eastAsia="zh-CN"/>
               </w:rPr>
             </w:pPr>
             <w:r>
@@ -11813,7 +10615,7 @@
                 <w:szCs w:val="21"/>
                 <w:lang w:val="en-US" w:eastAsia="zh-CN"/>
               </w:rPr>
-              <w:t>splitext(</w:t>
+              <w:t>commonprefix</w:t>
             </w:r>
             <w:r>
               <w:rPr>
@@ -11828,29 +10630,14 @@
                 <w:szCs w:val="21"/>
                 <w:lang w:val="en-US" w:eastAsia="zh-CN"/>
               </w:rPr>
-              <w:t>path</w:t>
-            </w:r>
-            <w:r>
-              <w:rPr>
-                <w:rFonts w:hint="eastAsia" w:ascii="华文中宋" w:hAnsi="华文中宋" w:eastAsia="华文中宋" w:cs="华文中宋"/>
-                <w:b/>
-                <w:bCs/>
-                <w:i w:val="0"/>
-                <w:caps w:val="0"/>
-                <w:color w:val="FF0000"/>
-                <w:spacing w:val="7"/>
-                <w:sz w:val="21"/>
-                <w:szCs w:val="21"/>
-                <w:lang w:val="en-US" w:eastAsia="zh-CN"/>
-              </w:rPr>
-              <w:t>)</w:t>
-            </w:r>
-          </w:p>
-        </w:tc>
-        <w:tc>
-          <w:tcPr>
-            <w:tcW w:w="0" w:type="auto"/>
-            <w:vMerge w:val="continue"/>
+              <w:t>(files)</w:t>
+            </w:r>
+          </w:p>
+        </w:tc>
+        <w:tc>
+          <w:tcPr>
+            <w:tcW w:w="0" w:type="auto"/>
+            <w:gridSpan w:val="3"/>
             <w:vAlign w:val="center"/>
           </w:tcPr>
           <w:p>
@@ -11870,32 +10657,17 @@
                 <w:spacing w:val="7"/>
                 <w:sz w:val="21"/>
                 <w:szCs w:val="21"/>
-                <w:vertAlign w:val="baseline"/>
-                <w:lang w:val="en-US" w:eastAsia="zh-CN"/>
-                <w14:textFill>
-                  <w14:solidFill>
-                    <w14:schemeClr w14:val="accent2"/>
-                  </w14:solidFill>
-                </w14:textFill>
-              </w:rPr>
-            </w:pPr>
-          </w:p>
-        </w:tc>
-        <w:tc>
-          <w:tcPr>
-            <w:tcW w:w="0" w:type="auto"/>
-            <w:gridSpan w:val="2"/>
-            <w:vAlign w:val="center"/>
-          </w:tcPr>
-          <w:p>
-            <w:pPr>
-              <w:numPr>
-                <w:ilvl w:val="0"/>
-                <w:numId w:val="0"/>
-              </w:numPr>
-              <w:outlineLvl w:val="9"/>
-              <w:rPr>
-                <w:rFonts w:hint="eastAsia" w:ascii="华文中宋" w:hAnsi="华文中宋" w:eastAsia="华文中宋" w:cs="华文中宋"/>
+                <w:lang w:val="en-US" w:eastAsia="zh-CN"/>
+                <w14:textFill>
+                  <w14:solidFill>
+                    <w14:schemeClr w14:val="accent2"/>
+                  </w14:solidFill>
+                </w14:textFill>
+              </w:rPr>
+            </w:pPr>
+            <w:r>
+              <w:rPr>
+                <w:rFonts w:hint="eastAsia" w:cs="华文中宋"/>
                 <w:b/>
                 <w:bCs/>
                 <w:i w:val="0"/>
@@ -11911,2700 +10683,7 @@
                   </w14:solidFill>
                 </w14:textFill>
               </w:rPr>
-            </w:pPr>
-            <w:r>
-              <w:rPr>
-                <w:rFonts w:hint="eastAsia" w:ascii="华文中宋" w:hAnsi="华文中宋" w:eastAsia="华文中宋" w:cs="华文中宋"/>
-                <w:b/>
-                <w:bCs/>
-                <w:i w:val="0"/>
-                <w:caps w:val="0"/>
-                <w:color w:val="ED7D31" w:themeColor="accent2"/>
-                <w:spacing w:val="7"/>
-                <w:sz w:val="21"/>
-                <w:szCs w:val="21"/>
-                <w:lang w:val="en-US" w:eastAsia="zh-CN"/>
-                <w14:textFill>
-                  <w14:solidFill>
-                    <w14:schemeClr w14:val="accent2"/>
-                  </w14:solidFill>
-                </w14:textFill>
-              </w:rPr>
-              <w:t>文件名、拓展名</w:t>
-            </w:r>
-          </w:p>
-        </w:tc>
-      </w:tr>
-      <w:tr>
-        <w:tblPrEx>
-          <w:tblBorders>
-            <w:top w:val="single" w:color="auto" w:sz="4" w:space="0"/>
-            <w:left w:val="single" w:color="auto" w:sz="4" w:space="0"/>
-            <w:bottom w:val="single" w:color="auto" w:sz="4" w:space="0"/>
-            <w:right w:val="single" w:color="auto" w:sz="4" w:space="0"/>
-            <w:insideH w:val="single" w:color="auto" w:sz="4" w:space="0"/>
-            <w:insideV w:val="single" w:color="auto" w:sz="4" w:space="0"/>
-          </w:tblBorders>
-          <w:tblCellMar>
-            <w:top w:w="0" w:type="dxa"/>
-            <w:left w:w="108" w:type="dxa"/>
-            <w:bottom w:w="0" w:type="dxa"/>
-            <w:right w:w="108" w:type="dxa"/>
-          </w:tblCellMar>
-        </w:tblPrEx>
-        <w:tc>
-          <w:tcPr>
-            <w:tcW w:w="0" w:type="auto"/>
-            <w:vAlign w:val="center"/>
-          </w:tcPr>
-          <w:p>
-            <w:pPr>
-              <w:numPr>
-                <w:ilvl w:val="0"/>
-                <w:numId w:val="0"/>
-              </w:numPr>
-              <w:outlineLvl w:val="9"/>
-              <w:rPr>
-                <w:rFonts w:hint="eastAsia" w:ascii="华文中宋" w:hAnsi="华文中宋" w:eastAsia="华文中宋" w:cs="华文中宋"/>
-                <w:b/>
-                <w:bCs/>
-                <w:i w:val="0"/>
-                <w:caps w:val="0"/>
-                <w:color w:val="ED7D31" w:themeColor="accent2"/>
-                <w:spacing w:val="7"/>
-                <w:sz w:val="21"/>
-                <w:szCs w:val="21"/>
-                <w:vertAlign w:val="baseline"/>
-                <w:lang w:val="en-US" w:eastAsia="zh-CN"/>
-                <w14:textFill>
-                  <w14:solidFill>
-                    <w14:schemeClr w14:val="accent2"/>
-                  </w14:solidFill>
-                </w14:textFill>
-              </w:rPr>
-            </w:pPr>
-            <w:r>
-              <w:rPr>
-                <w:rFonts w:hint="eastAsia" w:ascii="华文中宋" w:hAnsi="华文中宋" w:eastAsia="华文中宋" w:cs="华文中宋"/>
-                <w:b/>
-                <w:bCs/>
-                <w:i w:val="0"/>
-                <w:caps w:val="0"/>
-                <w:color w:val="FF0000"/>
-                <w:spacing w:val="7"/>
-                <w:sz w:val="21"/>
-                <w:szCs w:val="21"/>
-                <w:lang w:val="en-US" w:eastAsia="zh-CN"/>
-              </w:rPr>
-              <w:t>getsize(</w:t>
-            </w:r>
-            <w:r>
-              <w:rPr>
-                <w:rFonts w:hint="eastAsia" w:cs="华文中宋"/>
-                <w:b/>
-                <w:bCs/>
-                <w:i w:val="0"/>
-                <w:caps w:val="0"/>
-                <w:color w:val="FF0000"/>
-                <w:spacing w:val="7"/>
-                <w:sz w:val="21"/>
-                <w:szCs w:val="21"/>
-                <w:lang w:val="en-US" w:eastAsia="zh-CN"/>
-              </w:rPr>
-              <w:t>file</w:t>
-            </w:r>
-            <w:r>
-              <w:rPr>
-                <w:rFonts w:hint="eastAsia" w:ascii="华文中宋" w:hAnsi="华文中宋" w:eastAsia="华文中宋" w:cs="华文中宋"/>
-                <w:b/>
-                <w:bCs/>
-                <w:i w:val="0"/>
-                <w:caps w:val="0"/>
-                <w:color w:val="FF0000"/>
-                <w:spacing w:val="7"/>
-                <w:sz w:val="21"/>
-                <w:szCs w:val="21"/>
-                <w:lang w:val="en-US" w:eastAsia="zh-CN"/>
-              </w:rPr>
-              <w:t>)</w:t>
-            </w:r>
-          </w:p>
-        </w:tc>
-        <w:tc>
-          <w:tcPr>
-            <w:tcW w:w="0" w:type="auto"/>
-            <w:vMerge w:val="restart"/>
-            <w:vAlign w:val="center"/>
-          </w:tcPr>
-          <w:p>
-            <w:pPr>
-              <w:numPr>
-                <w:ilvl w:val="0"/>
-                <w:numId w:val="0"/>
-              </w:numPr>
-              <w:outlineLvl w:val="9"/>
-              <w:rPr>
-                <w:rFonts w:hint="eastAsia" w:ascii="华文中宋" w:hAnsi="华文中宋" w:eastAsia="华文中宋" w:cs="华文中宋"/>
-                <w:b/>
-                <w:bCs/>
-                <w:i w:val="0"/>
-                <w:caps w:val="0"/>
-                <w:color w:val="ED7D31" w:themeColor="accent2"/>
-                <w:spacing w:val="7"/>
-                <w:sz w:val="21"/>
-                <w:szCs w:val="21"/>
-                <w:lang w:val="en-US" w:eastAsia="zh-CN"/>
-                <w14:textFill>
-                  <w14:solidFill>
-                    <w14:schemeClr w14:val="accent2"/>
-                  </w14:solidFill>
-                </w14:textFill>
-              </w:rPr>
-            </w:pPr>
-            <w:r>
-              <w:rPr>
-                <w:rFonts w:hint="eastAsia" w:ascii="华文中宋" w:hAnsi="华文中宋" w:eastAsia="华文中宋" w:cs="华文中宋"/>
-                <w:b/>
-                <w:bCs/>
-                <w:i w:val="0"/>
-                <w:caps w:val="0"/>
-                <w:color w:val="ED7D31" w:themeColor="accent2"/>
-                <w:spacing w:val="7"/>
-                <w:sz w:val="21"/>
-                <w:szCs w:val="21"/>
-                <w:lang w:val="en-US" w:eastAsia="zh-CN"/>
-                <w14:textFill>
-                  <w14:solidFill>
-                    <w14:schemeClr w14:val="accent2"/>
-                  </w14:solidFill>
-                </w14:textFill>
-              </w:rPr>
-              <w:t>返回</w:t>
-            </w:r>
-          </w:p>
-          <w:p>
-            <w:pPr>
-              <w:numPr>
-                <w:ilvl w:val="0"/>
-                <w:numId w:val="0"/>
-              </w:numPr>
-              <w:outlineLvl w:val="9"/>
-              <w:rPr>
-                <w:rFonts w:hint="eastAsia" w:ascii="华文中宋" w:hAnsi="华文中宋" w:eastAsia="华文中宋" w:cs="华文中宋"/>
-                <w:b/>
-                <w:bCs/>
-                <w:i w:val="0"/>
-                <w:caps w:val="0"/>
-                <w:color w:val="ED7D31" w:themeColor="accent2"/>
-                <w:spacing w:val="7"/>
-                <w:sz w:val="21"/>
-                <w:szCs w:val="21"/>
-                <w:vertAlign w:val="baseline"/>
-                <w:lang w:val="en-US" w:eastAsia="zh-CN"/>
-                <w14:textFill>
-                  <w14:solidFill>
-                    <w14:schemeClr w14:val="accent2"/>
-                  </w14:solidFill>
-                </w14:textFill>
-              </w:rPr>
-            </w:pPr>
-            <w:r>
-              <w:rPr>
-                <w:rFonts w:hint="eastAsia" w:cs="华文中宋"/>
-                <w:b/>
-                <w:bCs/>
-                <w:i w:val="0"/>
-                <w:caps w:val="0"/>
-                <w:color w:val="ED7D31" w:themeColor="accent2"/>
-                <w:spacing w:val="7"/>
-                <w:sz w:val="21"/>
-                <w:szCs w:val="21"/>
-                <w:lang w:val="en-US" w:eastAsia="zh-CN"/>
-                <w14:textFill>
-                  <w14:solidFill>
-                    <w14:schemeClr w14:val="accent2"/>
-                  </w14:solidFill>
-                </w14:textFill>
-              </w:rPr>
-              <w:t>file</w:t>
-            </w:r>
-          </w:p>
-        </w:tc>
-        <w:tc>
-          <w:tcPr>
-            <w:tcW w:w="0" w:type="auto"/>
-            <w:gridSpan w:val="2"/>
-            <w:vAlign w:val="center"/>
-          </w:tcPr>
-          <w:p>
-            <w:pPr>
-              <w:numPr>
-                <w:ilvl w:val="0"/>
-                <w:numId w:val="0"/>
-              </w:numPr>
-              <w:outlineLvl w:val="9"/>
-              <w:rPr>
-                <w:rFonts w:hint="eastAsia" w:ascii="华文中宋" w:hAnsi="华文中宋" w:eastAsia="华文中宋" w:cs="华文中宋"/>
-                <w:b/>
-                <w:bCs/>
-                <w:i w:val="0"/>
-                <w:caps w:val="0"/>
-                <w:color w:val="ED7D31" w:themeColor="accent2"/>
-                <w:spacing w:val="7"/>
-                <w:sz w:val="21"/>
-                <w:szCs w:val="21"/>
-                <w:lang w:val="en-US" w:eastAsia="zh-CN"/>
-                <w14:textFill>
-                  <w14:solidFill>
-                    <w14:schemeClr w14:val="accent2"/>
-                  </w14:solidFill>
-                </w14:textFill>
-              </w:rPr>
-            </w:pPr>
-            <w:r>
-              <w:rPr>
-                <w:rFonts w:hint="eastAsia" w:cs="华文中宋"/>
-                <w:b/>
-                <w:bCs/>
-                <w:i w:val="0"/>
-                <w:caps w:val="0"/>
-                <w:color w:val="EA82F1"/>
-                <w:spacing w:val="7"/>
-                <w:sz w:val="21"/>
-                <w:szCs w:val="21"/>
-                <w:lang w:val="en-US" w:eastAsia="zh-CN"/>
-              </w:rPr>
-              <w:t xml:space="preserve">占用空间 </w:t>
-            </w:r>
-            <w:r>
-              <w:rPr>
-                <w:rFonts w:hint="eastAsia" w:ascii="华文中宋" w:hAnsi="华文中宋" w:eastAsia="华文中宋" w:cs="华文中宋"/>
-                <w:b/>
-                <w:bCs/>
-                <w:i w:val="0"/>
-                <w:caps w:val="0"/>
-                <w:color w:val="ED7D31" w:themeColor="accent2"/>
-                <w:spacing w:val="7"/>
-                <w:sz w:val="21"/>
-                <w:szCs w:val="21"/>
-                <w:lang w:val="en-US" w:eastAsia="zh-CN"/>
-                <w14:textFill>
-                  <w14:solidFill>
-                    <w14:schemeClr w14:val="accent2"/>
-                  </w14:solidFill>
-                </w14:textFill>
-              </w:rPr>
-              <w:t>(单位：Byte)</w:t>
-            </w:r>
-          </w:p>
-        </w:tc>
-      </w:tr>
-      <w:tr>
-        <w:tblPrEx>
-          <w:tblBorders>
-            <w:top w:val="single" w:color="auto" w:sz="4" w:space="0"/>
-            <w:left w:val="single" w:color="auto" w:sz="4" w:space="0"/>
-            <w:bottom w:val="single" w:color="auto" w:sz="4" w:space="0"/>
-            <w:right w:val="single" w:color="auto" w:sz="4" w:space="0"/>
-            <w:insideH w:val="single" w:color="auto" w:sz="4" w:space="0"/>
-            <w:insideV w:val="single" w:color="auto" w:sz="4" w:space="0"/>
-          </w:tblBorders>
-          <w:tblCellMar>
-            <w:top w:w="0" w:type="dxa"/>
-            <w:left w:w="108" w:type="dxa"/>
-            <w:bottom w:w="0" w:type="dxa"/>
-            <w:right w:w="108" w:type="dxa"/>
-          </w:tblCellMar>
-        </w:tblPrEx>
-        <w:tc>
-          <w:tcPr>
-            <w:tcW w:w="0" w:type="auto"/>
-            <w:vAlign w:val="center"/>
-          </w:tcPr>
-          <w:p>
-            <w:pPr>
-              <w:numPr>
-                <w:ilvl w:val="0"/>
-                <w:numId w:val="0"/>
-              </w:numPr>
-              <w:outlineLvl w:val="9"/>
-              <w:rPr>
-                <w:rFonts w:hint="eastAsia" w:ascii="华文中宋" w:hAnsi="华文中宋" w:eastAsia="华文中宋" w:cs="华文中宋"/>
-                <w:b/>
-                <w:bCs/>
-                <w:i w:val="0"/>
-                <w:caps w:val="0"/>
-                <w:color w:val="ED7D31" w:themeColor="accent2"/>
-                <w:spacing w:val="7"/>
-                <w:sz w:val="21"/>
-                <w:szCs w:val="21"/>
-                <w:vertAlign w:val="baseline"/>
-                <w:lang w:val="en-US" w:eastAsia="zh-CN"/>
-                <w14:textFill>
-                  <w14:solidFill>
-                    <w14:schemeClr w14:val="accent2"/>
-                  </w14:solidFill>
-                </w14:textFill>
-              </w:rPr>
-            </w:pPr>
-            <w:r>
-              <w:rPr>
-                <w:rFonts w:hint="eastAsia" w:ascii="华文中宋" w:hAnsi="华文中宋" w:eastAsia="华文中宋" w:cs="华文中宋"/>
-                <w:b/>
-                <w:bCs/>
-                <w:i w:val="0"/>
-                <w:caps w:val="0"/>
-                <w:color w:val="FF0000"/>
-                <w:spacing w:val="7"/>
-                <w:sz w:val="21"/>
-                <w:szCs w:val="21"/>
-                <w:lang w:val="en-US" w:eastAsia="zh-CN"/>
-              </w:rPr>
-              <w:t>getatime(</w:t>
-            </w:r>
-            <w:r>
-              <w:rPr>
-                <w:rFonts w:hint="eastAsia" w:cs="华文中宋"/>
-                <w:b/>
-                <w:bCs/>
-                <w:i w:val="0"/>
-                <w:caps w:val="0"/>
-                <w:color w:val="FF0000"/>
-                <w:spacing w:val="7"/>
-                <w:sz w:val="21"/>
-                <w:szCs w:val="21"/>
-                <w:lang w:val="en-US" w:eastAsia="zh-CN"/>
-              </w:rPr>
-              <w:t>file</w:t>
-            </w:r>
-            <w:r>
-              <w:rPr>
-                <w:rFonts w:hint="eastAsia" w:ascii="华文中宋" w:hAnsi="华文中宋" w:eastAsia="华文中宋" w:cs="华文中宋"/>
-                <w:b/>
-                <w:bCs/>
-                <w:i w:val="0"/>
-                <w:caps w:val="0"/>
-                <w:color w:val="FF0000"/>
-                <w:spacing w:val="7"/>
-                <w:sz w:val="21"/>
-                <w:szCs w:val="21"/>
-                <w:lang w:val="en-US" w:eastAsia="zh-CN"/>
-              </w:rPr>
-              <w:t>)</w:t>
-            </w:r>
-          </w:p>
-        </w:tc>
-        <w:tc>
-          <w:tcPr>
-            <w:tcW w:w="0" w:type="auto"/>
-            <w:vMerge w:val="continue"/>
-            <w:vAlign w:val="center"/>
-          </w:tcPr>
-          <w:p>
-            <w:pPr>
-              <w:numPr>
-                <w:ilvl w:val="0"/>
-                <w:numId w:val="0"/>
-              </w:numPr>
-              <w:outlineLvl w:val="9"/>
-              <w:rPr>
-                <w:rFonts w:hint="eastAsia" w:ascii="华文中宋" w:hAnsi="华文中宋" w:eastAsia="华文中宋" w:cs="华文中宋"/>
-                <w:b/>
-                <w:bCs/>
-                <w:i w:val="0"/>
-                <w:caps w:val="0"/>
-                <w:color w:val="ED7D31" w:themeColor="accent2"/>
-                <w:spacing w:val="7"/>
-                <w:sz w:val="21"/>
-                <w:szCs w:val="21"/>
-                <w:vertAlign w:val="baseline"/>
-                <w:lang w:val="en-US" w:eastAsia="zh-CN"/>
-                <w14:textFill>
-                  <w14:solidFill>
-                    <w14:schemeClr w14:val="accent2"/>
-                  </w14:solidFill>
-                </w14:textFill>
-              </w:rPr>
-            </w:pPr>
-          </w:p>
-        </w:tc>
-        <w:tc>
-          <w:tcPr>
-            <w:tcW w:w="0" w:type="auto"/>
-            <w:vAlign w:val="center"/>
-          </w:tcPr>
-          <w:p>
-            <w:pPr>
-              <w:numPr>
-                <w:ilvl w:val="0"/>
-                <w:numId w:val="0"/>
-              </w:numPr>
-              <w:outlineLvl w:val="9"/>
-              <w:rPr>
-                <w:rFonts w:hint="eastAsia" w:ascii="华文中宋" w:hAnsi="华文中宋" w:eastAsia="华文中宋" w:cs="华文中宋"/>
-                <w:b/>
-                <w:bCs/>
-                <w:i w:val="0"/>
-                <w:caps w:val="0"/>
-                <w:color w:val="ED7D31" w:themeColor="accent2"/>
-                <w:spacing w:val="7"/>
-                <w:sz w:val="21"/>
-                <w:szCs w:val="21"/>
-                <w:lang w:val="en-US" w:eastAsia="zh-CN"/>
-                <w14:textFill>
-                  <w14:solidFill>
-                    <w14:schemeClr w14:val="accent2"/>
-                  </w14:solidFill>
-                </w14:textFill>
-              </w:rPr>
-            </w:pPr>
-            <w:r>
-              <w:rPr>
-                <w:rFonts w:hint="eastAsia" w:ascii="华文中宋" w:hAnsi="华文中宋" w:eastAsia="华文中宋" w:cs="华文中宋"/>
-                <w:b/>
-                <w:bCs/>
-                <w:i w:val="0"/>
-                <w:caps w:val="0"/>
-                <w:color w:val="ED7D31" w:themeColor="accent2"/>
-                <w:spacing w:val="7"/>
-                <w:sz w:val="21"/>
-                <w:szCs w:val="21"/>
-                <w:lang w:val="en-US" w:eastAsia="zh-CN"/>
-                <w14:textFill>
-                  <w14:solidFill>
-                    <w14:schemeClr w14:val="accent2"/>
-                  </w14:solidFill>
-                </w14:textFill>
-              </w:rPr>
-              <w:t>最近</w:t>
-            </w:r>
-            <w:r>
-              <w:rPr>
-                <w:rFonts w:hint="eastAsia" w:ascii="华文中宋" w:hAnsi="华文中宋" w:eastAsia="华文中宋" w:cs="华文中宋"/>
-                <w:b/>
-                <w:bCs/>
-                <w:i w:val="0"/>
-                <w:caps w:val="0"/>
-                <w:color w:val="EA82F1"/>
-                <w:spacing w:val="7"/>
-                <w:sz w:val="21"/>
-                <w:szCs w:val="21"/>
-                <w:lang w:val="en-US" w:eastAsia="zh-CN"/>
-              </w:rPr>
-              <w:t>访问时间</w:t>
-            </w:r>
-          </w:p>
-        </w:tc>
-        <w:tc>
-          <w:tcPr>
-            <w:tcW w:w="0" w:type="auto"/>
-            <w:vMerge w:val="restart"/>
-            <w:vAlign w:val="center"/>
-          </w:tcPr>
-          <w:p>
-            <w:pPr>
-              <w:numPr>
-                <w:ilvl w:val="0"/>
-                <w:numId w:val="0"/>
-              </w:numPr>
-              <w:outlineLvl w:val="9"/>
-              <w:rPr>
-                <w:rFonts w:hint="eastAsia" w:ascii="华文中宋" w:hAnsi="华文中宋" w:eastAsia="华文中宋" w:cs="华文中宋"/>
-                <w:b/>
-                <w:bCs/>
-                <w:i w:val="0"/>
-                <w:caps w:val="0"/>
-                <w:color w:val="ED7D31" w:themeColor="accent2"/>
-                <w:spacing w:val="7"/>
-                <w:sz w:val="21"/>
-                <w:szCs w:val="21"/>
-                <w:lang w:val="en-US" w:eastAsia="zh-CN"/>
-                <w14:textFill>
-                  <w14:solidFill>
-                    <w14:schemeClr w14:val="accent2"/>
-                  </w14:solidFill>
-                </w14:textFill>
-              </w:rPr>
-            </w:pPr>
-            <w:r>
-              <w:rPr>
-                <w:rFonts w:hint="eastAsia" w:ascii="华文中宋" w:hAnsi="华文中宋" w:eastAsia="华文中宋" w:cs="华文中宋"/>
-                <w:b/>
-                <w:bCs/>
-                <w:i w:val="0"/>
-                <w:caps w:val="0"/>
-                <w:color w:val="ED7D31" w:themeColor="accent2"/>
-                <w:spacing w:val="7"/>
-                <w:sz w:val="21"/>
-                <w:szCs w:val="21"/>
-                <w:lang w:val="en-US" w:eastAsia="zh-CN"/>
-                <w14:textFill>
-                  <w14:solidFill>
-                    <w14:schemeClr w14:val="accent2"/>
-                  </w14:solidFill>
-                </w14:textFill>
-              </w:rPr>
-              <w:t>浮点型秒数</w:t>
-            </w:r>
-          </w:p>
-        </w:tc>
-      </w:tr>
-      <w:tr>
-        <w:tblPrEx>
-          <w:tblBorders>
-            <w:top w:val="single" w:color="auto" w:sz="4" w:space="0"/>
-            <w:left w:val="single" w:color="auto" w:sz="4" w:space="0"/>
-            <w:bottom w:val="single" w:color="auto" w:sz="4" w:space="0"/>
-            <w:right w:val="single" w:color="auto" w:sz="4" w:space="0"/>
-            <w:insideH w:val="single" w:color="auto" w:sz="4" w:space="0"/>
-            <w:insideV w:val="single" w:color="auto" w:sz="4" w:space="0"/>
-          </w:tblBorders>
-          <w:tblCellMar>
-            <w:top w:w="0" w:type="dxa"/>
-            <w:left w:w="108" w:type="dxa"/>
-            <w:bottom w:w="0" w:type="dxa"/>
-            <w:right w:w="108" w:type="dxa"/>
-          </w:tblCellMar>
-        </w:tblPrEx>
-        <w:tc>
-          <w:tcPr>
-            <w:tcW w:w="0" w:type="auto"/>
-            <w:vAlign w:val="center"/>
-          </w:tcPr>
-          <w:p>
-            <w:pPr>
-              <w:numPr>
-                <w:ilvl w:val="0"/>
-                <w:numId w:val="0"/>
-              </w:numPr>
-              <w:outlineLvl w:val="9"/>
-              <w:rPr>
-                <w:rFonts w:hint="eastAsia" w:ascii="华文中宋" w:hAnsi="华文中宋" w:eastAsia="华文中宋" w:cs="华文中宋"/>
-                <w:b/>
-                <w:bCs/>
-                <w:i w:val="0"/>
-                <w:caps w:val="0"/>
-                <w:color w:val="ED7D31" w:themeColor="accent2"/>
-                <w:spacing w:val="7"/>
-                <w:sz w:val="21"/>
-                <w:szCs w:val="21"/>
-                <w:vertAlign w:val="baseline"/>
-                <w:lang w:val="en-US" w:eastAsia="zh-CN"/>
-                <w14:textFill>
-                  <w14:solidFill>
-                    <w14:schemeClr w14:val="accent2"/>
-                  </w14:solidFill>
-                </w14:textFill>
-              </w:rPr>
-            </w:pPr>
-            <w:r>
-              <w:rPr>
-                <w:rFonts w:hint="eastAsia" w:ascii="华文中宋" w:hAnsi="华文中宋" w:eastAsia="华文中宋" w:cs="华文中宋"/>
-                <w:b/>
-                <w:bCs/>
-                <w:i w:val="0"/>
-                <w:caps w:val="0"/>
-                <w:color w:val="FF0000"/>
-                <w:spacing w:val="7"/>
-                <w:sz w:val="21"/>
-                <w:szCs w:val="21"/>
-                <w:lang w:val="en-US" w:eastAsia="zh-CN"/>
-              </w:rPr>
-              <w:t>getctime(</w:t>
-            </w:r>
-            <w:r>
-              <w:rPr>
-                <w:rFonts w:hint="eastAsia" w:cs="华文中宋"/>
-                <w:b/>
-                <w:bCs/>
-                <w:i w:val="0"/>
-                <w:caps w:val="0"/>
-                <w:color w:val="FF0000"/>
-                <w:spacing w:val="7"/>
-                <w:sz w:val="21"/>
-                <w:szCs w:val="21"/>
-                <w:lang w:val="en-US" w:eastAsia="zh-CN"/>
-              </w:rPr>
-              <w:t>file</w:t>
-            </w:r>
-            <w:r>
-              <w:rPr>
-                <w:rFonts w:hint="eastAsia" w:ascii="华文中宋" w:hAnsi="华文中宋" w:eastAsia="华文中宋" w:cs="华文中宋"/>
-                <w:b/>
-                <w:bCs/>
-                <w:i w:val="0"/>
-                <w:caps w:val="0"/>
-                <w:color w:val="FF0000"/>
-                <w:spacing w:val="7"/>
-                <w:sz w:val="21"/>
-                <w:szCs w:val="21"/>
-                <w:lang w:val="en-US" w:eastAsia="zh-CN"/>
-              </w:rPr>
-              <w:t>)</w:t>
-            </w:r>
-          </w:p>
-        </w:tc>
-        <w:tc>
-          <w:tcPr>
-            <w:tcW w:w="0" w:type="auto"/>
-            <w:vMerge w:val="continue"/>
-            <w:vAlign w:val="center"/>
-          </w:tcPr>
-          <w:p>
-            <w:pPr>
-              <w:numPr>
-                <w:ilvl w:val="0"/>
-                <w:numId w:val="0"/>
-              </w:numPr>
-              <w:outlineLvl w:val="9"/>
-              <w:rPr>
-                <w:rFonts w:hint="eastAsia" w:ascii="华文中宋" w:hAnsi="华文中宋" w:eastAsia="华文中宋" w:cs="华文中宋"/>
-                <w:b/>
-                <w:bCs/>
-                <w:i w:val="0"/>
-                <w:caps w:val="0"/>
-                <w:color w:val="ED7D31" w:themeColor="accent2"/>
-                <w:spacing w:val="7"/>
-                <w:sz w:val="21"/>
-                <w:szCs w:val="21"/>
-                <w:vertAlign w:val="baseline"/>
-                <w:lang w:val="en-US" w:eastAsia="zh-CN"/>
-                <w14:textFill>
-                  <w14:solidFill>
-                    <w14:schemeClr w14:val="accent2"/>
-                  </w14:solidFill>
-                </w14:textFill>
-              </w:rPr>
-            </w:pPr>
-          </w:p>
-        </w:tc>
-        <w:tc>
-          <w:tcPr>
-            <w:tcW w:w="0" w:type="auto"/>
-            <w:vAlign w:val="center"/>
-          </w:tcPr>
-          <w:p>
-            <w:pPr>
-              <w:numPr>
-                <w:ilvl w:val="0"/>
-                <w:numId w:val="0"/>
-              </w:numPr>
-              <w:outlineLvl w:val="9"/>
-              <w:rPr>
-                <w:rFonts w:hint="eastAsia" w:ascii="华文中宋" w:hAnsi="华文中宋" w:eastAsia="华文中宋" w:cs="华文中宋"/>
-                <w:b/>
-                <w:bCs/>
-                <w:i w:val="0"/>
-                <w:caps w:val="0"/>
-                <w:color w:val="ED7D31" w:themeColor="accent2"/>
-                <w:spacing w:val="7"/>
-                <w:sz w:val="21"/>
-                <w:szCs w:val="21"/>
-                <w:lang w:val="en-US" w:eastAsia="zh-CN"/>
-                <w14:textFill>
-                  <w14:solidFill>
-                    <w14:schemeClr w14:val="accent2"/>
-                  </w14:solidFill>
-                </w14:textFill>
-              </w:rPr>
-            </w:pPr>
-            <w:r>
-              <w:rPr>
-                <w:rFonts w:hint="eastAsia" w:ascii="华文中宋" w:hAnsi="华文中宋" w:eastAsia="华文中宋" w:cs="华文中宋"/>
-                <w:b/>
-                <w:bCs/>
-                <w:i w:val="0"/>
-                <w:caps w:val="0"/>
-                <w:color w:val="EA82F1"/>
-                <w:spacing w:val="7"/>
-                <w:sz w:val="21"/>
-                <w:szCs w:val="21"/>
-                <w:lang w:val="en-US" w:eastAsia="zh-CN"/>
-              </w:rPr>
-              <w:t>创建时间</w:t>
-            </w:r>
-          </w:p>
-        </w:tc>
-        <w:tc>
-          <w:tcPr>
-            <w:tcW w:w="0" w:type="auto"/>
-            <w:vMerge w:val="continue"/>
-            <w:vAlign w:val="center"/>
-          </w:tcPr>
-          <w:p>
-            <w:pPr>
-              <w:numPr>
-                <w:ilvl w:val="0"/>
-                <w:numId w:val="0"/>
-              </w:numPr>
-              <w:outlineLvl w:val="9"/>
-              <w:rPr>
-                <w:rFonts w:hint="eastAsia" w:ascii="华文中宋" w:hAnsi="华文中宋" w:eastAsia="华文中宋" w:cs="华文中宋"/>
-                <w:b/>
-                <w:bCs/>
-                <w:i w:val="0"/>
-                <w:caps w:val="0"/>
-                <w:color w:val="ED7D31" w:themeColor="accent2"/>
-                <w:spacing w:val="7"/>
-                <w:sz w:val="21"/>
-                <w:szCs w:val="21"/>
-                <w:lang w:val="en-US" w:eastAsia="zh-CN"/>
-                <w14:textFill>
-                  <w14:solidFill>
-                    <w14:schemeClr w14:val="accent2"/>
-                  </w14:solidFill>
-                </w14:textFill>
-              </w:rPr>
-            </w:pPr>
-          </w:p>
-        </w:tc>
-      </w:tr>
-      <w:tr>
-        <w:tblPrEx>
-          <w:tblBorders>
-            <w:top w:val="single" w:color="auto" w:sz="4" w:space="0"/>
-            <w:left w:val="single" w:color="auto" w:sz="4" w:space="0"/>
-            <w:bottom w:val="single" w:color="auto" w:sz="4" w:space="0"/>
-            <w:right w:val="single" w:color="auto" w:sz="4" w:space="0"/>
-            <w:insideH w:val="single" w:color="auto" w:sz="4" w:space="0"/>
-            <w:insideV w:val="single" w:color="auto" w:sz="4" w:space="0"/>
-          </w:tblBorders>
-          <w:tblCellMar>
-            <w:top w:w="0" w:type="dxa"/>
-            <w:left w:w="108" w:type="dxa"/>
-            <w:bottom w:w="0" w:type="dxa"/>
-            <w:right w:w="108" w:type="dxa"/>
-          </w:tblCellMar>
-        </w:tblPrEx>
-        <w:tc>
-          <w:tcPr>
-            <w:tcW w:w="0" w:type="auto"/>
-            <w:vAlign w:val="center"/>
-          </w:tcPr>
-          <w:p>
-            <w:pPr>
-              <w:numPr>
-                <w:ilvl w:val="0"/>
-                <w:numId w:val="0"/>
-              </w:numPr>
-              <w:outlineLvl w:val="9"/>
-              <w:rPr>
-                <w:rFonts w:hint="eastAsia" w:ascii="华文中宋" w:hAnsi="华文中宋" w:eastAsia="华文中宋" w:cs="华文中宋"/>
-                <w:b/>
-                <w:bCs/>
-                <w:i w:val="0"/>
-                <w:caps w:val="0"/>
-                <w:color w:val="ED7D31" w:themeColor="accent2"/>
-                <w:spacing w:val="7"/>
-                <w:sz w:val="21"/>
-                <w:szCs w:val="21"/>
-                <w:vertAlign w:val="baseline"/>
-                <w:lang w:val="en-US" w:eastAsia="zh-CN"/>
-                <w14:textFill>
-                  <w14:solidFill>
-                    <w14:schemeClr w14:val="accent2"/>
-                  </w14:solidFill>
-                </w14:textFill>
-              </w:rPr>
-            </w:pPr>
-            <w:r>
-              <w:rPr>
-                <w:rFonts w:hint="eastAsia" w:ascii="华文中宋" w:hAnsi="华文中宋" w:eastAsia="华文中宋" w:cs="华文中宋"/>
-                <w:b/>
-                <w:bCs/>
-                <w:i w:val="0"/>
-                <w:caps w:val="0"/>
-                <w:color w:val="FF0000"/>
-                <w:spacing w:val="7"/>
-                <w:sz w:val="21"/>
-                <w:szCs w:val="21"/>
-                <w:lang w:val="en-US" w:eastAsia="zh-CN"/>
-              </w:rPr>
-              <w:t>getmtime(</w:t>
-            </w:r>
-            <w:r>
-              <w:rPr>
-                <w:rFonts w:hint="eastAsia" w:cs="华文中宋"/>
-                <w:b/>
-                <w:bCs/>
-                <w:i w:val="0"/>
-                <w:caps w:val="0"/>
-                <w:color w:val="FF0000"/>
-                <w:spacing w:val="7"/>
-                <w:sz w:val="21"/>
-                <w:szCs w:val="21"/>
-                <w:lang w:val="en-US" w:eastAsia="zh-CN"/>
-              </w:rPr>
-              <w:t>file</w:t>
-            </w:r>
-            <w:r>
-              <w:rPr>
-                <w:rFonts w:hint="eastAsia" w:ascii="华文中宋" w:hAnsi="华文中宋" w:eastAsia="华文中宋" w:cs="华文中宋"/>
-                <w:b/>
-                <w:bCs/>
-                <w:i w:val="0"/>
-                <w:caps w:val="0"/>
-                <w:color w:val="FF0000"/>
-                <w:spacing w:val="7"/>
-                <w:sz w:val="21"/>
-                <w:szCs w:val="21"/>
-                <w:lang w:val="en-US" w:eastAsia="zh-CN"/>
-              </w:rPr>
-              <w:t>)</w:t>
-            </w:r>
-          </w:p>
-        </w:tc>
-        <w:tc>
-          <w:tcPr>
-            <w:tcW w:w="0" w:type="auto"/>
-            <w:vMerge w:val="continue"/>
-            <w:vAlign w:val="center"/>
-          </w:tcPr>
-          <w:p>
-            <w:pPr>
-              <w:numPr>
-                <w:ilvl w:val="0"/>
-                <w:numId w:val="0"/>
-              </w:numPr>
-              <w:outlineLvl w:val="9"/>
-              <w:rPr>
-                <w:rFonts w:hint="eastAsia" w:ascii="华文中宋" w:hAnsi="华文中宋" w:eastAsia="华文中宋" w:cs="华文中宋"/>
-                <w:b/>
-                <w:bCs/>
-                <w:i w:val="0"/>
-                <w:caps w:val="0"/>
-                <w:color w:val="ED7D31" w:themeColor="accent2"/>
-                <w:spacing w:val="7"/>
-                <w:sz w:val="21"/>
-                <w:szCs w:val="21"/>
-                <w:vertAlign w:val="baseline"/>
-                <w:lang w:val="en-US" w:eastAsia="zh-CN"/>
-                <w14:textFill>
-                  <w14:solidFill>
-                    <w14:schemeClr w14:val="accent2"/>
-                  </w14:solidFill>
-                </w14:textFill>
-              </w:rPr>
-            </w:pPr>
-          </w:p>
-        </w:tc>
-        <w:tc>
-          <w:tcPr>
-            <w:tcW w:w="0" w:type="auto"/>
-            <w:vAlign w:val="center"/>
-          </w:tcPr>
-          <w:p>
-            <w:pPr>
-              <w:numPr>
-                <w:ilvl w:val="0"/>
-                <w:numId w:val="0"/>
-              </w:numPr>
-              <w:outlineLvl w:val="9"/>
-              <w:rPr>
-                <w:rFonts w:hint="eastAsia" w:ascii="华文中宋" w:hAnsi="华文中宋" w:eastAsia="华文中宋" w:cs="华文中宋"/>
-                <w:b/>
-                <w:bCs/>
-                <w:i w:val="0"/>
-                <w:caps w:val="0"/>
-                <w:color w:val="ED7D31" w:themeColor="accent2"/>
-                <w:spacing w:val="7"/>
-                <w:sz w:val="21"/>
-                <w:szCs w:val="21"/>
-                <w:lang w:val="en-US" w:eastAsia="zh-CN"/>
-                <w14:textFill>
-                  <w14:solidFill>
-                    <w14:schemeClr w14:val="accent2"/>
-                  </w14:solidFill>
-                </w14:textFill>
-              </w:rPr>
-            </w:pPr>
-            <w:r>
-              <w:rPr>
-                <w:rFonts w:hint="eastAsia" w:ascii="华文中宋" w:hAnsi="华文中宋" w:eastAsia="华文中宋" w:cs="华文中宋"/>
-                <w:b/>
-                <w:bCs/>
-                <w:i w:val="0"/>
-                <w:caps w:val="0"/>
-                <w:color w:val="ED7D31" w:themeColor="accent2"/>
-                <w:spacing w:val="7"/>
-                <w:sz w:val="21"/>
-                <w:szCs w:val="21"/>
-                <w:lang w:val="en-US" w:eastAsia="zh-CN"/>
-                <w14:textFill>
-                  <w14:solidFill>
-                    <w14:schemeClr w14:val="accent2"/>
-                  </w14:solidFill>
-                </w14:textFill>
-              </w:rPr>
-              <w:t>最新</w:t>
-            </w:r>
-            <w:r>
-              <w:rPr>
-                <w:rFonts w:hint="eastAsia" w:ascii="华文中宋" w:hAnsi="华文中宋" w:eastAsia="华文中宋" w:cs="华文中宋"/>
-                <w:b/>
-                <w:bCs/>
-                <w:i w:val="0"/>
-                <w:caps w:val="0"/>
-                <w:color w:val="EA82F1"/>
-                <w:spacing w:val="7"/>
-                <w:sz w:val="21"/>
-                <w:szCs w:val="21"/>
-                <w:lang w:val="en-US" w:eastAsia="zh-CN"/>
-              </w:rPr>
-              <w:t>修改时间</w:t>
-            </w:r>
-          </w:p>
-        </w:tc>
-        <w:tc>
-          <w:tcPr>
-            <w:tcW w:w="0" w:type="auto"/>
-            <w:vMerge w:val="continue"/>
-            <w:vAlign w:val="center"/>
-          </w:tcPr>
-          <w:p>
-            <w:pPr>
-              <w:numPr>
-                <w:ilvl w:val="0"/>
-                <w:numId w:val="0"/>
-              </w:numPr>
-              <w:outlineLvl w:val="9"/>
-              <w:rPr>
-                <w:rFonts w:hint="eastAsia" w:ascii="华文中宋" w:hAnsi="华文中宋" w:eastAsia="华文中宋" w:cs="华文中宋"/>
-                <w:b/>
-                <w:bCs/>
-                <w:i w:val="0"/>
-                <w:caps w:val="0"/>
-                <w:color w:val="ED7D31" w:themeColor="accent2"/>
-                <w:spacing w:val="7"/>
-                <w:sz w:val="21"/>
-                <w:szCs w:val="21"/>
-                <w:lang w:val="en-US" w:eastAsia="zh-CN"/>
-                <w14:textFill>
-                  <w14:solidFill>
-                    <w14:schemeClr w14:val="accent2"/>
-                  </w14:solidFill>
-                </w14:textFill>
-              </w:rPr>
-            </w:pPr>
-          </w:p>
-        </w:tc>
-      </w:tr>
-      <w:tr>
-        <w:tblPrEx>
-          <w:tblBorders>
-            <w:top w:val="single" w:color="auto" w:sz="4" w:space="0"/>
-            <w:left w:val="single" w:color="auto" w:sz="4" w:space="0"/>
-            <w:bottom w:val="single" w:color="auto" w:sz="4" w:space="0"/>
-            <w:right w:val="single" w:color="auto" w:sz="4" w:space="0"/>
-            <w:insideH w:val="single" w:color="auto" w:sz="4" w:space="0"/>
-            <w:insideV w:val="single" w:color="auto" w:sz="4" w:space="0"/>
-          </w:tblBorders>
-          <w:tblCellMar>
-            <w:top w:w="0" w:type="dxa"/>
-            <w:left w:w="108" w:type="dxa"/>
-            <w:bottom w:w="0" w:type="dxa"/>
-            <w:right w:w="108" w:type="dxa"/>
-          </w:tblCellMar>
-        </w:tblPrEx>
-        <w:trPr>
-          <w:trHeight w:val="269" w:hRule="atLeast"/>
-        </w:trPr>
-        <w:tc>
-          <w:tcPr>
-            <w:tcW w:w="0" w:type="auto"/>
-            <w:vAlign w:val="center"/>
-          </w:tcPr>
-          <w:p>
-            <w:pPr>
-              <w:numPr>
-                <w:ilvl w:val="0"/>
-                <w:numId w:val="0"/>
-              </w:numPr>
-              <w:outlineLvl w:val="9"/>
-              <w:rPr>
-                <w:rFonts w:hint="eastAsia" w:ascii="华文中宋" w:hAnsi="华文中宋" w:eastAsia="华文中宋" w:cs="华文中宋"/>
-                <w:b/>
-                <w:bCs/>
-                <w:i w:val="0"/>
-                <w:caps w:val="0"/>
-                <w:color w:val="ED7D31" w:themeColor="accent2"/>
-                <w:spacing w:val="7"/>
-                <w:sz w:val="21"/>
-                <w:szCs w:val="21"/>
-                <w:vertAlign w:val="baseline"/>
-                <w:lang w:val="en-US" w:eastAsia="zh-CN"/>
-                <w14:textFill>
-                  <w14:solidFill>
-                    <w14:schemeClr w14:val="accent2"/>
-                  </w14:solidFill>
-                </w14:textFill>
-              </w:rPr>
-            </w:pPr>
-            <w:r>
-              <w:rPr>
-                <w:rFonts w:hint="eastAsia" w:ascii="华文中宋" w:hAnsi="华文中宋" w:eastAsia="华文中宋" w:cs="华文中宋"/>
-                <w:b/>
-                <w:bCs/>
-                <w:i w:val="0"/>
-                <w:caps w:val="0"/>
-                <w:color w:val="FF0000"/>
-                <w:spacing w:val="7"/>
-                <w:sz w:val="21"/>
-                <w:szCs w:val="21"/>
-                <w:lang w:val="en-US" w:eastAsia="zh-CN"/>
-              </w:rPr>
-              <w:t>exists(</w:t>
-            </w:r>
-            <w:r>
-              <w:rPr>
-                <w:rFonts w:hint="eastAsia" w:cs="华文中宋"/>
-                <w:b/>
-                <w:bCs/>
-                <w:i w:val="0"/>
-                <w:caps w:val="0"/>
-                <w:color w:val="FF0000"/>
-                <w:spacing w:val="7"/>
-                <w:sz w:val="21"/>
-                <w:szCs w:val="21"/>
-                <w:lang w:val="en-US" w:eastAsia="zh-CN"/>
-              </w:rPr>
-              <w:t>path</w:t>
-            </w:r>
-            <w:r>
-              <w:rPr>
-                <w:rFonts w:hint="eastAsia" w:ascii="华文中宋" w:hAnsi="华文中宋" w:eastAsia="华文中宋" w:cs="华文中宋"/>
-                <w:b/>
-                <w:bCs/>
-                <w:i w:val="0"/>
-                <w:caps w:val="0"/>
-                <w:color w:val="FF0000"/>
-                <w:spacing w:val="7"/>
-                <w:sz w:val="21"/>
-                <w:szCs w:val="21"/>
-                <w:lang w:val="en-US" w:eastAsia="zh-CN"/>
-              </w:rPr>
-              <w:t>)</w:t>
-            </w:r>
-          </w:p>
-        </w:tc>
-        <w:tc>
-          <w:tcPr>
-            <w:tcW w:w="0" w:type="auto"/>
-            <w:vMerge w:val="restart"/>
-            <w:vAlign w:val="center"/>
-          </w:tcPr>
-          <w:p>
-            <w:pPr>
-              <w:numPr>
-                <w:ilvl w:val="0"/>
-                <w:numId w:val="0"/>
-              </w:numPr>
-              <w:outlineLvl w:val="9"/>
-              <w:rPr>
-                <w:rFonts w:hint="eastAsia" w:ascii="华文中宋" w:hAnsi="华文中宋" w:eastAsia="华文中宋" w:cs="华文中宋"/>
-                <w:b/>
-                <w:bCs/>
-                <w:i w:val="0"/>
-                <w:caps w:val="0"/>
-                <w:color w:val="ED7D31" w:themeColor="accent2"/>
-                <w:spacing w:val="7"/>
-                <w:sz w:val="21"/>
-                <w:szCs w:val="21"/>
-                <w:lang w:val="en-US" w:eastAsia="zh-CN"/>
-                <w14:textFill>
-                  <w14:solidFill>
-                    <w14:schemeClr w14:val="accent2"/>
-                  </w14:solidFill>
-                </w14:textFill>
-              </w:rPr>
-            </w:pPr>
-            <w:r>
-              <w:rPr>
-                <w:rFonts w:hint="eastAsia" w:ascii="华文中宋" w:hAnsi="华文中宋" w:eastAsia="华文中宋" w:cs="华文中宋"/>
-                <w:b/>
-                <w:bCs/>
-                <w:i w:val="0"/>
-                <w:caps w:val="0"/>
-                <w:color w:val="ED7D31" w:themeColor="accent2"/>
-                <w:spacing w:val="7"/>
-                <w:sz w:val="21"/>
-                <w:szCs w:val="21"/>
-                <w:lang w:val="en-US" w:eastAsia="zh-CN"/>
-                <w14:textFill>
-                  <w14:solidFill>
-                    <w14:schemeClr w14:val="accent2"/>
-                  </w14:solidFill>
-                </w14:textFill>
-              </w:rPr>
-              <w:t>判断</w:t>
-            </w:r>
-          </w:p>
-          <w:p>
-            <w:pPr>
-              <w:numPr>
-                <w:ilvl w:val="0"/>
-                <w:numId w:val="0"/>
-              </w:numPr>
-              <w:outlineLvl w:val="9"/>
-              <w:rPr>
-                <w:rFonts w:hint="eastAsia" w:ascii="华文中宋" w:hAnsi="华文中宋" w:eastAsia="华文中宋" w:cs="华文中宋"/>
-                <w:b/>
-                <w:bCs/>
-                <w:i w:val="0"/>
-                <w:caps w:val="0"/>
-                <w:color w:val="ED7D31" w:themeColor="accent2"/>
-                <w:spacing w:val="7"/>
-                <w:sz w:val="21"/>
-                <w:szCs w:val="21"/>
-                <w:lang w:val="en-US" w:eastAsia="zh-CN"/>
-                <w14:textFill>
-                  <w14:solidFill>
-                    <w14:schemeClr w14:val="accent2"/>
-                  </w14:solidFill>
-                </w14:textFill>
-              </w:rPr>
-            </w:pPr>
-            <w:r>
-              <w:rPr>
-                <w:rFonts w:hint="eastAsia" w:cs="华文中宋"/>
-                <w:b/>
-                <w:bCs/>
-                <w:i w:val="0"/>
-                <w:caps w:val="0"/>
-                <w:color w:val="ED7D31" w:themeColor="accent2"/>
-                <w:spacing w:val="7"/>
-                <w:sz w:val="21"/>
-                <w:szCs w:val="21"/>
-                <w:lang w:val="en-US" w:eastAsia="zh-CN"/>
-                <w14:textFill>
-                  <w14:solidFill>
-                    <w14:schemeClr w14:val="accent2"/>
-                  </w14:solidFill>
-                </w14:textFill>
-              </w:rPr>
-              <w:t>path</w:t>
-            </w:r>
-          </w:p>
-        </w:tc>
-        <w:tc>
-          <w:tcPr>
-            <w:tcW w:w="0" w:type="auto"/>
-            <w:gridSpan w:val="2"/>
-            <w:vAlign w:val="center"/>
-          </w:tcPr>
-          <w:p>
-            <w:pPr>
-              <w:numPr>
-                <w:ilvl w:val="0"/>
-                <w:numId w:val="0"/>
-              </w:numPr>
-              <w:outlineLvl w:val="9"/>
-              <w:rPr>
-                <w:rFonts w:hint="eastAsia" w:ascii="华文中宋" w:hAnsi="华文中宋" w:eastAsia="华文中宋" w:cs="华文中宋"/>
-                <w:b/>
-                <w:bCs/>
-                <w:i w:val="0"/>
-                <w:caps w:val="0"/>
-                <w:color w:val="ED7D31" w:themeColor="accent2"/>
-                <w:spacing w:val="7"/>
-                <w:sz w:val="21"/>
-                <w:szCs w:val="21"/>
-                <w:lang w:val="en-US" w:eastAsia="zh-CN"/>
-                <w14:textFill>
-                  <w14:solidFill>
-                    <w14:schemeClr w14:val="accent2"/>
-                  </w14:solidFill>
-                </w14:textFill>
-              </w:rPr>
-            </w:pPr>
-            <w:r>
-              <w:rPr>
-                <w:rFonts w:hint="eastAsia" w:ascii="华文中宋" w:hAnsi="华文中宋" w:eastAsia="华文中宋" w:cs="华文中宋"/>
-                <w:b/>
-                <w:bCs/>
-                <w:i w:val="0"/>
-                <w:caps w:val="0"/>
-                <w:color w:val="ED7D31" w:themeColor="accent2"/>
-                <w:spacing w:val="7"/>
-                <w:sz w:val="21"/>
-                <w:szCs w:val="21"/>
-                <w:lang w:val="en-US" w:eastAsia="zh-CN"/>
-                <w14:textFill>
-                  <w14:solidFill>
-                    <w14:schemeClr w14:val="accent2"/>
-                  </w14:solidFill>
-                </w14:textFill>
-              </w:rPr>
-              <w:t>是否</w:t>
-            </w:r>
-            <w:r>
-              <w:rPr>
-                <w:rFonts w:hint="eastAsia" w:ascii="华文中宋" w:hAnsi="华文中宋" w:eastAsia="华文中宋" w:cs="华文中宋"/>
-                <w:b/>
-                <w:bCs/>
-                <w:i w:val="0"/>
-                <w:caps w:val="0"/>
-                <w:color w:val="EA82F1"/>
-                <w:spacing w:val="7"/>
-                <w:sz w:val="21"/>
-                <w:szCs w:val="21"/>
-                <w:lang w:val="en-US" w:eastAsia="zh-CN"/>
-              </w:rPr>
-              <w:t>存在</w:t>
-            </w:r>
-          </w:p>
-        </w:tc>
-      </w:tr>
-      <w:tr>
-        <w:tblPrEx>
-          <w:tblBorders>
-            <w:top w:val="single" w:color="auto" w:sz="4" w:space="0"/>
-            <w:left w:val="single" w:color="auto" w:sz="4" w:space="0"/>
-            <w:bottom w:val="single" w:color="auto" w:sz="4" w:space="0"/>
-            <w:right w:val="single" w:color="auto" w:sz="4" w:space="0"/>
-            <w:insideH w:val="single" w:color="auto" w:sz="4" w:space="0"/>
-            <w:insideV w:val="single" w:color="auto" w:sz="4" w:space="0"/>
-          </w:tblBorders>
-          <w:tblCellMar>
-            <w:top w:w="0" w:type="dxa"/>
-            <w:left w:w="108" w:type="dxa"/>
-            <w:bottom w:w="0" w:type="dxa"/>
-            <w:right w:w="108" w:type="dxa"/>
-          </w:tblCellMar>
-        </w:tblPrEx>
-        <w:tc>
-          <w:tcPr>
-            <w:tcW w:w="0" w:type="auto"/>
-            <w:vAlign w:val="center"/>
-          </w:tcPr>
-          <w:p>
-            <w:pPr>
-              <w:numPr>
-                <w:ilvl w:val="0"/>
-                <w:numId w:val="0"/>
-              </w:numPr>
-              <w:outlineLvl w:val="9"/>
-              <w:rPr>
-                <w:rFonts w:hint="eastAsia" w:ascii="华文中宋" w:hAnsi="华文中宋" w:eastAsia="华文中宋" w:cs="华文中宋"/>
-                <w:b/>
-                <w:bCs/>
-                <w:i w:val="0"/>
-                <w:caps w:val="0"/>
-                <w:color w:val="FF0000"/>
-                <w:spacing w:val="7"/>
-                <w:sz w:val="21"/>
-                <w:szCs w:val="21"/>
-                <w:lang w:val="en-US" w:eastAsia="zh-CN"/>
-              </w:rPr>
-            </w:pPr>
-            <w:r>
-              <w:rPr>
-                <w:rFonts w:hint="eastAsia" w:ascii="华文中宋" w:hAnsi="华文中宋" w:eastAsia="华文中宋" w:cs="华文中宋"/>
-                <w:b/>
-                <w:bCs/>
-                <w:i w:val="0"/>
-                <w:caps w:val="0"/>
-                <w:color w:val="FF0000"/>
-                <w:spacing w:val="7"/>
-                <w:sz w:val="21"/>
-                <w:szCs w:val="21"/>
-                <w:lang w:val="en-US" w:eastAsia="zh-CN"/>
-              </w:rPr>
-              <w:t>isabs(</w:t>
-            </w:r>
-            <w:r>
-              <w:rPr>
-                <w:rFonts w:hint="eastAsia" w:cs="华文中宋"/>
-                <w:b/>
-                <w:bCs/>
-                <w:i w:val="0"/>
-                <w:caps w:val="0"/>
-                <w:color w:val="FF0000"/>
-                <w:spacing w:val="7"/>
-                <w:sz w:val="21"/>
-                <w:szCs w:val="21"/>
-                <w:lang w:val="en-US" w:eastAsia="zh-CN"/>
-              </w:rPr>
-              <w:t>path</w:t>
-            </w:r>
-            <w:r>
-              <w:rPr>
-                <w:rFonts w:hint="eastAsia" w:ascii="华文中宋" w:hAnsi="华文中宋" w:eastAsia="华文中宋" w:cs="华文中宋"/>
-                <w:b/>
-                <w:bCs/>
-                <w:i w:val="0"/>
-                <w:caps w:val="0"/>
-                <w:color w:val="FF0000"/>
-                <w:spacing w:val="7"/>
-                <w:sz w:val="21"/>
-                <w:szCs w:val="21"/>
-                <w:lang w:val="en-US" w:eastAsia="zh-CN"/>
-              </w:rPr>
-              <w:t>)</w:t>
-            </w:r>
-          </w:p>
-        </w:tc>
-        <w:tc>
-          <w:tcPr>
-            <w:tcW w:w="0" w:type="auto"/>
-            <w:vMerge w:val="continue"/>
-            <w:vAlign w:val="center"/>
-          </w:tcPr>
-          <w:p>
-            <w:pPr>
-              <w:numPr>
-                <w:ilvl w:val="0"/>
-                <w:numId w:val="0"/>
-              </w:numPr>
-              <w:outlineLvl w:val="9"/>
-              <w:rPr>
-                <w:rFonts w:hint="eastAsia" w:ascii="华文中宋" w:hAnsi="华文中宋" w:eastAsia="华文中宋" w:cs="华文中宋"/>
-                <w:b/>
-                <w:bCs/>
-                <w:i w:val="0"/>
-                <w:caps w:val="0"/>
-                <w:color w:val="ED7D31" w:themeColor="accent2"/>
-                <w:spacing w:val="7"/>
-                <w:sz w:val="21"/>
-                <w:szCs w:val="21"/>
-                <w:lang w:val="en-US" w:eastAsia="zh-CN"/>
-                <w14:textFill>
-                  <w14:solidFill>
-                    <w14:schemeClr w14:val="accent2"/>
-                  </w14:solidFill>
-                </w14:textFill>
-              </w:rPr>
-            </w:pPr>
-          </w:p>
-        </w:tc>
-        <w:tc>
-          <w:tcPr>
-            <w:tcW w:w="0" w:type="auto"/>
-            <w:gridSpan w:val="2"/>
-            <w:vAlign w:val="center"/>
-          </w:tcPr>
-          <w:p>
-            <w:pPr>
-              <w:numPr>
-                <w:ilvl w:val="0"/>
-                <w:numId w:val="0"/>
-              </w:numPr>
-              <w:outlineLvl w:val="9"/>
-              <w:rPr>
-                <w:rFonts w:hint="eastAsia" w:ascii="华文中宋" w:hAnsi="华文中宋" w:eastAsia="华文中宋" w:cs="华文中宋"/>
-                <w:b/>
-                <w:bCs/>
-                <w:i w:val="0"/>
-                <w:caps w:val="0"/>
-                <w:color w:val="ED7D31" w:themeColor="accent2"/>
-                <w:spacing w:val="7"/>
-                <w:sz w:val="21"/>
-                <w:szCs w:val="21"/>
-                <w:lang w:val="en-US" w:eastAsia="zh-CN"/>
-                <w14:textFill>
-                  <w14:solidFill>
-                    <w14:schemeClr w14:val="accent2"/>
-                  </w14:solidFill>
-                </w14:textFill>
-              </w:rPr>
-            </w:pPr>
-            <w:r>
-              <w:rPr>
-                <w:rFonts w:hint="eastAsia" w:ascii="华文中宋" w:hAnsi="华文中宋" w:eastAsia="华文中宋" w:cs="华文中宋"/>
-                <w:b/>
-                <w:bCs/>
-                <w:i w:val="0"/>
-                <w:caps w:val="0"/>
-                <w:color w:val="ED7D31" w:themeColor="accent2"/>
-                <w:spacing w:val="7"/>
-                <w:sz w:val="21"/>
-                <w:szCs w:val="21"/>
-                <w:lang w:val="en-US" w:eastAsia="zh-CN"/>
-                <w14:textFill>
-                  <w14:solidFill>
-                    <w14:schemeClr w14:val="accent2"/>
-                  </w14:solidFill>
-                </w14:textFill>
-              </w:rPr>
-              <w:t>是否为</w:t>
-            </w:r>
-            <w:r>
-              <w:rPr>
-                <w:rFonts w:hint="eastAsia" w:ascii="华文中宋" w:hAnsi="华文中宋" w:eastAsia="华文中宋" w:cs="华文中宋"/>
-                <w:b/>
-                <w:bCs/>
-                <w:i w:val="0"/>
-                <w:caps w:val="0"/>
-                <w:color w:val="EA82F1"/>
-                <w:spacing w:val="7"/>
-                <w:sz w:val="21"/>
-                <w:szCs w:val="21"/>
-                <w:lang w:val="en-US" w:eastAsia="zh-CN"/>
-              </w:rPr>
-              <w:t>绝对路径</w:t>
-            </w:r>
-            <w:r>
-              <w:rPr>
-                <w:rFonts w:hint="eastAsia" w:cs="华文中宋"/>
-                <w:b/>
-                <w:bCs/>
-                <w:i w:val="0"/>
-                <w:caps w:val="0"/>
-                <w:color w:val="EA82F1"/>
-                <w:spacing w:val="7"/>
-                <w:sz w:val="21"/>
-                <w:szCs w:val="21"/>
-                <w:lang w:val="en-US" w:eastAsia="zh-CN"/>
-              </w:rPr>
-              <w:t xml:space="preserve"> </w:t>
-            </w:r>
-            <w:r>
-              <w:rPr>
-                <w:rFonts w:hint="eastAsia" w:ascii="华文中宋" w:hAnsi="华文中宋" w:eastAsia="华文中宋" w:cs="华文中宋"/>
-                <w:b/>
-                <w:bCs/>
-                <w:i w:val="0"/>
-                <w:caps w:val="0"/>
-                <w:color w:val="ED7D31" w:themeColor="accent2"/>
-                <w:spacing w:val="7"/>
-                <w:sz w:val="21"/>
-                <w:szCs w:val="21"/>
-                <w:lang w:val="en-US" w:eastAsia="zh-CN"/>
-                <w14:textFill>
-                  <w14:solidFill>
-                    <w14:schemeClr w14:val="accent2"/>
-                  </w14:solidFill>
-                </w14:textFill>
-              </w:rPr>
-              <w:t>(包含挂载点)</w:t>
-            </w:r>
-          </w:p>
-        </w:tc>
-      </w:tr>
-      <w:tr>
-        <w:tblPrEx>
-          <w:tblBorders>
-            <w:top w:val="single" w:color="auto" w:sz="4" w:space="0"/>
-            <w:left w:val="single" w:color="auto" w:sz="4" w:space="0"/>
-            <w:bottom w:val="single" w:color="auto" w:sz="4" w:space="0"/>
-            <w:right w:val="single" w:color="auto" w:sz="4" w:space="0"/>
-            <w:insideH w:val="single" w:color="auto" w:sz="4" w:space="0"/>
-            <w:insideV w:val="single" w:color="auto" w:sz="4" w:space="0"/>
-          </w:tblBorders>
-          <w:tblCellMar>
-            <w:top w:w="0" w:type="dxa"/>
-            <w:left w:w="108" w:type="dxa"/>
-            <w:bottom w:w="0" w:type="dxa"/>
-            <w:right w:w="108" w:type="dxa"/>
-          </w:tblCellMar>
-        </w:tblPrEx>
-        <w:trPr>
-          <w:trHeight w:val="294" w:hRule="atLeast"/>
-        </w:trPr>
-        <w:tc>
-          <w:tcPr>
-            <w:tcW w:w="0" w:type="auto"/>
-            <w:vAlign w:val="center"/>
-          </w:tcPr>
-          <w:p>
-            <w:pPr>
-              <w:numPr>
-                <w:ilvl w:val="0"/>
-                <w:numId w:val="0"/>
-              </w:numPr>
-              <w:outlineLvl w:val="9"/>
-              <w:rPr>
-                <w:rFonts w:hint="eastAsia" w:ascii="华文中宋" w:hAnsi="华文中宋" w:eastAsia="华文中宋" w:cs="华文中宋"/>
-                <w:b/>
-                <w:bCs/>
-                <w:i w:val="0"/>
-                <w:caps w:val="0"/>
-                <w:color w:val="FF0000"/>
-                <w:spacing w:val="7"/>
-                <w:sz w:val="21"/>
-                <w:szCs w:val="21"/>
-                <w:lang w:val="en-US" w:eastAsia="zh-CN"/>
-              </w:rPr>
-            </w:pPr>
-            <w:r>
-              <w:rPr>
-                <w:rFonts w:hint="eastAsia" w:ascii="华文中宋" w:hAnsi="华文中宋" w:eastAsia="华文中宋" w:cs="华文中宋"/>
-                <w:b/>
-                <w:bCs/>
-                <w:i w:val="0"/>
-                <w:caps w:val="0"/>
-                <w:color w:val="FF0000"/>
-                <w:spacing w:val="7"/>
-                <w:sz w:val="21"/>
-                <w:szCs w:val="21"/>
-                <w:lang w:val="en-US" w:eastAsia="zh-CN"/>
-              </w:rPr>
-              <w:t>isdir(</w:t>
-            </w:r>
-            <w:r>
-              <w:rPr>
-                <w:rFonts w:hint="eastAsia" w:cs="华文中宋"/>
-                <w:b/>
-                <w:bCs/>
-                <w:i w:val="0"/>
-                <w:caps w:val="0"/>
-                <w:color w:val="FF0000"/>
-                <w:spacing w:val="7"/>
-                <w:sz w:val="21"/>
-                <w:szCs w:val="21"/>
-                <w:lang w:val="en-US" w:eastAsia="zh-CN"/>
-              </w:rPr>
-              <w:t>path</w:t>
-            </w:r>
-            <w:r>
-              <w:rPr>
-                <w:rFonts w:hint="eastAsia" w:ascii="华文中宋" w:hAnsi="华文中宋" w:eastAsia="华文中宋" w:cs="华文中宋"/>
-                <w:b/>
-                <w:bCs/>
-                <w:i w:val="0"/>
-                <w:caps w:val="0"/>
-                <w:color w:val="FF0000"/>
-                <w:spacing w:val="7"/>
-                <w:sz w:val="21"/>
-                <w:szCs w:val="21"/>
-                <w:lang w:val="en-US" w:eastAsia="zh-CN"/>
-              </w:rPr>
-              <w:t>)</w:t>
-            </w:r>
-          </w:p>
-        </w:tc>
-        <w:tc>
-          <w:tcPr>
-            <w:tcW w:w="0" w:type="auto"/>
-            <w:vMerge w:val="continue"/>
-            <w:vAlign w:val="center"/>
-          </w:tcPr>
-          <w:p>
-            <w:pPr>
-              <w:numPr>
-                <w:ilvl w:val="0"/>
-                <w:numId w:val="0"/>
-              </w:numPr>
-              <w:outlineLvl w:val="9"/>
-              <w:rPr>
-                <w:rFonts w:hint="eastAsia" w:ascii="华文中宋" w:hAnsi="华文中宋" w:eastAsia="华文中宋" w:cs="华文中宋"/>
-                <w:b/>
-                <w:bCs/>
-                <w:i w:val="0"/>
-                <w:caps w:val="0"/>
-                <w:color w:val="ED7D31" w:themeColor="accent2"/>
-                <w:spacing w:val="7"/>
-                <w:sz w:val="21"/>
-                <w:szCs w:val="21"/>
-                <w:lang w:val="en-US" w:eastAsia="zh-CN"/>
-                <w14:textFill>
-                  <w14:solidFill>
-                    <w14:schemeClr w14:val="accent2"/>
-                  </w14:solidFill>
-                </w14:textFill>
-              </w:rPr>
-            </w:pPr>
-          </w:p>
-        </w:tc>
-        <w:tc>
-          <w:tcPr>
-            <w:tcW w:w="0" w:type="auto"/>
-            <w:gridSpan w:val="2"/>
-            <w:vAlign w:val="center"/>
-          </w:tcPr>
-          <w:p>
-            <w:pPr>
-              <w:numPr>
-                <w:ilvl w:val="0"/>
-                <w:numId w:val="0"/>
-              </w:numPr>
-              <w:outlineLvl w:val="9"/>
-              <w:rPr>
-                <w:rFonts w:hint="eastAsia" w:ascii="华文中宋" w:hAnsi="华文中宋" w:eastAsia="华文中宋" w:cs="华文中宋"/>
-                <w:b/>
-                <w:bCs/>
-                <w:i w:val="0"/>
-                <w:caps w:val="0"/>
-                <w:color w:val="ED7D31" w:themeColor="accent2"/>
-                <w:spacing w:val="7"/>
-                <w:sz w:val="21"/>
-                <w:szCs w:val="21"/>
-                <w:lang w:val="en-US" w:eastAsia="zh-CN"/>
-                <w14:textFill>
-                  <w14:solidFill>
-                    <w14:schemeClr w14:val="accent2"/>
-                  </w14:solidFill>
-                </w14:textFill>
-              </w:rPr>
-            </w:pPr>
-            <w:r>
-              <w:rPr>
-                <w:rFonts w:hint="eastAsia" w:ascii="华文中宋" w:hAnsi="华文中宋" w:eastAsia="华文中宋" w:cs="华文中宋"/>
-                <w:b/>
-                <w:bCs/>
-                <w:i w:val="0"/>
-                <w:caps w:val="0"/>
-                <w:color w:val="ED7D31" w:themeColor="accent2"/>
-                <w:spacing w:val="7"/>
-                <w:sz w:val="21"/>
-                <w:szCs w:val="21"/>
-                <w:lang w:val="en-US" w:eastAsia="zh-CN"/>
-                <w14:textFill>
-                  <w14:solidFill>
-                    <w14:schemeClr w14:val="accent2"/>
-                  </w14:solidFill>
-                </w14:textFill>
-              </w:rPr>
-              <w:t>是否存在且是</w:t>
-            </w:r>
-            <w:r>
-              <w:rPr>
-                <w:rFonts w:hint="eastAsia" w:ascii="华文中宋" w:hAnsi="华文中宋" w:eastAsia="华文中宋" w:cs="华文中宋"/>
-                <w:b/>
-                <w:bCs/>
-                <w:i w:val="0"/>
-                <w:caps w:val="0"/>
-                <w:color w:val="EA82F1"/>
-                <w:spacing w:val="7"/>
-                <w:sz w:val="21"/>
-                <w:szCs w:val="21"/>
-                <w:lang w:val="en-US" w:eastAsia="zh-CN"/>
-              </w:rPr>
-              <w:t>目录</w:t>
-            </w:r>
-          </w:p>
-        </w:tc>
-      </w:tr>
-      <w:tr>
-        <w:tblPrEx>
-          <w:tblBorders>
-            <w:top w:val="single" w:color="auto" w:sz="4" w:space="0"/>
-            <w:left w:val="single" w:color="auto" w:sz="4" w:space="0"/>
-            <w:bottom w:val="single" w:color="auto" w:sz="4" w:space="0"/>
-            <w:right w:val="single" w:color="auto" w:sz="4" w:space="0"/>
-            <w:insideH w:val="single" w:color="auto" w:sz="4" w:space="0"/>
-            <w:insideV w:val="single" w:color="auto" w:sz="4" w:space="0"/>
-          </w:tblBorders>
-          <w:tblCellMar>
-            <w:top w:w="0" w:type="dxa"/>
-            <w:left w:w="108" w:type="dxa"/>
-            <w:bottom w:w="0" w:type="dxa"/>
-            <w:right w:w="108" w:type="dxa"/>
-          </w:tblCellMar>
-        </w:tblPrEx>
-        <w:tc>
-          <w:tcPr>
-            <w:tcW w:w="0" w:type="auto"/>
-            <w:vAlign w:val="center"/>
-          </w:tcPr>
-          <w:p>
-            <w:pPr>
-              <w:numPr>
-                <w:ilvl w:val="0"/>
-                <w:numId w:val="0"/>
-              </w:numPr>
-              <w:outlineLvl w:val="9"/>
-              <w:rPr>
-                <w:rFonts w:hint="eastAsia" w:ascii="华文中宋" w:hAnsi="华文中宋" w:eastAsia="华文中宋" w:cs="华文中宋"/>
-                <w:b/>
-                <w:bCs/>
-                <w:i w:val="0"/>
-                <w:caps w:val="0"/>
-                <w:color w:val="FF0000"/>
-                <w:spacing w:val="7"/>
-                <w:sz w:val="21"/>
-                <w:szCs w:val="21"/>
-                <w:lang w:val="en-US" w:eastAsia="zh-CN"/>
-              </w:rPr>
-            </w:pPr>
-            <w:r>
-              <w:rPr>
-                <w:rFonts w:hint="eastAsia" w:ascii="华文中宋" w:hAnsi="华文中宋" w:eastAsia="华文中宋" w:cs="华文中宋"/>
-                <w:b/>
-                <w:bCs/>
-                <w:i w:val="0"/>
-                <w:caps w:val="0"/>
-                <w:color w:val="FF0000"/>
-                <w:spacing w:val="7"/>
-                <w:sz w:val="21"/>
-                <w:szCs w:val="21"/>
-                <w:lang w:val="en-US" w:eastAsia="zh-CN"/>
-              </w:rPr>
-              <w:t>isfile(</w:t>
-            </w:r>
-            <w:r>
-              <w:rPr>
-                <w:rFonts w:hint="eastAsia" w:cs="华文中宋"/>
-                <w:b/>
-                <w:bCs/>
-                <w:i w:val="0"/>
-                <w:caps w:val="0"/>
-                <w:color w:val="FF0000"/>
-                <w:spacing w:val="7"/>
-                <w:sz w:val="21"/>
-                <w:szCs w:val="21"/>
-                <w:lang w:val="en-US" w:eastAsia="zh-CN"/>
-              </w:rPr>
-              <w:t>path</w:t>
-            </w:r>
-            <w:r>
-              <w:rPr>
-                <w:rFonts w:hint="eastAsia" w:ascii="华文中宋" w:hAnsi="华文中宋" w:eastAsia="华文中宋" w:cs="华文中宋"/>
-                <w:b/>
-                <w:bCs/>
-                <w:i w:val="0"/>
-                <w:caps w:val="0"/>
-                <w:color w:val="FF0000"/>
-                <w:spacing w:val="7"/>
-                <w:sz w:val="21"/>
-                <w:szCs w:val="21"/>
-                <w:lang w:val="en-US" w:eastAsia="zh-CN"/>
-              </w:rPr>
-              <w:t>)</w:t>
-            </w:r>
-          </w:p>
-        </w:tc>
-        <w:tc>
-          <w:tcPr>
-            <w:tcW w:w="0" w:type="auto"/>
-            <w:vMerge w:val="continue"/>
-            <w:vAlign w:val="center"/>
-          </w:tcPr>
-          <w:p>
-            <w:pPr>
-              <w:numPr>
-                <w:ilvl w:val="0"/>
-                <w:numId w:val="0"/>
-              </w:numPr>
-              <w:outlineLvl w:val="9"/>
-              <w:rPr>
-                <w:rFonts w:hint="eastAsia" w:ascii="华文中宋" w:hAnsi="华文中宋" w:eastAsia="华文中宋" w:cs="华文中宋"/>
-                <w:b/>
-                <w:bCs/>
-                <w:i w:val="0"/>
-                <w:caps w:val="0"/>
-                <w:color w:val="ED7D31" w:themeColor="accent2"/>
-                <w:spacing w:val="7"/>
-                <w:sz w:val="21"/>
-                <w:szCs w:val="21"/>
-                <w:lang w:val="en-US" w:eastAsia="zh-CN"/>
-                <w14:textFill>
-                  <w14:solidFill>
-                    <w14:schemeClr w14:val="accent2"/>
-                  </w14:solidFill>
-                </w14:textFill>
-              </w:rPr>
-            </w:pPr>
-          </w:p>
-        </w:tc>
-        <w:tc>
-          <w:tcPr>
-            <w:tcW w:w="0" w:type="auto"/>
-            <w:gridSpan w:val="2"/>
-            <w:vAlign w:val="center"/>
-          </w:tcPr>
-          <w:p>
-            <w:pPr>
-              <w:numPr>
-                <w:ilvl w:val="0"/>
-                <w:numId w:val="0"/>
-              </w:numPr>
-              <w:outlineLvl w:val="9"/>
-              <w:rPr>
-                <w:rFonts w:hint="eastAsia" w:ascii="华文中宋" w:hAnsi="华文中宋" w:eastAsia="华文中宋" w:cs="华文中宋"/>
-                <w:b/>
-                <w:bCs/>
-                <w:i w:val="0"/>
-                <w:caps w:val="0"/>
-                <w:color w:val="ED7D31" w:themeColor="accent2"/>
-                <w:spacing w:val="7"/>
-                <w:sz w:val="21"/>
-                <w:szCs w:val="21"/>
-                <w:lang w:val="en-US" w:eastAsia="zh-CN"/>
-                <w14:textFill>
-                  <w14:solidFill>
-                    <w14:schemeClr w14:val="accent2"/>
-                  </w14:solidFill>
-                </w14:textFill>
-              </w:rPr>
-            </w:pPr>
-            <w:r>
-              <w:rPr>
-                <w:rFonts w:hint="eastAsia" w:ascii="华文中宋" w:hAnsi="华文中宋" w:eastAsia="华文中宋" w:cs="华文中宋"/>
-                <w:b/>
-                <w:bCs/>
-                <w:i w:val="0"/>
-                <w:caps w:val="0"/>
-                <w:color w:val="ED7D31" w:themeColor="accent2"/>
-                <w:spacing w:val="7"/>
-                <w:sz w:val="21"/>
-                <w:szCs w:val="21"/>
-                <w:lang w:val="en-US" w:eastAsia="zh-CN"/>
-                <w14:textFill>
-                  <w14:solidFill>
-                    <w14:schemeClr w14:val="accent2"/>
-                  </w14:solidFill>
-                </w14:textFill>
-              </w:rPr>
-              <w:t>是否存在且是</w:t>
-            </w:r>
-            <w:r>
-              <w:rPr>
-                <w:rFonts w:hint="eastAsia" w:ascii="华文中宋" w:hAnsi="华文中宋" w:eastAsia="华文中宋" w:cs="华文中宋"/>
-                <w:b/>
-                <w:bCs/>
-                <w:i w:val="0"/>
-                <w:caps w:val="0"/>
-                <w:color w:val="EA82F1"/>
-                <w:spacing w:val="7"/>
-                <w:sz w:val="21"/>
-                <w:szCs w:val="21"/>
-                <w:lang w:val="en-US" w:eastAsia="zh-CN"/>
-              </w:rPr>
-              <w:t>文件</w:t>
-            </w:r>
-          </w:p>
-        </w:tc>
-      </w:tr>
-      <w:tr>
-        <w:tblPrEx>
-          <w:tblBorders>
-            <w:top w:val="single" w:color="auto" w:sz="4" w:space="0"/>
-            <w:left w:val="single" w:color="auto" w:sz="4" w:space="0"/>
-            <w:bottom w:val="single" w:color="auto" w:sz="4" w:space="0"/>
-            <w:right w:val="single" w:color="auto" w:sz="4" w:space="0"/>
-            <w:insideH w:val="single" w:color="auto" w:sz="4" w:space="0"/>
-            <w:insideV w:val="single" w:color="auto" w:sz="4" w:space="0"/>
-          </w:tblBorders>
-          <w:tblCellMar>
-            <w:top w:w="0" w:type="dxa"/>
-            <w:left w:w="108" w:type="dxa"/>
-            <w:bottom w:w="0" w:type="dxa"/>
-            <w:right w:w="108" w:type="dxa"/>
-          </w:tblCellMar>
-        </w:tblPrEx>
-        <w:tc>
-          <w:tcPr>
-            <w:tcW w:w="0" w:type="auto"/>
-            <w:vAlign w:val="center"/>
-          </w:tcPr>
-          <w:p>
-            <w:pPr>
-              <w:numPr>
-                <w:ilvl w:val="0"/>
-                <w:numId w:val="0"/>
-              </w:numPr>
-              <w:outlineLvl w:val="9"/>
-              <w:rPr>
-                <w:rFonts w:hint="eastAsia" w:ascii="华文中宋" w:hAnsi="华文中宋" w:eastAsia="华文中宋" w:cs="华文中宋"/>
-                <w:b/>
-                <w:bCs/>
-                <w:i w:val="0"/>
-                <w:caps w:val="0"/>
-                <w:color w:val="FF0000"/>
-                <w:spacing w:val="7"/>
-                <w:sz w:val="21"/>
-                <w:szCs w:val="21"/>
-                <w:lang w:val="en-US" w:eastAsia="zh-CN"/>
-              </w:rPr>
-            </w:pPr>
-            <w:r>
-              <w:rPr>
-                <w:rFonts w:hint="eastAsia" w:ascii="华文中宋" w:hAnsi="华文中宋" w:eastAsia="华文中宋" w:cs="华文中宋"/>
-                <w:b/>
-                <w:bCs/>
-                <w:i w:val="0"/>
-                <w:caps w:val="0"/>
-                <w:color w:val="FF0000"/>
-                <w:spacing w:val="7"/>
-                <w:sz w:val="21"/>
-                <w:szCs w:val="21"/>
-                <w:lang w:val="en-US" w:eastAsia="zh-CN"/>
-              </w:rPr>
-              <w:t>islink(</w:t>
-            </w:r>
-            <w:r>
-              <w:rPr>
-                <w:rFonts w:hint="eastAsia" w:cs="华文中宋"/>
-                <w:b/>
-                <w:bCs/>
-                <w:i w:val="0"/>
-                <w:caps w:val="0"/>
-                <w:color w:val="FF0000"/>
-                <w:spacing w:val="7"/>
-                <w:sz w:val="21"/>
-                <w:szCs w:val="21"/>
-                <w:lang w:val="en-US" w:eastAsia="zh-CN"/>
-              </w:rPr>
-              <w:t>path</w:t>
-            </w:r>
-            <w:r>
-              <w:rPr>
-                <w:rFonts w:hint="eastAsia" w:ascii="华文中宋" w:hAnsi="华文中宋" w:eastAsia="华文中宋" w:cs="华文中宋"/>
-                <w:b/>
-                <w:bCs/>
-                <w:i w:val="0"/>
-                <w:caps w:val="0"/>
-                <w:color w:val="FF0000"/>
-                <w:spacing w:val="7"/>
-                <w:sz w:val="21"/>
-                <w:szCs w:val="21"/>
-                <w:lang w:val="en-US" w:eastAsia="zh-CN"/>
-              </w:rPr>
-              <w:t>)</w:t>
-            </w:r>
-          </w:p>
-        </w:tc>
-        <w:tc>
-          <w:tcPr>
-            <w:tcW w:w="0" w:type="auto"/>
-            <w:vMerge w:val="continue"/>
-            <w:vAlign w:val="center"/>
-          </w:tcPr>
-          <w:p>
-            <w:pPr>
-              <w:numPr>
-                <w:ilvl w:val="0"/>
-                <w:numId w:val="0"/>
-              </w:numPr>
-              <w:outlineLvl w:val="9"/>
-              <w:rPr>
-                <w:rFonts w:hint="eastAsia" w:ascii="华文中宋" w:hAnsi="华文中宋" w:eastAsia="华文中宋" w:cs="华文中宋"/>
-                <w:b/>
-                <w:bCs/>
-                <w:i w:val="0"/>
-                <w:caps w:val="0"/>
-                <w:color w:val="ED7D31" w:themeColor="accent2"/>
-                <w:spacing w:val="7"/>
-                <w:sz w:val="21"/>
-                <w:szCs w:val="21"/>
-                <w:lang w:val="en-US" w:eastAsia="zh-CN"/>
-                <w14:textFill>
-                  <w14:solidFill>
-                    <w14:schemeClr w14:val="accent2"/>
-                  </w14:solidFill>
-                </w14:textFill>
-              </w:rPr>
-            </w:pPr>
-          </w:p>
-        </w:tc>
-        <w:tc>
-          <w:tcPr>
-            <w:tcW w:w="0" w:type="auto"/>
-            <w:gridSpan w:val="2"/>
-            <w:vAlign w:val="center"/>
-          </w:tcPr>
-          <w:p>
-            <w:pPr>
-              <w:numPr>
-                <w:ilvl w:val="0"/>
-                <w:numId w:val="0"/>
-              </w:numPr>
-              <w:outlineLvl w:val="9"/>
-              <w:rPr>
-                <w:rFonts w:hint="eastAsia" w:ascii="华文中宋" w:hAnsi="华文中宋" w:eastAsia="华文中宋" w:cs="华文中宋"/>
-                <w:b/>
-                <w:bCs/>
-                <w:i w:val="0"/>
-                <w:caps w:val="0"/>
-                <w:color w:val="ED7D31" w:themeColor="accent2"/>
-                <w:spacing w:val="7"/>
-                <w:sz w:val="21"/>
-                <w:szCs w:val="21"/>
-                <w:lang w:val="en-US" w:eastAsia="zh-CN"/>
-                <w14:textFill>
-                  <w14:solidFill>
-                    <w14:schemeClr w14:val="accent2"/>
-                  </w14:solidFill>
-                </w14:textFill>
-              </w:rPr>
-            </w:pPr>
-            <w:r>
-              <w:rPr>
-                <w:rFonts w:hint="eastAsia" w:ascii="华文中宋" w:hAnsi="华文中宋" w:eastAsia="华文中宋" w:cs="华文中宋"/>
-                <w:b/>
-                <w:bCs/>
-                <w:i w:val="0"/>
-                <w:caps w:val="0"/>
-                <w:color w:val="ED7D31" w:themeColor="accent2"/>
-                <w:spacing w:val="7"/>
-                <w:sz w:val="21"/>
-                <w:szCs w:val="21"/>
-                <w:lang w:val="en-US" w:eastAsia="zh-CN"/>
-                <w14:textFill>
-                  <w14:solidFill>
-                    <w14:schemeClr w14:val="accent2"/>
-                  </w14:solidFill>
-                </w14:textFill>
-              </w:rPr>
-              <w:t>是否存在且是</w:t>
-            </w:r>
-            <w:r>
-              <w:rPr>
-                <w:rFonts w:hint="eastAsia" w:ascii="华文中宋" w:hAnsi="华文中宋" w:eastAsia="华文中宋" w:cs="华文中宋"/>
-                <w:b/>
-                <w:bCs/>
-                <w:i w:val="0"/>
-                <w:caps w:val="0"/>
-                <w:color w:val="EA82F1"/>
-                <w:spacing w:val="7"/>
-                <w:sz w:val="21"/>
-                <w:szCs w:val="21"/>
-                <w:lang w:val="en-US" w:eastAsia="zh-CN"/>
-              </w:rPr>
-              <w:t>快捷方式</w:t>
-            </w:r>
-          </w:p>
-        </w:tc>
-      </w:tr>
-      <w:tr>
-        <w:tblPrEx>
-          <w:tblBorders>
-            <w:top w:val="single" w:color="auto" w:sz="4" w:space="0"/>
-            <w:left w:val="single" w:color="auto" w:sz="4" w:space="0"/>
-            <w:bottom w:val="single" w:color="auto" w:sz="4" w:space="0"/>
-            <w:right w:val="single" w:color="auto" w:sz="4" w:space="0"/>
-            <w:insideH w:val="single" w:color="auto" w:sz="4" w:space="0"/>
-            <w:insideV w:val="single" w:color="auto" w:sz="4" w:space="0"/>
-          </w:tblBorders>
-          <w:tblCellMar>
-            <w:top w:w="0" w:type="dxa"/>
-            <w:left w:w="108" w:type="dxa"/>
-            <w:bottom w:w="0" w:type="dxa"/>
-            <w:right w:w="108" w:type="dxa"/>
-          </w:tblCellMar>
-        </w:tblPrEx>
-        <w:tc>
-          <w:tcPr>
-            <w:tcW w:w="0" w:type="auto"/>
-            <w:vAlign w:val="center"/>
-          </w:tcPr>
-          <w:p>
-            <w:pPr>
-              <w:numPr>
-                <w:ilvl w:val="0"/>
-                <w:numId w:val="0"/>
-              </w:numPr>
-              <w:outlineLvl w:val="9"/>
-              <w:rPr>
-                <w:rFonts w:hint="eastAsia" w:ascii="华文中宋" w:hAnsi="华文中宋" w:eastAsia="华文中宋" w:cs="华文中宋"/>
-                <w:b/>
-                <w:bCs/>
-                <w:i w:val="0"/>
-                <w:caps w:val="0"/>
-                <w:color w:val="FF0000"/>
-                <w:spacing w:val="7"/>
-                <w:sz w:val="21"/>
-                <w:szCs w:val="21"/>
-                <w:lang w:val="en-US" w:eastAsia="zh-CN"/>
-              </w:rPr>
-            </w:pPr>
-            <w:r>
-              <w:rPr>
-                <w:rFonts w:hint="eastAsia" w:ascii="华文中宋" w:hAnsi="华文中宋" w:eastAsia="华文中宋" w:cs="华文中宋"/>
-                <w:b/>
-                <w:bCs/>
-                <w:i w:val="0"/>
-                <w:caps w:val="0"/>
-                <w:color w:val="FF0000"/>
-                <w:spacing w:val="7"/>
-                <w:sz w:val="21"/>
-                <w:szCs w:val="21"/>
-                <w:lang w:val="en-US" w:eastAsia="zh-CN"/>
-              </w:rPr>
-              <w:t>ismount(</w:t>
-            </w:r>
-            <w:r>
-              <w:rPr>
-                <w:rFonts w:hint="eastAsia" w:cs="华文中宋"/>
-                <w:b/>
-                <w:bCs/>
-                <w:i w:val="0"/>
-                <w:caps w:val="0"/>
-                <w:color w:val="FF0000"/>
-                <w:spacing w:val="7"/>
-                <w:sz w:val="21"/>
-                <w:szCs w:val="21"/>
-                <w:lang w:val="en-US" w:eastAsia="zh-CN"/>
-              </w:rPr>
-              <w:t>path</w:t>
-            </w:r>
-            <w:r>
-              <w:rPr>
-                <w:rFonts w:hint="eastAsia" w:ascii="华文中宋" w:hAnsi="华文中宋" w:eastAsia="华文中宋" w:cs="华文中宋"/>
-                <w:b/>
-                <w:bCs/>
-                <w:i w:val="0"/>
-                <w:caps w:val="0"/>
-                <w:color w:val="FF0000"/>
-                <w:spacing w:val="7"/>
-                <w:sz w:val="21"/>
-                <w:szCs w:val="21"/>
-                <w:lang w:val="en-US" w:eastAsia="zh-CN"/>
-              </w:rPr>
-              <w:t>)</w:t>
-            </w:r>
-          </w:p>
-        </w:tc>
-        <w:tc>
-          <w:tcPr>
-            <w:tcW w:w="0" w:type="auto"/>
-            <w:vMerge w:val="continue"/>
-            <w:vAlign w:val="center"/>
-          </w:tcPr>
-          <w:p>
-            <w:pPr>
-              <w:numPr>
-                <w:ilvl w:val="0"/>
-                <w:numId w:val="0"/>
-              </w:numPr>
-              <w:outlineLvl w:val="9"/>
-              <w:rPr>
-                <w:rFonts w:hint="eastAsia" w:ascii="华文中宋" w:hAnsi="华文中宋" w:eastAsia="华文中宋" w:cs="华文中宋"/>
-                <w:b/>
-                <w:bCs/>
-                <w:i w:val="0"/>
-                <w:caps w:val="0"/>
-                <w:color w:val="ED7D31" w:themeColor="accent2"/>
-                <w:spacing w:val="7"/>
-                <w:sz w:val="21"/>
-                <w:szCs w:val="21"/>
-                <w:lang w:val="en-US" w:eastAsia="zh-CN"/>
-                <w14:textFill>
-                  <w14:solidFill>
-                    <w14:schemeClr w14:val="accent2"/>
-                  </w14:solidFill>
-                </w14:textFill>
-              </w:rPr>
-            </w:pPr>
-          </w:p>
-        </w:tc>
-        <w:tc>
-          <w:tcPr>
-            <w:tcW w:w="0" w:type="auto"/>
-            <w:gridSpan w:val="2"/>
-            <w:vAlign w:val="center"/>
-          </w:tcPr>
-          <w:p>
-            <w:pPr>
-              <w:numPr>
-                <w:ilvl w:val="0"/>
-                <w:numId w:val="0"/>
-              </w:numPr>
-              <w:outlineLvl w:val="9"/>
-              <w:rPr>
-                <w:rFonts w:hint="eastAsia" w:ascii="华文中宋" w:hAnsi="华文中宋" w:eastAsia="华文中宋" w:cs="华文中宋"/>
-                <w:b/>
-                <w:bCs/>
-                <w:i w:val="0"/>
-                <w:caps w:val="0"/>
-                <w:color w:val="ED7D31" w:themeColor="accent2"/>
-                <w:spacing w:val="7"/>
-                <w:sz w:val="21"/>
-                <w:szCs w:val="21"/>
-                <w:lang w:val="en-US" w:eastAsia="zh-CN"/>
-                <w14:textFill>
-                  <w14:solidFill>
-                    <w14:schemeClr w14:val="accent2"/>
-                  </w14:solidFill>
-                </w14:textFill>
-              </w:rPr>
-            </w:pPr>
-            <w:r>
-              <w:rPr>
-                <w:rFonts w:hint="eastAsia" w:ascii="华文中宋" w:hAnsi="华文中宋" w:eastAsia="华文中宋" w:cs="华文中宋"/>
-                <w:b/>
-                <w:bCs/>
-                <w:i w:val="0"/>
-                <w:caps w:val="0"/>
-                <w:color w:val="ED7D31" w:themeColor="accent2"/>
-                <w:spacing w:val="7"/>
-                <w:sz w:val="21"/>
-                <w:szCs w:val="21"/>
-                <w:lang w:val="en-US" w:eastAsia="zh-CN"/>
-                <w14:textFill>
-                  <w14:solidFill>
-                    <w14:schemeClr w14:val="accent2"/>
-                  </w14:solidFill>
-                </w14:textFill>
-              </w:rPr>
-              <w:t>是否存在且是</w:t>
-            </w:r>
-            <w:r>
-              <w:rPr>
-                <w:rFonts w:hint="eastAsia" w:ascii="华文中宋" w:hAnsi="华文中宋" w:eastAsia="华文中宋" w:cs="华文中宋"/>
-                <w:b/>
-                <w:bCs/>
-                <w:i w:val="0"/>
-                <w:caps w:val="0"/>
-                <w:color w:val="EA82F1"/>
-                <w:spacing w:val="7"/>
-                <w:sz w:val="21"/>
-                <w:szCs w:val="21"/>
-                <w:lang w:val="en-US" w:eastAsia="zh-CN"/>
-              </w:rPr>
-              <w:t>挂载点</w:t>
-            </w:r>
-            <w:r>
-              <w:rPr>
-                <w:rFonts w:hint="eastAsia" w:cs="华文中宋"/>
-                <w:b/>
-                <w:bCs/>
-                <w:i w:val="0"/>
-                <w:caps w:val="0"/>
-                <w:color w:val="EA82F1"/>
-                <w:spacing w:val="7"/>
-                <w:sz w:val="21"/>
-                <w:szCs w:val="21"/>
-                <w:lang w:val="en-US" w:eastAsia="zh-CN"/>
-              </w:rPr>
-              <w:t xml:space="preserve"> </w:t>
-            </w:r>
-            <w:r>
-              <w:rPr>
-                <w:rFonts w:hint="eastAsia" w:ascii="华文中宋" w:hAnsi="华文中宋" w:eastAsia="华文中宋" w:cs="华文中宋"/>
-                <w:b/>
-                <w:bCs/>
-                <w:i w:val="0"/>
-                <w:caps w:val="0"/>
-                <w:color w:val="ED7D31" w:themeColor="accent2"/>
-                <w:spacing w:val="7"/>
-                <w:sz w:val="21"/>
-                <w:szCs w:val="21"/>
-                <w:lang w:val="en-US" w:eastAsia="zh-CN"/>
-                <w14:textFill>
-                  <w14:solidFill>
-                    <w14:schemeClr w14:val="accent2"/>
-                  </w14:solidFill>
-                </w14:textFill>
-              </w:rPr>
-              <w:t>(如</w:t>
-            </w:r>
-            <w:r>
-              <w:rPr>
-                <w:rFonts w:hint="default" w:ascii="华文中宋" w:hAnsi="华文中宋" w:eastAsia="华文中宋" w:cs="华文中宋"/>
-                <w:b/>
-                <w:bCs/>
-                <w:i w:val="0"/>
-                <w:caps w:val="0"/>
-                <w:color w:val="ED7D31" w:themeColor="accent2"/>
-                <w:spacing w:val="7"/>
-                <w:sz w:val="21"/>
-                <w:szCs w:val="21"/>
-                <w:lang w:val="en-US" w:eastAsia="zh-CN"/>
-                <w14:textFill>
-                  <w14:solidFill>
-                    <w14:schemeClr w14:val="accent2"/>
-                  </w14:solidFill>
-                </w14:textFill>
-              </w:rPr>
-              <w:t>"</w:t>
-            </w:r>
-            <w:r>
-              <w:rPr>
-                <w:rFonts w:hint="eastAsia" w:ascii="华文中宋" w:hAnsi="华文中宋" w:eastAsia="华文中宋" w:cs="华文中宋"/>
-                <w:b/>
-                <w:bCs/>
-                <w:i w:val="0"/>
-                <w:caps w:val="0"/>
-                <w:color w:val="ED7D31" w:themeColor="accent2"/>
-                <w:spacing w:val="7"/>
-                <w:sz w:val="21"/>
-                <w:szCs w:val="21"/>
-                <w:lang w:val="en-US" w:eastAsia="zh-CN"/>
-                <w14:textFill>
-                  <w14:solidFill>
-                    <w14:schemeClr w14:val="accent2"/>
-                  </w14:solidFill>
-                </w14:textFill>
-              </w:rPr>
-              <w:t>C:/</w:t>
-            </w:r>
-            <w:r>
-              <w:rPr>
-                <w:rFonts w:hint="default" w:ascii="华文中宋" w:hAnsi="华文中宋" w:eastAsia="华文中宋" w:cs="华文中宋"/>
-                <w:b/>
-                <w:bCs/>
-                <w:i w:val="0"/>
-                <w:caps w:val="0"/>
-                <w:color w:val="ED7D31" w:themeColor="accent2"/>
-                <w:spacing w:val="7"/>
-                <w:sz w:val="21"/>
-                <w:szCs w:val="21"/>
-                <w:lang w:val="en-US" w:eastAsia="zh-CN"/>
-                <w14:textFill>
-                  <w14:solidFill>
-                    <w14:schemeClr w14:val="accent2"/>
-                  </w14:solidFill>
-                </w14:textFill>
-              </w:rPr>
-              <w:t>"</w:t>
-            </w:r>
-            <w:r>
-              <w:rPr>
-                <w:rFonts w:hint="eastAsia" w:ascii="华文中宋" w:hAnsi="华文中宋" w:eastAsia="华文中宋" w:cs="华文中宋"/>
-                <w:b/>
-                <w:bCs/>
-                <w:i w:val="0"/>
-                <w:caps w:val="0"/>
-                <w:color w:val="ED7D31" w:themeColor="accent2"/>
-                <w:spacing w:val="7"/>
-                <w:sz w:val="21"/>
-                <w:szCs w:val="21"/>
-                <w:lang w:val="en-US" w:eastAsia="zh-CN"/>
-                <w14:textFill>
-                  <w14:solidFill>
-                    <w14:schemeClr w14:val="accent2"/>
-                  </w14:solidFill>
-                </w14:textFill>
-              </w:rPr>
-              <w:t>)</w:t>
-            </w:r>
-          </w:p>
-        </w:tc>
-      </w:tr>
-      <w:tr>
-        <w:tblPrEx>
-          <w:tblBorders>
-            <w:top w:val="single" w:color="auto" w:sz="4" w:space="0"/>
-            <w:left w:val="single" w:color="auto" w:sz="4" w:space="0"/>
-            <w:bottom w:val="single" w:color="auto" w:sz="4" w:space="0"/>
-            <w:right w:val="single" w:color="auto" w:sz="4" w:space="0"/>
-            <w:insideH w:val="single" w:color="auto" w:sz="4" w:space="0"/>
-            <w:insideV w:val="single" w:color="auto" w:sz="4" w:space="0"/>
-          </w:tblBorders>
-          <w:tblCellMar>
-            <w:top w:w="0" w:type="dxa"/>
-            <w:left w:w="108" w:type="dxa"/>
-            <w:bottom w:w="0" w:type="dxa"/>
-            <w:right w:w="108" w:type="dxa"/>
-          </w:tblCellMar>
-        </w:tblPrEx>
-        <w:tc>
-          <w:tcPr>
-            <w:tcW w:w="0" w:type="auto"/>
-            <w:vAlign w:val="center"/>
-          </w:tcPr>
-          <w:p>
-            <w:pPr>
-              <w:numPr>
-                <w:ilvl w:val="0"/>
-                <w:numId w:val="0"/>
-              </w:numPr>
-              <w:outlineLvl w:val="9"/>
-              <w:rPr>
-                <w:rFonts w:hint="eastAsia" w:ascii="华文中宋" w:hAnsi="华文中宋" w:eastAsia="华文中宋" w:cs="华文中宋"/>
-                <w:b/>
-                <w:bCs/>
-                <w:i w:val="0"/>
-                <w:caps w:val="0"/>
-                <w:color w:val="FF0000"/>
-                <w:spacing w:val="7"/>
-                <w:sz w:val="21"/>
-                <w:szCs w:val="21"/>
-                <w:lang w:val="en-US" w:eastAsia="zh-CN"/>
-              </w:rPr>
-            </w:pPr>
-            <w:r>
-              <w:rPr>
-                <w:rFonts w:hint="eastAsia" w:ascii="华文中宋" w:hAnsi="华文中宋" w:eastAsia="华文中宋" w:cs="华文中宋"/>
-                <w:b/>
-                <w:bCs/>
-                <w:i w:val="0"/>
-                <w:caps w:val="0"/>
-                <w:color w:val="FF0000"/>
-                <w:spacing w:val="7"/>
-                <w:sz w:val="21"/>
-                <w:szCs w:val="21"/>
-                <w:lang w:val="en-US" w:eastAsia="zh-CN"/>
-              </w:rPr>
-              <w:t>samefile(</w:t>
-            </w:r>
-            <w:r>
-              <w:rPr>
-                <w:rFonts w:hint="eastAsia" w:cs="华文中宋"/>
-                <w:b/>
-                <w:bCs/>
-                <w:i w:val="0"/>
-                <w:caps w:val="0"/>
-                <w:color w:val="FF0000"/>
-                <w:spacing w:val="7"/>
-                <w:sz w:val="21"/>
-                <w:szCs w:val="21"/>
-                <w:lang w:val="en-US" w:eastAsia="zh-CN"/>
-              </w:rPr>
-              <w:t>path</w:t>
-            </w:r>
-            <w:r>
-              <w:rPr>
-                <w:rFonts w:hint="eastAsia" w:ascii="华文中宋" w:hAnsi="华文中宋" w:eastAsia="华文中宋" w:cs="华文中宋"/>
-                <w:b/>
-                <w:bCs/>
-                <w:i w:val="0"/>
-                <w:caps w:val="0"/>
-                <w:color w:val="FF0000"/>
-                <w:spacing w:val="7"/>
-                <w:sz w:val="21"/>
-                <w:szCs w:val="21"/>
-                <w:lang w:val="en-US" w:eastAsia="zh-CN"/>
-              </w:rPr>
-              <w:t>1,</w:t>
-            </w:r>
-            <w:r>
-              <w:rPr>
-                <w:rFonts w:hint="eastAsia" w:cs="华文中宋"/>
-                <w:b/>
-                <w:bCs/>
-                <w:i w:val="0"/>
-                <w:caps w:val="0"/>
-                <w:color w:val="FF0000"/>
-                <w:spacing w:val="7"/>
-                <w:sz w:val="21"/>
-                <w:szCs w:val="21"/>
-                <w:lang w:val="en-US" w:eastAsia="zh-CN"/>
-              </w:rPr>
-              <w:t xml:space="preserve"> path</w:t>
-            </w:r>
-            <w:r>
-              <w:rPr>
-                <w:rFonts w:hint="eastAsia" w:ascii="华文中宋" w:hAnsi="华文中宋" w:eastAsia="华文中宋" w:cs="华文中宋"/>
-                <w:b/>
-                <w:bCs/>
-                <w:i w:val="0"/>
-                <w:caps w:val="0"/>
-                <w:color w:val="FF0000"/>
-                <w:spacing w:val="7"/>
-                <w:sz w:val="21"/>
-                <w:szCs w:val="21"/>
-                <w:lang w:val="en-US" w:eastAsia="zh-CN"/>
-              </w:rPr>
-              <w:t>2)</w:t>
-            </w:r>
-          </w:p>
-        </w:tc>
-        <w:tc>
-          <w:tcPr>
-            <w:tcW w:w="0" w:type="auto"/>
-            <w:gridSpan w:val="3"/>
-            <w:vAlign w:val="center"/>
-          </w:tcPr>
-          <w:p>
-            <w:pPr>
-              <w:numPr>
-                <w:ilvl w:val="0"/>
-                <w:numId w:val="0"/>
-              </w:numPr>
-              <w:outlineLvl w:val="9"/>
-              <w:rPr>
-                <w:rFonts w:hint="eastAsia" w:ascii="华文中宋" w:hAnsi="华文中宋" w:eastAsia="华文中宋" w:cs="华文中宋"/>
-                <w:b/>
-                <w:bCs/>
-                <w:i w:val="0"/>
-                <w:caps w:val="0"/>
-                <w:color w:val="ED7D31" w:themeColor="accent2"/>
-                <w:spacing w:val="7"/>
-                <w:sz w:val="21"/>
-                <w:szCs w:val="21"/>
-                <w:lang w:val="en-US" w:eastAsia="zh-CN"/>
-                <w14:textFill>
-                  <w14:solidFill>
-                    <w14:schemeClr w14:val="accent2"/>
-                  </w14:solidFill>
-                </w14:textFill>
-              </w:rPr>
-            </w:pPr>
-            <w:r>
-              <w:rPr>
-                <w:rFonts w:hint="eastAsia" w:ascii="华文中宋" w:hAnsi="华文中宋" w:eastAsia="华文中宋" w:cs="华文中宋"/>
-                <w:b/>
-                <w:bCs/>
-                <w:i w:val="0"/>
-                <w:caps w:val="0"/>
-                <w:color w:val="ED7D31" w:themeColor="accent2"/>
-                <w:spacing w:val="7"/>
-                <w:sz w:val="21"/>
-                <w:szCs w:val="21"/>
-                <w:lang w:val="en-US" w:eastAsia="zh-CN"/>
-                <w14:textFill>
-                  <w14:solidFill>
-                    <w14:schemeClr w14:val="accent2"/>
-                  </w14:solidFill>
-                </w14:textFill>
-              </w:rPr>
-              <w:t>判断两路径是否指向同一文件</w:t>
-            </w:r>
-          </w:p>
-        </w:tc>
-      </w:tr>
-      <w:tr>
-        <w:tblPrEx>
-          <w:tblBorders>
-            <w:top w:val="single" w:color="auto" w:sz="4" w:space="0"/>
-            <w:left w:val="single" w:color="auto" w:sz="4" w:space="0"/>
-            <w:bottom w:val="single" w:color="auto" w:sz="4" w:space="0"/>
-            <w:right w:val="single" w:color="auto" w:sz="4" w:space="0"/>
-            <w:insideH w:val="single" w:color="auto" w:sz="4" w:space="0"/>
-            <w:insideV w:val="single" w:color="auto" w:sz="4" w:space="0"/>
-          </w:tblBorders>
-          <w:tblCellMar>
-            <w:top w:w="0" w:type="dxa"/>
-            <w:left w:w="108" w:type="dxa"/>
-            <w:bottom w:w="0" w:type="dxa"/>
-            <w:right w:w="108" w:type="dxa"/>
-          </w:tblCellMar>
-        </w:tblPrEx>
-        <w:tc>
-          <w:tcPr>
-            <w:tcW w:w="0" w:type="auto"/>
-            <w:vAlign w:val="center"/>
-          </w:tcPr>
-          <w:p>
-            <w:pPr>
-              <w:numPr>
-                <w:ilvl w:val="0"/>
-                <w:numId w:val="0"/>
-              </w:numPr>
-              <w:outlineLvl w:val="9"/>
-              <w:rPr>
-                <w:rFonts w:hint="eastAsia" w:ascii="华文中宋" w:hAnsi="华文中宋" w:eastAsia="华文中宋" w:cs="华文中宋"/>
-                <w:b/>
-                <w:bCs/>
-                <w:i w:val="0"/>
-                <w:caps w:val="0"/>
-                <w:color w:val="FF0000"/>
-                <w:spacing w:val="7"/>
-                <w:sz w:val="21"/>
-                <w:szCs w:val="21"/>
-                <w:lang w:val="en-US" w:eastAsia="zh-CN"/>
-              </w:rPr>
-            </w:pPr>
-            <w:r>
-              <w:rPr>
-                <w:rFonts w:hint="eastAsia" w:ascii="华文中宋" w:hAnsi="华文中宋" w:eastAsia="华文中宋" w:cs="华文中宋"/>
-                <w:b/>
-                <w:bCs/>
-                <w:i w:val="0"/>
-                <w:caps w:val="0"/>
-                <w:color w:val="FF0000"/>
-                <w:spacing w:val="7"/>
-                <w:sz w:val="21"/>
-                <w:szCs w:val="21"/>
-                <w:lang w:val="en-US" w:eastAsia="zh-CN"/>
-              </w:rPr>
-              <w:t>join(</w:t>
-            </w:r>
-            <w:r>
-              <w:rPr>
-                <w:rFonts w:hint="eastAsia" w:cs="华文中宋"/>
-                <w:b/>
-                <w:bCs/>
-                <w:i w:val="0"/>
-                <w:caps w:val="0"/>
-                <w:color w:val="FF0000"/>
-                <w:spacing w:val="7"/>
-                <w:sz w:val="21"/>
-                <w:szCs w:val="21"/>
-                <w:lang w:val="en-US" w:eastAsia="zh-CN"/>
-              </w:rPr>
-              <w:t>path</w:t>
-            </w:r>
-            <w:r>
-              <w:rPr>
-                <w:rFonts w:hint="eastAsia" w:ascii="华文中宋" w:hAnsi="华文中宋" w:eastAsia="华文中宋" w:cs="华文中宋"/>
-                <w:b/>
-                <w:bCs/>
-                <w:i w:val="0"/>
-                <w:caps w:val="0"/>
-                <w:color w:val="FF0000"/>
-                <w:spacing w:val="7"/>
-                <w:sz w:val="21"/>
-                <w:szCs w:val="21"/>
-                <w:lang w:val="en-US" w:eastAsia="zh-CN"/>
-              </w:rPr>
-              <w:t>1,</w:t>
-            </w:r>
-            <w:r>
-              <w:rPr>
-                <w:rFonts w:hint="eastAsia" w:cs="华文中宋"/>
-                <w:b/>
-                <w:bCs/>
-                <w:i w:val="0"/>
-                <w:caps w:val="0"/>
-                <w:color w:val="FF0000"/>
-                <w:spacing w:val="7"/>
-                <w:sz w:val="21"/>
-                <w:szCs w:val="21"/>
-                <w:lang w:val="en-US" w:eastAsia="zh-CN"/>
-              </w:rPr>
-              <w:t xml:space="preserve"> path</w:t>
-            </w:r>
-            <w:r>
-              <w:rPr>
-                <w:rFonts w:hint="eastAsia" w:ascii="华文中宋" w:hAnsi="华文中宋" w:eastAsia="华文中宋" w:cs="华文中宋"/>
-                <w:b/>
-                <w:bCs/>
-                <w:i w:val="0"/>
-                <w:caps w:val="0"/>
-                <w:color w:val="FF0000"/>
-                <w:spacing w:val="7"/>
-                <w:sz w:val="21"/>
-                <w:szCs w:val="21"/>
-                <w:lang w:val="en-US" w:eastAsia="zh-CN"/>
-              </w:rPr>
-              <w:t>2)</w:t>
-            </w:r>
-          </w:p>
-        </w:tc>
-        <w:tc>
-          <w:tcPr>
-            <w:tcW w:w="0" w:type="auto"/>
-            <w:gridSpan w:val="3"/>
-            <w:vAlign w:val="center"/>
-          </w:tcPr>
-          <w:p>
-            <w:pPr>
-              <w:numPr>
-                <w:ilvl w:val="0"/>
-                <w:numId w:val="0"/>
-              </w:numPr>
-              <w:outlineLvl w:val="9"/>
-              <w:rPr>
-                <w:rFonts w:hint="eastAsia" w:ascii="华文中宋" w:hAnsi="华文中宋" w:eastAsia="华文中宋" w:cs="华文中宋"/>
-                <w:b/>
-                <w:bCs/>
-                <w:i w:val="0"/>
-                <w:caps w:val="0"/>
-                <w:color w:val="ED7D31" w:themeColor="accent2"/>
-                <w:spacing w:val="7"/>
-                <w:sz w:val="21"/>
-                <w:szCs w:val="21"/>
-                <w:lang w:val="en-US" w:eastAsia="zh-CN"/>
-                <w14:textFill>
-                  <w14:solidFill>
-                    <w14:schemeClr w14:val="accent2"/>
-                  </w14:solidFill>
-                </w14:textFill>
-              </w:rPr>
-            </w:pPr>
-            <w:r>
-              <w:rPr>
-                <w:rFonts w:hint="eastAsia" w:ascii="华文中宋" w:hAnsi="华文中宋" w:eastAsia="华文中宋" w:cs="华文中宋"/>
-                <w:b/>
-                <w:bCs/>
-                <w:i w:val="0"/>
-                <w:caps w:val="0"/>
-                <w:color w:val="ED7D31" w:themeColor="accent2"/>
-                <w:spacing w:val="7"/>
-                <w:sz w:val="21"/>
-                <w:szCs w:val="21"/>
-                <w:lang w:val="en-US" w:eastAsia="zh-CN"/>
-                <w14:textFill>
-                  <w14:solidFill>
-                    <w14:schemeClr w14:val="accent2"/>
-                  </w14:solidFill>
-                </w14:textFill>
-              </w:rPr>
-              <w:t>将多个路径连接成一个路径名</w:t>
+              <w:t>公共前缀</w:t>
             </w:r>
           </w:p>
         </w:tc>
@@ -14638,8 +10717,8 @@
           <w:lang w:val="en-US" w:eastAsia="zh-CN"/>
         </w:rPr>
       </w:pPr>
-      <w:bookmarkStart w:id="8" w:name="_Toc14497"/>
-      <w:bookmarkStart w:id="9" w:name="_Toc28515"/>
+      <w:bookmarkStart w:id="8" w:name="_Toc28515"/>
+      <w:bookmarkStart w:id="9" w:name="_Toc14497"/>
       <w:r>
         <w:rPr>
           <w:rFonts w:hint="eastAsia" w:cs="华文中宋"/>
@@ -29864,9 +25943,9 @@
       <w:pPr>
         <w:outlineLvl w:val="0"/>
       </w:pPr>
-      <w:bookmarkStart w:id="16" w:name="_Toc15387"/>
-      <w:bookmarkStart w:id="17" w:name="_Toc7235"/>
-      <w:bookmarkStart w:id="18" w:name="_Toc17683"/>
+      <w:bookmarkStart w:id="16" w:name="_Toc7235"/>
+      <w:bookmarkStart w:id="17" w:name="_Toc17683"/>
+      <w:bookmarkStart w:id="18" w:name="_Toc15387"/>
       <w:r>
         <w:rPr>
           <w:rFonts w:hint="eastAsia" w:cs="华文中宋"/>

--- a/py - system.docx
+++ b/py - system.docx
@@ -18,8 +18,8 @@
           </w14:textFill>
         </w:rPr>
       </w:pPr>
-      <w:bookmarkStart w:id="0" w:name="_Toc1708"/>
-      <w:bookmarkStart w:id="1" w:name="_Toc12288"/>
+      <w:bookmarkStart w:id="0" w:name="_Toc12288"/>
+      <w:bookmarkStart w:id="1" w:name="_Toc1708"/>
       <w:r>
         <w:rPr>
           <w:rFonts w:hint="eastAsia" w:cs="华文中宋"/>
@@ -263,7 +263,7 @@
                 <w:color w:val="FF0000"/>
                 <w:spacing w:val="7"/>
               </w:rPr>
-              <w:t xml:space="preserve">str, </w:t>
+              <w:t xml:space="preserve">str, type, default, </w:t>
             </w:r>
             <w:r>
               <w:rPr>
@@ -275,14 +275,16 @@
               </w:rPr>
               <w:t xml:space="preserve">required, </w:t>
             </w:r>
-            <w:r>
-              <w:rPr>
-                <w:rFonts w:hint="eastAsia" w:cs="华文中宋"/>
-                <w:bCs/>
-                <w:color w:val="FF0000"/>
-                <w:spacing w:val="7"/>
-              </w:rPr>
-              <w:t>type, default, help)</w:t>
+            <w:bookmarkStart w:id="27" w:name="_GoBack"/>
+            <w:bookmarkEnd w:id="27"/>
+            <w:r>
+              <w:rPr>
+                <w:rFonts w:hint="eastAsia" w:cs="华文中宋"/>
+                <w:bCs/>
+                <w:color w:val="FF0000"/>
+                <w:spacing w:val="7"/>
+              </w:rPr>
+              <w:t>help)</w:t>
             </w:r>
           </w:p>
         </w:tc>
@@ -718,8 +720,8 @@
           </w14:textFill>
         </w:rPr>
       </w:pPr>
-      <w:bookmarkStart w:id="2" w:name="_Toc22979"/>
-      <w:bookmarkStart w:id="3" w:name="_Toc30515"/>
+      <w:bookmarkStart w:id="2" w:name="_Toc30515"/>
+      <w:bookmarkStart w:id="3" w:name="_Toc22979"/>
       <w:r>
         <w:rPr>
           <w:rFonts w:hint="eastAsia" w:cs="华文中宋"/>
@@ -2738,6 +2740,12 @@
             <w:insideH w:val="single" w:color="auto" w:sz="4" w:space="0"/>
             <w:insideV w:val="single" w:color="auto" w:sz="4" w:space="0"/>
           </w:tblBorders>
+          <w:tblCellMar>
+            <w:top w:w="0" w:type="dxa"/>
+            <w:left w:w="108" w:type="dxa"/>
+            <w:bottom w:w="0" w:type="dxa"/>
+            <w:right w:w="108" w:type="dxa"/>
+          </w:tblCellMar>
         </w:tblPrEx>
         <w:tc>
           <w:tcPr>
@@ -8142,8 +8150,8 @@
           </w14:textFill>
         </w:rPr>
       </w:pPr>
-      <w:bookmarkStart w:id="6" w:name="_Toc27725"/>
-      <w:bookmarkStart w:id="7" w:name="_Toc31407"/>
+      <w:bookmarkStart w:id="6" w:name="_Toc31407"/>
+      <w:bookmarkStart w:id="7" w:name="_Toc27725"/>
       <w:r>
         <w:rPr>
           <w:rFonts w:hint="eastAsia" w:cs="华文中宋"/>
@@ -8588,6 +8596,12 @@
             <w:insideH w:val="single" w:color="auto" w:sz="4" w:space="0"/>
             <w:insideV w:val="single" w:color="auto" w:sz="4" w:space="0"/>
           </w:tblBorders>
+          <w:tblCellMar>
+            <w:top w:w="0" w:type="dxa"/>
+            <w:left w:w="108" w:type="dxa"/>
+            <w:bottom w:w="0" w:type="dxa"/>
+            <w:right w:w="108" w:type="dxa"/>
+          </w:tblCellMar>
         </w:tblPrEx>
         <w:tc>
           <w:tcPr>
@@ -10771,12 +10785,6 @@
             <w:insideH w:val="single" w:color="auto" w:sz="4" w:space="0"/>
             <w:insideV w:val="single" w:color="auto" w:sz="4" w:space="0"/>
           </w:tblBorders>
-          <w:tblCellMar>
-            <w:top w:w="0" w:type="dxa"/>
-            <w:left w:w="108" w:type="dxa"/>
-            <w:bottom w:w="0" w:type="dxa"/>
-            <w:right w:w="108" w:type="dxa"/>
-          </w:tblCellMar>
         </w:tblPrEx>
         <w:tc>
           <w:tcPr>
@@ -14291,6 +14299,12 @@
             <w:insideH w:val="single" w:color="auto" w:sz="4" w:space="0"/>
             <w:insideV w:val="single" w:color="auto" w:sz="4" w:space="0"/>
           </w:tblBorders>
+          <w:tblCellMar>
+            <w:top w:w="0" w:type="dxa"/>
+            <w:left w:w="108" w:type="dxa"/>
+            <w:bottom w:w="0" w:type="dxa"/>
+            <w:right w:w="108" w:type="dxa"/>
+          </w:tblCellMar>
         </w:tblPrEx>
         <w:tc>
           <w:tcPr>
@@ -16785,12 +16799,6 @@
             <w:insideH w:val="single" w:color="auto" w:sz="4" w:space="0"/>
             <w:insideV w:val="single" w:color="auto" w:sz="4" w:space="0"/>
           </w:tblBorders>
-          <w:tblCellMar>
-            <w:top w:w="0" w:type="dxa"/>
-            <w:left w:w="108" w:type="dxa"/>
-            <w:bottom w:w="0" w:type="dxa"/>
-            <w:right w:w="108" w:type="dxa"/>
-          </w:tblCellMar>
         </w:tblPrEx>
         <w:trPr>
           <w:trHeight w:val="290" w:hRule="atLeast"/>
@@ -23239,8 +23247,8 @@
           </w14:textFill>
         </w:rPr>
       </w:pPr>
-      <w:bookmarkStart w:id="13" w:name="_Toc10652"/>
-      <w:bookmarkStart w:id="14" w:name="_Toc23811"/>
+      <w:bookmarkStart w:id="13" w:name="_Toc23811"/>
+      <w:bookmarkStart w:id="14" w:name="_Toc10652"/>
       <w:r>
         <w:rPr>
           <w:rFonts w:hint="eastAsia" w:cs="华文中宋"/>
@@ -23293,12 +23301,6 @@
             <w:insideH w:val="single" w:color="auto" w:sz="4" w:space="0"/>
             <w:insideV w:val="single" w:color="auto" w:sz="4" w:space="0"/>
           </w:tblBorders>
-          <w:tblCellMar>
-            <w:top w:w="0" w:type="dxa"/>
-            <w:left w:w="108" w:type="dxa"/>
-            <w:bottom w:w="0" w:type="dxa"/>
-            <w:right w:w="108" w:type="dxa"/>
-          </w:tblCellMar>
         </w:tblPrEx>
         <w:tc>
           <w:tcPr>
@@ -25944,8 +25946,8 @@
         <w:outlineLvl w:val="0"/>
       </w:pPr>
       <w:bookmarkStart w:id="16" w:name="_Toc7235"/>
-      <w:bookmarkStart w:id="17" w:name="_Toc17683"/>
-      <w:bookmarkStart w:id="18" w:name="_Toc15387"/>
+      <w:bookmarkStart w:id="17" w:name="_Toc15387"/>
+      <w:bookmarkStart w:id="18" w:name="_Toc17683"/>
       <w:r>
         <w:rPr>
           <w:rFonts w:hint="eastAsia" w:cs="华文中宋"/>
@@ -25999,12 +26001,6 @@
             <w:insideH w:val="single" w:color="auto" w:sz="4" w:space="0"/>
             <w:insideV w:val="single" w:color="auto" w:sz="4" w:space="0"/>
           </w:tblBorders>
-          <w:tblCellMar>
-            <w:top w:w="0" w:type="dxa"/>
-            <w:left w:w="108" w:type="dxa"/>
-            <w:bottom w:w="0" w:type="dxa"/>
-            <w:right w:w="108" w:type="dxa"/>
-          </w:tblCellMar>
         </w:tblPrEx>
         <w:tc>
           <w:tcPr>
@@ -26115,12 +26111,6 @@
             <w:insideH w:val="single" w:color="auto" w:sz="4" w:space="0"/>
             <w:insideV w:val="single" w:color="auto" w:sz="4" w:space="0"/>
           </w:tblBorders>
-          <w:tblCellMar>
-            <w:top w:w="0" w:type="dxa"/>
-            <w:left w:w="108" w:type="dxa"/>
-            <w:bottom w:w="0" w:type="dxa"/>
-            <w:right w:w="108" w:type="dxa"/>
-          </w:tblCellMar>
         </w:tblPrEx>
         <w:tc>
           <w:tcPr>
@@ -33832,12 +33822,6 @@
             <w:insideH w:val="single" w:color="auto" w:sz="4" w:space="0"/>
             <w:insideV w:val="single" w:color="auto" w:sz="4" w:space="0"/>
           </w:tblBorders>
-          <w:tblCellMar>
-            <w:top w:w="0" w:type="dxa"/>
-            <w:left w:w="108" w:type="dxa"/>
-            <w:bottom w:w="0" w:type="dxa"/>
-            <w:right w:w="108" w:type="dxa"/>
-          </w:tblCellMar>
         </w:tblPrEx>
         <w:tc>
           <w:tcPr>
@@ -34979,12 +34963,6 @@
             <w:insideH w:val="single" w:color="auto" w:sz="4" w:space="0"/>
             <w:insideV w:val="single" w:color="auto" w:sz="4" w:space="0"/>
           </w:tblBorders>
-          <w:tblCellMar>
-            <w:top w:w="0" w:type="dxa"/>
-            <w:left w:w="108" w:type="dxa"/>
-            <w:bottom w:w="0" w:type="dxa"/>
-            <w:right w:w="108" w:type="dxa"/>
-          </w:tblCellMar>
         </w:tblPrEx>
         <w:tc>
           <w:tcPr>
@@ -39754,12 +39732,6 @@
             <w:insideH w:val="single" w:color="auto" w:sz="4" w:space="0"/>
             <w:insideV w:val="single" w:color="auto" w:sz="4" w:space="0"/>
           </w:tblBorders>
-          <w:tblCellMar>
-            <w:top w:w="0" w:type="dxa"/>
-            <w:left w:w="108" w:type="dxa"/>
-            <w:bottom w:w="0" w:type="dxa"/>
-            <w:right w:w="108" w:type="dxa"/>
-          </w:tblCellMar>
         </w:tblPrEx>
         <w:tc>
           <w:tcPr>
@@ -40333,12 +40305,6 @@
             <w:insideH w:val="single" w:color="auto" w:sz="4" w:space="0"/>
             <w:insideV w:val="single" w:color="auto" w:sz="4" w:space="0"/>
           </w:tblBorders>
-          <w:tblCellMar>
-            <w:top w:w="0" w:type="dxa"/>
-            <w:left w:w="108" w:type="dxa"/>
-            <w:bottom w:w="0" w:type="dxa"/>
-            <w:right w:w="108" w:type="dxa"/>
-          </w:tblCellMar>
         </w:tblPrEx>
         <w:tc>
           <w:tcPr>
@@ -40969,6 +40935,12 @@
             <w:insideH w:val="single" w:color="auto" w:sz="4" w:space="0"/>
             <w:insideV w:val="single" w:color="auto" w:sz="4" w:space="0"/>
           </w:tblBorders>
+          <w:tblCellMar>
+            <w:top w:w="0" w:type="dxa"/>
+            <w:left w:w="108" w:type="dxa"/>
+            <w:bottom w:w="0" w:type="dxa"/>
+            <w:right w:w="108" w:type="dxa"/>
+          </w:tblCellMar>
         </w:tblPrEx>
         <w:tc>
           <w:tcPr>
@@ -46853,8 +46825,8 @@
           </w14:textFill>
         </w:rPr>
       </w:pPr>
-      <w:bookmarkStart w:id="25" w:name="_Toc7657"/>
-      <w:bookmarkStart w:id="26" w:name="_Toc19183"/>
+      <w:bookmarkStart w:id="25" w:name="_Toc19183"/>
+      <w:bookmarkStart w:id="26" w:name="_Toc7657"/>
       <w:r>
         <w:rPr>
           <w:rFonts w:hint="eastAsia" w:cs="华文中宋"/>

--- a/py - system.docx
+++ b/py - system.docx
@@ -275,6 +275,136 @@
               </w:rPr>
               <w:t xml:space="preserve">required, </w:t>
             </w:r>
+            <w:r>
+              <w:rPr>
+                <w:rFonts w:hint="eastAsia" w:cs="华文中宋"/>
+                <w:bCs/>
+                <w:color w:val="FF0000"/>
+                <w:spacing w:val="7"/>
+              </w:rPr>
+              <w:t>help)</w:t>
+            </w:r>
+          </w:p>
+        </w:tc>
+        <w:tc>
+          <w:tcPr>
+            <w:tcW w:w="0" w:type="auto"/>
+            <w:vAlign w:val="center"/>
+          </w:tcPr>
+          <w:p>
+            <w:pPr>
+              <w:rPr>
+                <w:rFonts w:hint="default" w:eastAsia="华文中宋" w:cs="华文中宋"/>
+                <w:bCs/>
+                <w:color w:val="ED7D31" w:themeColor="accent2"/>
+                <w:spacing w:val="7"/>
+                <w:lang w:val="en-US" w:eastAsia="zh-CN"/>
+                <w14:textFill>
+                  <w14:solidFill>
+                    <w14:schemeClr w14:val="accent2"/>
+                  </w14:solidFill>
+                </w14:textFill>
+              </w:rPr>
+            </w:pPr>
+            <w:r>
+              <w:rPr>
+                <w:rFonts w:hint="eastAsia" w:cs="华文中宋"/>
+                <w:bCs/>
+                <w:color w:val="EA82F1"/>
+                <w:spacing w:val="7"/>
+              </w:rPr>
+              <w:t>添加</w:t>
+            </w:r>
+            <w:r>
+              <w:rPr>
+                <w:rFonts w:hint="eastAsia" w:cs="华文中宋"/>
+                <w:bCs/>
+                <w:color w:val="ED7D31" w:themeColor="accent2"/>
+                <w:spacing w:val="7"/>
+                <w14:textFill>
+                  <w14:solidFill>
+                    <w14:schemeClr w14:val="accent2"/>
+                  </w14:solidFill>
+                </w14:textFill>
+              </w:rPr>
+              <w:t>命令参数</w:t>
+            </w:r>
+          </w:p>
+        </w:tc>
+      </w:tr>
+      <w:tr>
+        <w:tblPrEx>
+          <w:tblBorders>
+            <w:top w:val="single" w:color="auto" w:sz="4" w:space="0"/>
+            <w:left w:val="single" w:color="auto" w:sz="4" w:space="0"/>
+            <w:bottom w:val="single" w:color="auto" w:sz="4" w:space="0"/>
+            <w:right w:val="single" w:color="auto" w:sz="4" w:space="0"/>
+            <w:insideH w:val="single" w:color="auto" w:sz="4" w:space="0"/>
+            <w:insideV w:val="single" w:color="auto" w:sz="4" w:space="0"/>
+          </w:tblBorders>
+          <w:tblCellMar>
+            <w:top w:w="0" w:type="dxa"/>
+            <w:left w:w="108" w:type="dxa"/>
+            <w:bottom w:w="0" w:type="dxa"/>
+            <w:right w:w="108" w:type="dxa"/>
+          </w:tblCellMar>
+        </w:tblPrEx>
+        <w:tc>
+          <w:tcPr>
+            <w:tcW w:w="0" w:type="auto"/>
+            <w:vMerge w:val="continue"/>
+            <w:vAlign w:val="center"/>
+          </w:tcPr>
+          <w:p>
+            <w:pPr>
+              <w:rPr>
+                <w:rFonts w:hint="eastAsia" w:cs="华文中宋"/>
+                <w:bCs/>
+                <w:color w:val="ED7D31" w:themeColor="accent2"/>
+                <w:spacing w:val="7"/>
+                <w14:textFill>
+                  <w14:solidFill>
+                    <w14:schemeClr w14:val="accent2"/>
+                  </w14:solidFill>
+                </w14:textFill>
+              </w:rPr>
+            </w:pPr>
+          </w:p>
+        </w:tc>
+        <w:tc>
+          <w:tcPr>
+            <w:tcW w:w="0" w:type="auto"/>
+            <w:vAlign w:val="center"/>
+          </w:tcPr>
+          <w:p>
+            <w:pPr>
+              <w:rPr>
+                <w:rFonts w:hint="default" w:eastAsia="华文中宋" w:cs="华文中宋"/>
+                <w:bCs/>
+                <w:color w:val="FF0000"/>
+                <w:spacing w:val="7"/>
+                <w:lang w:val="en-US" w:eastAsia="zh-CN"/>
+              </w:rPr>
+            </w:pPr>
+            <w:r>
+              <w:rPr>
+                <w:rFonts w:hint="eastAsia" w:cs="华文中宋"/>
+                <w:bCs/>
+                <w:color w:val="FF0000"/>
+                <w:spacing w:val="7"/>
+              </w:rPr>
+              <w:t>add_mutually_exclusive_group</w:t>
+            </w:r>
+            <w:r>
+              <w:rPr>
+                <w:rFonts w:hint="eastAsia" w:cs="华文中宋"/>
+                <w:bCs/>
+                <w:color w:val="FF0000"/>
+                <w:spacing w:val="7"/>
+                <w:lang w:val="en-US" w:eastAsia="zh-CN"/>
+              </w:rPr>
+              <w:t>(required</w:t>
+            </w:r>
             <w:bookmarkStart w:id="27" w:name="_GoBack"/>
             <w:bookmarkEnd w:id="27"/>
             <w:r>
@@ -283,8 +413,9 @@
                 <w:bCs/>
                 <w:color w:val="FF0000"/>
                 <w:spacing w:val="7"/>
-              </w:rPr>
-              <w:t>help)</w:t>
+                <w:lang w:val="en-US" w:eastAsia="zh-CN"/>
+              </w:rPr>
+              <w:t>)</w:t>
             </w:r>
           </w:p>
         </w:tc>
@@ -298,38 +429,20 @@
               <w:rPr>
                 <w:rFonts w:hint="default" w:eastAsia="华文中宋" w:cs="华文中宋"/>
                 <w:bCs/>
-                <w:color w:val="ED7D31" w:themeColor="accent2"/>
-                <w:spacing w:val="7"/>
-                <w:lang w:val="en-US" w:eastAsia="zh-CN"/>
-                <w14:textFill>
-                  <w14:solidFill>
-                    <w14:schemeClr w14:val="accent2"/>
-                  </w14:solidFill>
-                </w14:textFill>
-              </w:rPr>
-            </w:pPr>
-            <w:r>
-              <w:rPr>
-                <w:rFonts w:hint="eastAsia" w:cs="华文中宋"/>
-                <w:bCs/>
                 <w:color w:val="EA82F1"/>
                 <w:spacing w:val="7"/>
-              </w:rPr>
-              <w:t>添加</w:t>
-            </w:r>
-            <w:r>
-              <w:rPr>
-                <w:rFonts w:hint="eastAsia" w:cs="华文中宋"/>
-                <w:bCs/>
-                <w:color w:val="ED7D31" w:themeColor="accent2"/>
-                <w:spacing w:val="7"/>
-                <w14:textFill>
-                  <w14:solidFill>
-                    <w14:schemeClr w14:val="accent2"/>
-                  </w14:solidFill>
-                </w14:textFill>
-              </w:rPr>
-              <w:t>命令参数</w:t>
+                <w:lang w:val="en-US" w:eastAsia="zh-CN"/>
+              </w:rPr>
+            </w:pPr>
+            <w:r>
+              <w:rPr>
+                <w:rFonts w:hint="eastAsia" w:cs="华文中宋"/>
+                <w:bCs/>
+                <w:color w:val="EA82F1"/>
+                <w:spacing w:val="7"/>
+                <w:lang w:val="en-US" w:eastAsia="zh-CN"/>
+              </w:rPr>
+              <w:t>互斥命令组</w:t>
             </w:r>
           </w:p>
         </w:tc>
@@ -5917,12 +6030,6 @@
             <w:insideH w:val="single" w:color="auto" w:sz="4" w:space="0"/>
             <w:insideV w:val="single" w:color="auto" w:sz="4" w:space="0"/>
           </w:tblBorders>
-          <w:tblCellMar>
-            <w:top w:w="0" w:type="dxa"/>
-            <w:left w:w="108" w:type="dxa"/>
-            <w:bottom w:w="0" w:type="dxa"/>
-            <w:right w:w="108" w:type="dxa"/>
-          </w:tblCellMar>
         </w:tblPrEx>
         <w:tc>
           <w:tcPr>
@@ -6438,8 +6545,8 @@
           </w14:textFill>
         </w:rPr>
       </w:pPr>
-      <w:bookmarkStart w:id="4" w:name="_Toc18611"/>
-      <w:bookmarkStart w:id="5" w:name="_Toc18446"/>
+      <w:bookmarkStart w:id="4" w:name="_Toc18446"/>
+      <w:bookmarkStart w:id="5" w:name="_Toc18611"/>
       <w:r>
         <w:rPr>
           <w:rFonts w:hint="eastAsia" w:cs="华文中宋"/>
@@ -8150,8 +8257,8 @@
           </w14:textFill>
         </w:rPr>
       </w:pPr>
-      <w:bookmarkStart w:id="6" w:name="_Toc31407"/>
-      <w:bookmarkStart w:id="7" w:name="_Toc27725"/>
+      <w:bookmarkStart w:id="6" w:name="_Toc27725"/>
+      <w:bookmarkStart w:id="7" w:name="_Toc31407"/>
       <w:r>
         <w:rPr>
           <w:rFonts w:hint="eastAsia" w:cs="华文中宋"/>
@@ -10785,6 +10892,12 @@
             <w:insideH w:val="single" w:color="auto" w:sz="4" w:space="0"/>
             <w:insideV w:val="single" w:color="auto" w:sz="4" w:space="0"/>
           </w:tblBorders>
+          <w:tblCellMar>
+            <w:top w:w="0" w:type="dxa"/>
+            <w:left w:w="108" w:type="dxa"/>
+            <w:bottom w:w="0" w:type="dxa"/>
+            <w:right w:w="108" w:type="dxa"/>
+          </w:tblCellMar>
         </w:tblPrEx>
         <w:tc>
           <w:tcPr>
@@ -15639,12 +15752,6 @@
             <w:insideH w:val="single" w:color="auto" w:sz="4" w:space="0"/>
             <w:insideV w:val="single" w:color="auto" w:sz="4" w:space="0"/>
           </w:tblBorders>
-          <w:tblCellMar>
-            <w:top w:w="0" w:type="dxa"/>
-            <w:left w:w="108" w:type="dxa"/>
-            <w:bottom w:w="0" w:type="dxa"/>
-            <w:right w:w="108" w:type="dxa"/>
-          </w:tblCellMar>
         </w:tblPrEx>
         <w:tc>
           <w:tcPr>
@@ -16799,6 +16906,12 @@
             <w:insideH w:val="single" w:color="auto" w:sz="4" w:space="0"/>
             <w:insideV w:val="single" w:color="auto" w:sz="4" w:space="0"/>
           </w:tblBorders>
+          <w:tblCellMar>
+            <w:top w:w="0" w:type="dxa"/>
+            <w:left w:w="108" w:type="dxa"/>
+            <w:bottom w:w="0" w:type="dxa"/>
+            <w:right w:w="108" w:type="dxa"/>
+          </w:tblCellMar>
         </w:tblPrEx>
         <w:trPr>
           <w:trHeight w:val="290" w:hRule="atLeast"/>
@@ -25945,8 +26058,8 @@
       <w:pPr>
         <w:outlineLvl w:val="0"/>
       </w:pPr>
-      <w:bookmarkStart w:id="16" w:name="_Toc7235"/>
-      <w:bookmarkStart w:id="17" w:name="_Toc15387"/>
+      <w:bookmarkStart w:id="16" w:name="_Toc15387"/>
+      <w:bookmarkStart w:id="17" w:name="_Toc7235"/>
       <w:bookmarkStart w:id="18" w:name="_Toc17683"/>
       <w:r>
         <w:rPr>
@@ -26001,6 +26114,12 @@
             <w:insideH w:val="single" w:color="auto" w:sz="4" w:space="0"/>
             <w:insideV w:val="single" w:color="auto" w:sz="4" w:space="0"/>
           </w:tblBorders>
+          <w:tblCellMar>
+            <w:top w:w="0" w:type="dxa"/>
+            <w:left w:w="108" w:type="dxa"/>
+            <w:bottom w:w="0" w:type="dxa"/>
+            <w:right w:w="108" w:type="dxa"/>
+          </w:tblCellMar>
         </w:tblPrEx>
         <w:tc>
           <w:tcPr>
@@ -26111,6 +26230,12 @@
             <w:insideH w:val="single" w:color="auto" w:sz="4" w:space="0"/>
             <w:insideV w:val="single" w:color="auto" w:sz="4" w:space="0"/>
           </w:tblBorders>
+          <w:tblCellMar>
+            <w:top w:w="0" w:type="dxa"/>
+            <w:left w:w="108" w:type="dxa"/>
+            <w:bottom w:w="0" w:type="dxa"/>
+            <w:right w:w="108" w:type="dxa"/>
+          </w:tblCellMar>
         </w:tblPrEx>
         <w:tc>
           <w:tcPr>
@@ -28907,12 +29032,6 @@
             <w:insideH w:val="single" w:color="auto" w:sz="4" w:space="0"/>
             <w:insideV w:val="single" w:color="auto" w:sz="4" w:space="0"/>
           </w:tblBorders>
-          <w:tblCellMar>
-            <w:top w:w="0" w:type="dxa"/>
-            <w:left w:w="108" w:type="dxa"/>
-            <w:bottom w:w="0" w:type="dxa"/>
-            <w:right w:w="108" w:type="dxa"/>
-          </w:tblCellMar>
         </w:tblPrEx>
         <w:trPr>
           <w:trHeight w:val="139" w:hRule="atLeast"/>
@@ -33294,12 +33413,6 @@
             <w:insideH w:val="single" w:color="auto" w:sz="4" w:space="0"/>
             <w:insideV w:val="single" w:color="auto" w:sz="4" w:space="0"/>
           </w:tblBorders>
-          <w:tblCellMar>
-            <w:top w:w="0" w:type="dxa"/>
-            <w:left w:w="108" w:type="dxa"/>
-            <w:bottom w:w="0" w:type="dxa"/>
-            <w:right w:w="108" w:type="dxa"/>
-          </w:tblCellMar>
         </w:tblPrEx>
         <w:tc>
           <w:tcPr>
@@ -33822,6 +33935,12 @@
             <w:insideH w:val="single" w:color="auto" w:sz="4" w:space="0"/>
             <w:insideV w:val="single" w:color="auto" w:sz="4" w:space="0"/>
           </w:tblBorders>
+          <w:tblCellMar>
+            <w:top w:w="0" w:type="dxa"/>
+            <w:left w:w="108" w:type="dxa"/>
+            <w:bottom w:w="0" w:type="dxa"/>
+            <w:right w:w="108" w:type="dxa"/>
+          </w:tblCellMar>
         </w:tblPrEx>
         <w:tc>
           <w:tcPr>
@@ -34963,6 +35082,12 @@
             <w:insideH w:val="single" w:color="auto" w:sz="4" w:space="0"/>
             <w:insideV w:val="single" w:color="auto" w:sz="4" w:space="0"/>
           </w:tblBorders>
+          <w:tblCellMar>
+            <w:top w:w="0" w:type="dxa"/>
+            <w:left w:w="108" w:type="dxa"/>
+            <w:bottom w:w="0" w:type="dxa"/>
+            <w:right w:w="108" w:type="dxa"/>
+          </w:tblCellMar>
         </w:tblPrEx>
         <w:tc>
           <w:tcPr>
@@ -39732,6 +39857,12 @@
             <w:insideH w:val="single" w:color="auto" w:sz="4" w:space="0"/>
             <w:insideV w:val="single" w:color="auto" w:sz="4" w:space="0"/>
           </w:tblBorders>
+          <w:tblCellMar>
+            <w:top w:w="0" w:type="dxa"/>
+            <w:left w:w="108" w:type="dxa"/>
+            <w:bottom w:w="0" w:type="dxa"/>
+            <w:right w:w="108" w:type="dxa"/>
+          </w:tblCellMar>
         </w:tblPrEx>
         <w:tc>
           <w:tcPr>
@@ -40305,6 +40436,12 @@
             <w:insideH w:val="single" w:color="auto" w:sz="4" w:space="0"/>
             <w:insideV w:val="single" w:color="auto" w:sz="4" w:space="0"/>
           </w:tblBorders>
+          <w:tblCellMar>
+            <w:top w:w="0" w:type="dxa"/>
+            <w:left w:w="108" w:type="dxa"/>
+            <w:bottom w:w="0" w:type="dxa"/>
+            <w:right w:w="108" w:type="dxa"/>
+          </w:tblCellMar>
         </w:tblPrEx>
         <w:tc>
           <w:tcPr>
@@ -43612,8 +43749,8 @@
           <w:spacing w:val="7"/>
         </w:rPr>
       </w:pPr>
-      <w:bookmarkStart w:id="21" w:name="_Toc6828"/>
-      <w:bookmarkStart w:id="22" w:name="_Toc20558"/>
+      <w:bookmarkStart w:id="21" w:name="_Toc20558"/>
+      <w:bookmarkStart w:id="22" w:name="_Toc6828"/>
       <w:r>
         <w:rPr>
           <w:rFonts w:hint="eastAsia" w:cs="华文中宋"/>
@@ -46825,8 +46962,8 @@
           </w14:textFill>
         </w:rPr>
       </w:pPr>
-      <w:bookmarkStart w:id="25" w:name="_Toc19183"/>
-      <w:bookmarkStart w:id="26" w:name="_Toc7657"/>
+      <w:bookmarkStart w:id="25" w:name="_Toc7657"/>
+      <w:bookmarkStart w:id="26" w:name="_Toc19183"/>
       <w:r>
         <w:rPr>
           <w:rFonts w:hint="eastAsia" w:cs="华文中宋"/>

--- a/py - system.docx
+++ b/py - system.docx
@@ -403,19 +403,7 @@
                 <w:spacing w:val="7"/>
                 <w:lang w:val="en-US" w:eastAsia="zh-CN"/>
               </w:rPr>
-              <w:t>(required</w:t>
-            </w:r>
-            <w:bookmarkStart w:id="27" w:name="_GoBack"/>
-            <w:bookmarkEnd w:id="27"/>
-            <w:r>
-              <w:rPr>
-                <w:rFonts w:hint="eastAsia" w:cs="华文中宋"/>
-                <w:bCs/>
-                <w:color w:val="FF0000"/>
-                <w:spacing w:val="7"/>
-                <w:lang w:val="en-US" w:eastAsia="zh-CN"/>
-              </w:rPr>
-              <w:t>)</w:t>
+              <w:t>(required)</w:t>
             </w:r>
           </w:p>
         </w:tc>
@@ -6030,6 +6018,12 @@
             <w:insideH w:val="single" w:color="auto" w:sz="4" w:space="0"/>
             <w:insideV w:val="single" w:color="auto" w:sz="4" w:space="0"/>
           </w:tblBorders>
+          <w:tblCellMar>
+            <w:top w:w="0" w:type="dxa"/>
+            <w:left w:w="108" w:type="dxa"/>
+            <w:bottom w:w="0" w:type="dxa"/>
+            <w:right w:w="108" w:type="dxa"/>
+          </w:tblCellMar>
         </w:tblPrEx>
         <w:tc>
           <w:tcPr>
@@ -8257,8 +8251,8 @@
           </w14:textFill>
         </w:rPr>
       </w:pPr>
-      <w:bookmarkStart w:id="6" w:name="_Toc27725"/>
-      <w:bookmarkStart w:id="7" w:name="_Toc31407"/>
+      <w:bookmarkStart w:id="6" w:name="_Toc31407"/>
+      <w:bookmarkStart w:id="7" w:name="_Toc27725"/>
       <w:r>
         <w:rPr>
           <w:rFonts w:hint="eastAsia" w:cs="华文中宋"/>
@@ -10838,8 +10832,8 @@
           <w:lang w:val="en-US" w:eastAsia="zh-CN"/>
         </w:rPr>
       </w:pPr>
-      <w:bookmarkStart w:id="8" w:name="_Toc28515"/>
-      <w:bookmarkStart w:id="9" w:name="_Toc14497"/>
+      <w:bookmarkStart w:id="8" w:name="_Toc14497"/>
+      <w:bookmarkStart w:id="9" w:name="_Toc28515"/>
       <w:r>
         <w:rPr>
           <w:rFonts w:hint="eastAsia" w:cs="华文中宋"/>
@@ -11844,12 +11838,6 @@
             <w:insideH w:val="single" w:color="auto" w:sz="4" w:space="0"/>
             <w:insideV w:val="single" w:color="auto" w:sz="4" w:space="0"/>
           </w:tblBorders>
-          <w:tblCellMar>
-            <w:top w:w="0" w:type="dxa"/>
-            <w:left w:w="108" w:type="dxa"/>
-            <w:bottom w:w="0" w:type="dxa"/>
-            <w:right w:w="108" w:type="dxa"/>
-          </w:tblCellMar>
         </w:tblPrEx>
         <w:tc>
           <w:tcPr>
@@ -15752,6 +15740,12 @@
             <w:insideH w:val="single" w:color="auto" w:sz="4" w:space="0"/>
             <w:insideV w:val="single" w:color="auto" w:sz="4" w:space="0"/>
           </w:tblBorders>
+          <w:tblCellMar>
+            <w:top w:w="0" w:type="dxa"/>
+            <w:left w:w="108" w:type="dxa"/>
+            <w:bottom w:w="0" w:type="dxa"/>
+            <w:right w:w="108" w:type="dxa"/>
+          </w:tblCellMar>
         </w:tblPrEx>
         <w:tc>
           <w:tcPr>
@@ -15980,12 +15974,6 @@
             <w:insideH w:val="single" w:color="auto" w:sz="4" w:space="0"/>
             <w:insideV w:val="single" w:color="auto" w:sz="4" w:space="0"/>
           </w:tblBorders>
-          <w:tblCellMar>
-            <w:top w:w="0" w:type="dxa"/>
-            <w:left w:w="108" w:type="dxa"/>
-            <w:bottom w:w="0" w:type="dxa"/>
-            <w:right w:w="108" w:type="dxa"/>
-          </w:tblCellMar>
         </w:tblPrEx>
         <w:trPr>
           <w:trHeight w:val="90" w:hRule="atLeast"/>
@@ -23360,8 +23348,8 @@
           </w14:textFill>
         </w:rPr>
       </w:pPr>
-      <w:bookmarkStart w:id="13" w:name="_Toc23811"/>
-      <w:bookmarkStart w:id="14" w:name="_Toc10652"/>
+      <w:bookmarkStart w:id="13" w:name="_Toc10652"/>
+      <w:bookmarkStart w:id="14" w:name="_Toc23811"/>
       <w:r>
         <w:rPr>
           <w:rFonts w:hint="eastAsia" w:cs="华文中宋"/>
@@ -23414,6 +23402,12 @@
             <w:insideH w:val="single" w:color="auto" w:sz="4" w:space="0"/>
             <w:insideV w:val="single" w:color="auto" w:sz="4" w:space="0"/>
           </w:tblBorders>
+          <w:tblCellMar>
+            <w:top w:w="0" w:type="dxa"/>
+            <w:left w:w="108" w:type="dxa"/>
+            <w:bottom w:w="0" w:type="dxa"/>
+            <w:right w:w="108" w:type="dxa"/>
+          </w:tblCellMar>
         </w:tblPrEx>
         <w:tc>
           <w:tcPr>
@@ -24822,12 +24816,6 @@
             <w:insideH w:val="single" w:color="auto" w:sz="4" w:space="0"/>
             <w:insideV w:val="single" w:color="auto" w:sz="4" w:space="0"/>
           </w:tblBorders>
-          <w:tblCellMar>
-            <w:top w:w="0" w:type="dxa"/>
-            <w:left w:w="108" w:type="dxa"/>
-            <w:bottom w:w="0" w:type="dxa"/>
-            <w:right w:w="108" w:type="dxa"/>
-          </w:tblCellMar>
         </w:tblPrEx>
         <w:tc>
           <w:tcPr>
@@ -26058,9 +26046,9 @@
       <w:pPr>
         <w:outlineLvl w:val="0"/>
       </w:pPr>
-      <w:bookmarkStart w:id="16" w:name="_Toc15387"/>
-      <w:bookmarkStart w:id="17" w:name="_Toc7235"/>
-      <w:bookmarkStart w:id="18" w:name="_Toc17683"/>
+      <w:bookmarkStart w:id="16" w:name="_Toc17683"/>
+      <w:bookmarkStart w:id="17" w:name="_Toc15387"/>
+      <w:bookmarkStart w:id="18" w:name="_Toc7235"/>
       <w:r>
         <w:rPr>
           <w:rFonts w:hint="eastAsia" w:cs="华文中宋"/>
@@ -28018,7 +28006,16 @@
           <w:rFonts w:hint="eastAsia"/>
           <w:lang w:val="en-US" w:eastAsia="zh-CN"/>
         </w:rPr>
-        <w:t>foxy：</w:t>
+        <w:t>ros</w:t>
+      </w:r>
+      <w:bookmarkStart w:id="27" w:name="_GoBack"/>
+      <w:bookmarkEnd w:id="27"/>
+      <w:r>
+        <w:rPr>
+          <w:rFonts w:hint="eastAsia"/>
+          <w:lang w:val="en-US" w:eastAsia="zh-CN"/>
+        </w:rPr>
+        <w:t>2：</w:t>
       </w:r>
     </w:p>
     <w:p>
@@ -29032,6 +29029,12 @@
             <w:insideH w:val="single" w:color="auto" w:sz="4" w:space="0"/>
             <w:insideV w:val="single" w:color="auto" w:sz="4" w:space="0"/>
           </w:tblBorders>
+          <w:tblCellMar>
+            <w:top w:w="0" w:type="dxa"/>
+            <w:left w:w="108" w:type="dxa"/>
+            <w:bottom w:w="0" w:type="dxa"/>
+            <w:right w:w="108" w:type="dxa"/>
+          </w:tblCellMar>
         </w:tblPrEx>
         <w:trPr>
           <w:trHeight w:val="139" w:hRule="atLeast"/>
@@ -32361,12 +32364,6 @@
             <w:insideH w:val="single" w:color="auto" w:sz="4" w:space="0"/>
             <w:insideV w:val="single" w:color="auto" w:sz="4" w:space="0"/>
           </w:tblBorders>
-          <w:tblCellMar>
-            <w:top w:w="0" w:type="dxa"/>
-            <w:left w:w="108" w:type="dxa"/>
-            <w:bottom w:w="0" w:type="dxa"/>
-            <w:right w:w="108" w:type="dxa"/>
-          </w:tblCellMar>
         </w:tblPrEx>
         <w:tc>
           <w:tcPr>
@@ -33413,6 +33410,12 @@
             <w:insideH w:val="single" w:color="auto" w:sz="4" w:space="0"/>
             <w:insideV w:val="single" w:color="auto" w:sz="4" w:space="0"/>
           </w:tblBorders>
+          <w:tblCellMar>
+            <w:top w:w="0" w:type="dxa"/>
+            <w:left w:w="108" w:type="dxa"/>
+            <w:bottom w:w="0" w:type="dxa"/>
+            <w:right w:w="108" w:type="dxa"/>
+          </w:tblCellMar>
         </w:tblPrEx>
         <w:tc>
           <w:tcPr>
@@ -33704,12 +33707,6 @@
             <w:insideH w:val="single" w:color="auto" w:sz="4" w:space="0"/>
             <w:insideV w:val="single" w:color="auto" w:sz="4" w:space="0"/>
           </w:tblBorders>
-          <w:tblCellMar>
-            <w:top w:w="0" w:type="dxa"/>
-            <w:left w:w="108" w:type="dxa"/>
-            <w:bottom w:w="0" w:type="dxa"/>
-            <w:right w:w="108" w:type="dxa"/>
-          </w:tblCellMar>
         </w:tblPrEx>
         <w:tc>
           <w:tcPr>
@@ -33897,7 +33894,7 @@
           <w:rFonts w:hint="eastAsia"/>
           <w:lang w:val="en-US" w:eastAsia="zh-CN"/>
         </w:rPr>
-        <w:t>noetic：</w:t>
+        <w:t>ros1：</w:t>
       </w:r>
     </w:p>
     <w:tbl>
@@ -39857,12 +39854,6 @@
             <w:insideH w:val="single" w:color="auto" w:sz="4" w:space="0"/>
             <w:insideV w:val="single" w:color="auto" w:sz="4" w:space="0"/>
           </w:tblBorders>
-          <w:tblCellMar>
-            <w:top w:w="0" w:type="dxa"/>
-            <w:left w:w="108" w:type="dxa"/>
-            <w:bottom w:w="0" w:type="dxa"/>
-            <w:right w:w="108" w:type="dxa"/>
-          </w:tblCellMar>
         </w:tblPrEx>
         <w:tc>
           <w:tcPr>
@@ -46210,8 +46201,8 @@
           </w14:textFill>
         </w:rPr>
       </w:pPr>
-      <w:bookmarkStart w:id="23" w:name="_Toc12616"/>
-      <w:bookmarkStart w:id="24" w:name="_Toc14852"/>
+      <w:bookmarkStart w:id="23" w:name="_Toc14852"/>
+      <w:bookmarkStart w:id="24" w:name="_Toc12616"/>
       <w:r>
         <w:rPr>
           <w:rFonts w:hint="eastAsia" w:cs="华文中宋"/>
@@ -46279,12 +46270,6 @@
             <w:insideH w:val="single" w:color="auto" w:sz="4" w:space="0"/>
             <w:insideV w:val="single" w:color="auto" w:sz="4" w:space="0"/>
           </w:tblBorders>
-          <w:tblCellMar>
-            <w:top w:w="0" w:type="dxa"/>
-            <w:left w:w="108" w:type="dxa"/>
-            <w:bottom w:w="0" w:type="dxa"/>
-            <w:right w:w="108" w:type="dxa"/>
-          </w:tblCellMar>
         </w:tblPrEx>
         <w:trPr>
           <w:trHeight w:val="282" w:hRule="atLeast"/>
@@ -46962,8 +46947,8 @@
           </w14:textFill>
         </w:rPr>
       </w:pPr>
-      <w:bookmarkStart w:id="25" w:name="_Toc7657"/>
-      <w:bookmarkStart w:id="26" w:name="_Toc19183"/>
+      <w:bookmarkStart w:id="25" w:name="_Toc19183"/>
+      <w:bookmarkStart w:id="26" w:name="_Toc7657"/>
       <w:r>
         <w:rPr>
           <w:rFonts w:hint="eastAsia" w:cs="华文中宋"/>

--- a/py - system.docx
+++ b/py - system.docx
@@ -18,8 +18,8 @@
           </w14:textFill>
         </w:rPr>
       </w:pPr>
-      <w:bookmarkStart w:id="0" w:name="_Toc1708"/>
-      <w:bookmarkStart w:id="1" w:name="_Toc12288"/>
+      <w:bookmarkStart w:id="0" w:name="_Toc12288"/>
+      <w:bookmarkStart w:id="1" w:name="_Toc1708"/>
       <w:r>
         <w:rPr>
           <w:rFonts w:hint="eastAsia" w:cs="华文中宋"/>
@@ -1993,12 +1993,60 @@
     <w:p>
       <w:pPr>
         <w:rPr>
+          <w:rFonts w:hint="default" w:ascii="华文中宋" w:hAnsi="华文中宋" w:eastAsia="华文中宋" w:cs="华文中宋"/>
+          <w:b/>
+          <w:bCs/>
+          <w:color w:val="FF0000"/>
+          <w:spacing w:val="7"/>
+          <w:kern w:val="2"/>
+          <w:sz w:val="21"/>
+          <w:szCs w:val="21"/>
+          <w:lang w:val="en-US" w:eastAsia="zh-CN" w:bidi="ar-SA"/>
+        </w:rPr>
+      </w:pPr>
+      <w:bookmarkStart w:id="19" w:name="_GoBack"/>
+      <w:bookmarkEnd w:id="19"/>
+    </w:p>
+    <w:p>
+      <w:pPr>
+        <w:rPr>
+          <w:rFonts w:hint="default" w:ascii="华文中宋" w:hAnsi="华文中宋" w:eastAsia="华文中宋" w:cs="华文中宋"/>
+          <w:b/>
+          <w:bCs/>
+          <w:color w:val="FF0000"/>
+          <w:spacing w:val="7"/>
+          <w:kern w:val="2"/>
+          <w:sz w:val="21"/>
+          <w:szCs w:val="21"/>
+          <w:lang w:val="en-US" w:eastAsia="zh-CN" w:bidi="ar-SA"/>
+        </w:rPr>
+      </w:pPr>
+    </w:p>
+    <w:p>
+      <w:pPr>
+        <w:outlineLvl w:val="0"/>
+        <w:rPr>
           <w:rFonts w:cs="华文中宋"/>
           <w:bCs/>
-          <w:color w:val="0070C0"/>
+          <w:color w:val="FF0000"/>
           <w:spacing w:val="7"/>
         </w:rPr>
       </w:pPr>
+      <w:r>
+        <w:rPr>
+          <w:rFonts w:hint="eastAsia" w:cs="华文中宋"/>
+          <w:bCs/>
+          <w:color w:val="70AD47" w:themeColor="accent6"/>
+          <w:szCs w:val="24"/>
+          <w:lang w:val="en-US" w:eastAsia="zh-CN"/>
+          <w14:textFill>
+            <w14:solidFill>
+              <w14:schemeClr w14:val="accent6"/>
+            </w14:solidFill>
+          </w14:textFill>
+        </w:rPr>
+        <w:t>并发concurrent.future：</w:t>
+      </w:r>
     </w:p>
     <w:tbl>
       <w:tblPr>
@@ -2022,9 +2070,408 @@
         </w:tblCellMar>
       </w:tblPr>
       <w:tblGrid>
+        <w:gridCol w:w="1579"/>
+        <w:gridCol w:w="4959"/>
+        <w:gridCol w:w="4028"/>
+      </w:tblGrid>
+      <w:tr>
+        <w:tblPrEx>
+          <w:tblBorders>
+            <w:top w:val="single" w:color="auto" w:sz="4" w:space="0"/>
+            <w:left w:val="single" w:color="auto" w:sz="4" w:space="0"/>
+            <w:bottom w:val="single" w:color="auto" w:sz="4" w:space="0"/>
+            <w:right w:val="single" w:color="auto" w:sz="4" w:space="0"/>
+            <w:insideH w:val="single" w:color="auto" w:sz="4" w:space="0"/>
+            <w:insideV w:val="single" w:color="auto" w:sz="4" w:space="0"/>
+          </w:tblBorders>
+        </w:tblPrEx>
+        <w:tc>
+          <w:tcPr>
+            <w:tcW w:w="0" w:type="auto"/>
+            <w:gridSpan w:val="2"/>
+            <w:vAlign w:val="center"/>
+          </w:tcPr>
+          <w:p>
+            <w:pPr>
+              <w:rPr>
+                <w:rFonts w:cs="华文中宋"/>
+                <w:bCs/>
+                <w:color w:val="FFC000"/>
+                <w:spacing w:val="7"/>
+              </w:rPr>
+            </w:pPr>
+            <w:r>
+              <w:rPr>
+                <w:rFonts w:hint="eastAsia" w:cs="华文中宋"/>
+                <w:bCs/>
+                <w:color w:val="FF0000"/>
+                <w:spacing w:val="7"/>
+              </w:rPr>
+              <w:t>ThreadPoolExecutor</w:t>
+            </w:r>
+            <w:r>
+              <w:rPr>
+                <w:rFonts w:hint="eastAsia" w:cs="华文中宋"/>
+                <w:bCs/>
+                <w:color w:val="FF0000"/>
+                <w:spacing w:val="7"/>
+                <w:lang w:val="en-US" w:eastAsia="zh-CN"/>
+              </w:rPr>
+              <w:t xml:space="preserve"> / ProcessPoolExecutor</w:t>
+            </w:r>
+            <w:r>
+              <w:rPr>
+                <w:rFonts w:hint="eastAsia" w:cs="华文中宋"/>
+                <w:bCs/>
+                <w:color w:val="FF0000"/>
+                <w:spacing w:val="7"/>
+              </w:rPr>
+              <w:t>(max_workers)</w:t>
+            </w:r>
+          </w:p>
+        </w:tc>
+        <w:tc>
+          <w:tcPr>
+            <w:tcW w:w="0" w:type="auto"/>
+            <w:vAlign w:val="center"/>
+          </w:tcPr>
+          <w:p>
+            <w:pPr>
+              <w:rPr>
+                <w:rFonts w:hint="default" w:eastAsia="华文中宋" w:cs="华文中宋"/>
+                <w:bCs/>
+                <w:color w:val="ED7D31" w:themeColor="accent2"/>
+                <w:spacing w:val="7"/>
+                <w:lang w:val="en-US" w:eastAsia="zh-CN"/>
+                <w14:textFill>
+                  <w14:solidFill>
+                    <w14:schemeClr w14:val="accent2"/>
+                  </w14:solidFill>
+                </w14:textFill>
+              </w:rPr>
+            </w:pPr>
+            <w:r>
+              <w:rPr>
+                <w:rFonts w:hint="eastAsia" w:cs="华文中宋"/>
+                <w:bCs/>
+                <w:color w:val="EA82F1"/>
+                <w:spacing w:val="7"/>
+              </w:rPr>
+              <w:t>线程池</w:t>
+            </w:r>
+            <w:r>
+              <w:rPr>
+                <w:rFonts w:hint="eastAsia" w:cs="华文中宋"/>
+                <w:bCs/>
+                <w:color w:val="EA82F1"/>
+                <w:spacing w:val="7"/>
+                <w:lang w:val="en-US" w:eastAsia="zh-CN"/>
+              </w:rPr>
+              <w:t xml:space="preserve"> / 进程池</w:t>
+            </w:r>
+          </w:p>
+        </w:tc>
+      </w:tr>
+      <w:tr>
+        <w:tblPrEx>
+          <w:tblBorders>
+            <w:top w:val="single" w:color="auto" w:sz="4" w:space="0"/>
+            <w:left w:val="single" w:color="auto" w:sz="4" w:space="0"/>
+            <w:bottom w:val="single" w:color="auto" w:sz="4" w:space="0"/>
+            <w:right w:val="single" w:color="auto" w:sz="4" w:space="0"/>
+            <w:insideH w:val="single" w:color="auto" w:sz="4" w:space="0"/>
+            <w:insideV w:val="single" w:color="auto" w:sz="4" w:space="0"/>
+          </w:tblBorders>
+          <w:tblCellMar>
+            <w:top w:w="0" w:type="dxa"/>
+            <w:left w:w="108" w:type="dxa"/>
+            <w:bottom w:w="0" w:type="dxa"/>
+            <w:right w:w="108" w:type="dxa"/>
+          </w:tblCellMar>
+        </w:tblPrEx>
+        <w:tc>
+          <w:tcPr>
+            <w:tcW w:w="0" w:type="auto"/>
+            <w:vMerge w:val="restart"/>
+            <w:vAlign w:val="center"/>
+          </w:tcPr>
+          <w:p>
+            <w:pPr>
+              <w:rPr>
+                <w:rFonts w:cs="华文中宋"/>
+                <w:bCs/>
+                <w:color w:val="FFC000"/>
+                <w:spacing w:val="7"/>
+              </w:rPr>
+            </w:pPr>
+            <w:r>
+              <w:rPr>
+                <w:rFonts w:hint="eastAsia" w:cs="华文中宋"/>
+                <w:bCs/>
+                <w:color w:val="ED7D31" w:themeColor="accent2"/>
+                <w:spacing w:val="7"/>
+                <w14:textFill>
+                  <w14:solidFill>
+                    <w14:schemeClr w14:val="accent2"/>
+                  </w14:solidFill>
+                </w14:textFill>
+              </w:rPr>
+              <w:t>实例方法</w:t>
+            </w:r>
+          </w:p>
+        </w:tc>
+        <w:tc>
+          <w:tcPr>
+            <w:tcW w:w="0" w:type="auto"/>
+            <w:vAlign w:val="center"/>
+          </w:tcPr>
+          <w:p>
+            <w:pPr>
+              <w:rPr>
+                <w:rFonts w:cs="华文中宋"/>
+                <w:bCs/>
+                <w:color w:val="FF0000"/>
+                <w:spacing w:val="7"/>
+              </w:rPr>
+            </w:pPr>
+            <w:r>
+              <w:rPr>
+                <w:rFonts w:hint="eastAsia" w:cs="华文中宋"/>
+                <w:bCs/>
+                <w:color w:val="FF0000"/>
+                <w:spacing w:val="7"/>
+              </w:rPr>
+              <w:t>submit(func, *args, **kwargs)</w:t>
+            </w:r>
+          </w:p>
+        </w:tc>
+        <w:tc>
+          <w:tcPr>
+            <w:tcW w:w="0" w:type="auto"/>
+            <w:vAlign w:val="center"/>
+          </w:tcPr>
+          <w:p>
+            <w:pPr>
+              <w:rPr>
+                <w:rFonts w:cs="华文中宋"/>
+                <w:bCs/>
+                <w:color w:val="ED7D31" w:themeColor="accent2"/>
+                <w:spacing w:val="7"/>
+                <w14:textFill>
+                  <w14:solidFill>
+                    <w14:schemeClr w14:val="accent2"/>
+                  </w14:solidFill>
+                </w14:textFill>
+              </w:rPr>
+            </w:pPr>
+            <w:r>
+              <w:rPr>
+                <w:rFonts w:hint="eastAsia" w:cs="华文中宋"/>
+                <w:bCs/>
+                <w:color w:val="ED7D31" w:themeColor="accent2"/>
+                <w:spacing w:val="7"/>
+                <w14:textFill>
+                  <w14:solidFill>
+                    <w14:schemeClr w14:val="accent2"/>
+                  </w14:solidFill>
+                </w14:textFill>
+              </w:rPr>
+              <w:t>生成</w:t>
+            </w:r>
+            <w:r>
+              <w:rPr>
+                <w:rFonts w:hint="eastAsia" w:cs="华文中宋"/>
+                <w:bCs/>
+                <w:color w:val="EA82EB"/>
+                <w:spacing w:val="7"/>
+              </w:rPr>
+              <w:t>后台单线程</w:t>
+            </w:r>
+            <w:r>
+              <w:rPr>
+                <w:rFonts w:hint="eastAsia" w:cs="华文中宋"/>
+                <w:bCs/>
+                <w:color w:val="ED7D31" w:themeColor="accent2"/>
+                <w:spacing w:val="7"/>
+                <w14:textFill>
+                  <w14:solidFill>
+                    <w14:schemeClr w14:val="accent2"/>
+                  </w14:solidFill>
+                </w14:textFill>
+              </w:rPr>
+              <w:t>，返回</w:t>
+            </w:r>
+            <w:r>
+              <w:rPr>
+                <w:rFonts w:hint="eastAsia" w:cs="华文中宋"/>
+                <w:bCs/>
+                <w:color w:val="EA82EB"/>
+                <w:spacing w:val="7"/>
+              </w:rPr>
+              <w:t>Future线程</w:t>
+            </w:r>
+          </w:p>
+        </w:tc>
+      </w:tr>
+      <w:tr>
+        <w:tblPrEx>
+          <w:tblBorders>
+            <w:top w:val="single" w:color="auto" w:sz="4" w:space="0"/>
+            <w:left w:val="single" w:color="auto" w:sz="4" w:space="0"/>
+            <w:bottom w:val="single" w:color="auto" w:sz="4" w:space="0"/>
+            <w:right w:val="single" w:color="auto" w:sz="4" w:space="0"/>
+            <w:insideH w:val="single" w:color="auto" w:sz="4" w:space="0"/>
+            <w:insideV w:val="single" w:color="auto" w:sz="4" w:space="0"/>
+          </w:tblBorders>
+          <w:tblCellMar>
+            <w:top w:w="0" w:type="dxa"/>
+            <w:left w:w="108" w:type="dxa"/>
+            <w:bottom w:w="0" w:type="dxa"/>
+            <w:right w:w="108" w:type="dxa"/>
+          </w:tblCellMar>
+        </w:tblPrEx>
+        <w:tc>
+          <w:tcPr>
+            <w:tcW w:w="0" w:type="auto"/>
+            <w:vMerge w:val="continue"/>
+            <w:vAlign w:val="center"/>
+          </w:tcPr>
+          <w:p>
+            <w:pPr>
+              <w:rPr>
+                <w:rFonts w:cs="华文中宋"/>
+                <w:bCs/>
+                <w:color w:val="ED7D31" w:themeColor="accent2"/>
+                <w:spacing w:val="7"/>
+                <w14:textFill>
+                  <w14:solidFill>
+                    <w14:schemeClr w14:val="accent2"/>
+                  </w14:solidFill>
+                </w14:textFill>
+              </w:rPr>
+            </w:pPr>
+          </w:p>
+        </w:tc>
+        <w:tc>
+          <w:tcPr>
+            <w:tcW w:w="0" w:type="auto"/>
+            <w:vAlign w:val="center"/>
+          </w:tcPr>
+          <w:p>
+            <w:pPr>
+              <w:rPr>
+                <w:rFonts w:cs="华文中宋"/>
+                <w:bCs/>
+                <w:color w:val="FF0000"/>
+                <w:spacing w:val="7"/>
+              </w:rPr>
+            </w:pPr>
+            <w:r>
+              <w:rPr>
+                <w:rFonts w:hint="eastAsia" w:cs="华文中宋"/>
+                <w:bCs/>
+                <w:color w:val="FF0000"/>
+                <w:spacing w:val="7"/>
+              </w:rPr>
+              <w:t>map(func, *iterables, timeout)</w:t>
+            </w:r>
+          </w:p>
+        </w:tc>
+        <w:tc>
+          <w:tcPr>
+            <w:tcW w:w="0" w:type="auto"/>
+            <w:vAlign w:val="center"/>
+          </w:tcPr>
+          <w:p>
+            <w:pPr>
+              <w:rPr>
+                <w:rFonts w:cs="华文中宋"/>
+                <w:bCs/>
+                <w:color w:val="ED7D31" w:themeColor="accent2"/>
+                <w:spacing w:val="7"/>
+                <w14:textFill>
+                  <w14:solidFill>
+                    <w14:schemeClr w14:val="accent2"/>
+                  </w14:solidFill>
+                </w14:textFill>
+              </w:rPr>
+            </w:pPr>
+            <w:r>
+              <w:rPr>
+                <w:rFonts w:hint="eastAsia" w:cs="华文中宋"/>
+                <w:bCs/>
+                <w:color w:val="ED7D31" w:themeColor="accent2"/>
+                <w:spacing w:val="7"/>
+                <w14:textFill>
+                  <w14:solidFill>
+                    <w14:schemeClr w14:val="accent2"/>
+                  </w14:solidFill>
+                </w14:textFill>
+              </w:rPr>
+              <w:t>生成</w:t>
+            </w:r>
+            <w:r>
+              <w:rPr>
+                <w:rFonts w:hint="eastAsia" w:cs="华文中宋"/>
+                <w:bCs/>
+                <w:color w:val="EA82EB"/>
+                <w:spacing w:val="7"/>
+              </w:rPr>
+              <w:t>后台多线程</w:t>
+            </w:r>
+            <w:r>
+              <w:rPr>
+                <w:rFonts w:hint="eastAsia" w:cs="华文中宋"/>
+                <w:bCs/>
+                <w:color w:val="ED7D31" w:themeColor="accent2"/>
+                <w:spacing w:val="7"/>
+                <w14:textFill>
+                  <w14:solidFill>
+                    <w14:schemeClr w14:val="accent2"/>
+                  </w14:solidFill>
+                </w14:textFill>
+              </w:rPr>
+              <w:t>，返回</w:t>
+            </w:r>
+            <w:r>
+              <w:rPr>
+                <w:rFonts w:hint="eastAsia" w:cs="华文中宋"/>
+                <w:bCs/>
+                <w:color w:val="EA82EB"/>
+                <w:spacing w:val="7"/>
+              </w:rPr>
+              <w:t>映射结果迭代器</w:t>
+            </w:r>
+          </w:p>
+        </w:tc>
+      </w:tr>
+    </w:tbl>
+    <w:p/>
+    <w:tbl>
+      <w:tblPr>
+        <w:tblStyle w:val="11"/>
+        <w:tblW w:w="0" w:type="auto"/>
+        <w:tblInd w:w="0" w:type="dxa"/>
+        <w:tblBorders>
+          <w:top w:val="single" w:color="auto" w:sz="4" w:space="0"/>
+          <w:left w:val="single" w:color="auto" w:sz="4" w:space="0"/>
+          <w:bottom w:val="single" w:color="auto" w:sz="4" w:space="0"/>
+          <w:right w:val="single" w:color="auto" w:sz="4" w:space="0"/>
+          <w:insideH w:val="single" w:color="auto" w:sz="4" w:space="0"/>
+          <w:insideV w:val="single" w:color="auto" w:sz="4" w:space="0"/>
+        </w:tblBorders>
+        <w:tblLayout w:type="autofit"/>
+        <w:tblCellMar>
+          <w:top w:w="0" w:type="dxa"/>
+          <w:left w:w="108" w:type="dxa"/>
+          <w:bottom w:w="0" w:type="dxa"/>
+          <w:right w:w="108" w:type="dxa"/>
+        </w:tblCellMar>
+      </w:tblPr>
+      <w:tblGrid>
         <w:gridCol w:w="1113"/>
-        <w:gridCol w:w="997"/>
-        <w:gridCol w:w="1113"/>
+        <w:gridCol w:w="2636"/>
+        <w:gridCol w:w="1562"/>
       </w:tblGrid>
       <w:tr>
         <w:tblPrEx>
@@ -2046,54 +2493,50 @@
         <w:tc>
           <w:tcPr>
             <w:tcW w:w="0" w:type="auto"/>
-            <w:gridSpan w:val="3"/>
-            <w:vAlign w:val="center"/>
-          </w:tcPr>
-          <w:p>
-            <w:pPr>
-              <w:jc w:val="both"/>
+            <w:gridSpan w:val="2"/>
+            <w:vAlign w:val="center"/>
+          </w:tcPr>
+          <w:p>
+            <w:pPr>
               <w:rPr>
                 <w:rFonts w:hint="eastAsia" w:eastAsia="华文中宋" w:cs="华文中宋"/>
                 <w:bCs/>
-                <w:color w:val="ED7D31" w:themeColor="accent2"/>
-                <w:spacing w:val="7"/>
-                <w:lang w:val="en-US" w:eastAsia="zh-CN"/>
-                <w14:textFill>
-                  <w14:solidFill>
-                    <w14:schemeClr w14:val="accent2"/>
-                  </w14:solidFill>
-                </w14:textFill>
-              </w:rPr>
-            </w:pPr>
-            <w:r>
-              <w:rPr>
-                <w:rFonts w:hint="eastAsia" w:cs="华文中宋"/>
-                <w:bCs/>
-                <w:color w:val="ED7D31" w:themeColor="accent2"/>
-                <w:spacing w:val="7"/>
-                <w14:textFill>
-                  <w14:solidFill>
-                    <w14:schemeClr w14:val="accent2"/>
-                  </w14:solidFill>
-                </w14:textFill>
-              </w:rPr>
-              <w:t>任务</w:t>
-            </w:r>
-            <w:r>
-              <w:rPr>
-                <w:rFonts w:hint="eastAsia" w:cs="华文中宋"/>
-                <w:bCs/>
-                <w:color w:val="ED7D31" w:themeColor="accent2"/>
-                <w:spacing w:val="7"/>
-                <w:lang w:eastAsia="zh-CN"/>
-                <w14:textFill>
-                  <w14:solidFill>
-                    <w14:schemeClr w14:val="accent2"/>
-                  </w14:solidFill>
-                </w14:textFill>
-              </w:rPr>
-              <w:t>：</w:t>
-            </w:r>
+                <w:color w:val="FF0000"/>
+                <w:spacing w:val="7"/>
+                <w:lang w:val="en-US" w:eastAsia="zh-CN"/>
+              </w:rPr>
+            </w:pPr>
+            <w:r>
+              <w:rPr>
+                <w:rFonts w:hint="eastAsia" w:cs="华文中宋"/>
+                <w:bCs/>
+                <w:color w:val="FF0000"/>
+                <w:spacing w:val="7"/>
+                <w:lang w:val="en-US" w:eastAsia="zh-CN"/>
+              </w:rPr>
+              <w:t>Future</w:t>
+            </w:r>
+          </w:p>
+        </w:tc>
+        <w:tc>
+          <w:tcPr>
+            <w:tcW w:w="0" w:type="auto"/>
+            <w:vAlign w:val="center"/>
+          </w:tcPr>
+          <w:p>
+            <w:pPr>
+              <w:rPr>
+                <w:rFonts w:hint="eastAsia" w:cs="华文中宋"/>
+                <w:bCs/>
+                <w:color w:val="ED7D31" w:themeColor="accent2"/>
+                <w:spacing w:val="7"/>
+                <w14:textFill>
+                  <w14:solidFill>
+                    <w14:schemeClr w14:val="accent2"/>
+                  </w14:solidFill>
+                </w14:textFill>
+              </w:rPr>
+            </w:pPr>
           </w:p>
         </w:tc>
       </w:tr>
@@ -2117,12 +2560,47 @@
         <w:tc>
           <w:tcPr>
             <w:tcW w:w="0" w:type="auto"/>
-            <w:gridSpan w:val="2"/>
-            <w:vAlign w:val="center"/>
-          </w:tcPr>
-          <w:p>
-            <w:pPr>
-              <w:jc w:val="both"/>
+            <w:vAlign w:val="center"/>
+          </w:tcPr>
+          <w:p>
+            <w:pPr>
+              <w:rPr>
+                <w:rFonts w:hint="default" w:cs="华文中宋"/>
+                <w:bCs/>
+                <w:color w:val="ED7D31" w:themeColor="accent2"/>
+                <w:spacing w:val="7"/>
+                <w:lang w:val="en-US" w:eastAsia="zh-CN"/>
+                <w14:textFill>
+                  <w14:solidFill>
+                    <w14:schemeClr w14:val="accent2"/>
+                  </w14:solidFill>
+                </w14:textFill>
+              </w:rPr>
+            </w:pPr>
+            <w:r>
+              <w:rPr>
+                <w:rFonts w:hint="eastAsia" w:cs="华文中宋"/>
+                <w:bCs/>
+                <w:color w:val="ED7D31" w:themeColor="accent2"/>
+                <w:spacing w:val="7"/>
+                <w:lang w:val="en-US" w:eastAsia="zh-CN"/>
+                <w14:textFill>
+                  <w14:solidFill>
+                    <w14:schemeClr w14:val="accent2"/>
+                  </w14:solidFill>
+                </w14:textFill>
+              </w:rPr>
+              <w:t>实例属性</w:t>
+            </w:r>
+          </w:p>
+        </w:tc>
+        <w:tc>
+          <w:tcPr>
+            <w:tcW w:w="0" w:type="auto"/>
+            <w:vAlign w:val="center"/>
+          </w:tcPr>
+          <w:p>
+            <w:pPr>
               <w:rPr>
                 <w:rFonts w:hint="default" w:eastAsia="华文中宋" w:cs="华文中宋"/>
                 <w:bCs/>
@@ -2139,31 +2617,40 @@
                 <w:spacing w:val="7"/>
                 <w:lang w:val="en-US" w:eastAsia="zh-CN"/>
               </w:rPr>
-              <w:t>Future / Task</w:t>
-            </w:r>
-          </w:p>
-        </w:tc>
-        <w:tc>
-          <w:tcPr>
-            <w:tcW w:w="0" w:type="auto"/>
-            <w:vAlign w:val="center"/>
-          </w:tcPr>
-          <w:p>
-            <w:pPr>
-              <w:jc w:val="both"/>
-              <w:rPr>
-                <w:rFonts w:hint="eastAsia" w:cs="华文中宋"/>
-                <w:bCs/>
-                <w:color w:val="ED7D31" w:themeColor="accent2"/>
-                <w:spacing w:val="7"/>
-                <w:lang w:val="en-US" w:eastAsia="zh-CN"/>
-                <w14:textFill>
-                  <w14:solidFill>
-                    <w14:schemeClr w14:val="accent2"/>
-                  </w14:solidFill>
-                </w14:textFill>
-              </w:rPr>
-            </w:pPr>
+              <w:t>running / done()</w:t>
+            </w:r>
+          </w:p>
+        </w:tc>
+        <w:tc>
+          <w:tcPr>
+            <w:tcW w:w="0" w:type="auto"/>
+            <w:vAlign w:val="center"/>
+          </w:tcPr>
+          <w:p>
+            <w:pPr>
+              <w:rPr>
+                <w:rFonts w:hint="eastAsia" w:eastAsia="华文中宋" w:cs="华文中宋"/>
+                <w:bCs/>
+                <w:color w:val="ED7D31" w:themeColor="accent2"/>
+                <w:spacing w:val="7"/>
+                <w:lang w:val="en-US" w:eastAsia="zh-CN"/>
+                <w14:textFill>
+                  <w14:solidFill>
+                    <w14:schemeClr w14:val="accent2"/>
+                  </w14:solidFill>
+                </w14:textFill>
+              </w:rPr>
+            </w:pPr>
+            <w:r>
+              <w:rPr>
+                <w:rFonts w:hint="eastAsia" w:cs="华文中宋"/>
+                <w:bCs/>
+                <w:color w:val="EA82EB"/>
+                <w:spacing w:val="7"/>
+                <w:lang w:val="en-US" w:eastAsia="zh-CN"/>
+              </w:rPr>
+              <w:t>状态</w:t>
+            </w:r>
           </w:p>
         </w:tc>
       </w:tr>
@@ -2192,81 +2679,108 @@
           </w:tcPr>
           <w:p>
             <w:pPr>
-              <w:jc w:val="both"/>
-              <w:rPr>
-                <w:rFonts w:cs="华文中宋"/>
-                <w:bCs/>
-                <w:color w:val="FF0000"/>
-                <w:spacing w:val="7"/>
-              </w:rPr>
-            </w:pPr>
-            <w:r>
-              <w:rPr>
-                <w:rFonts w:hint="eastAsia" w:cs="华文中宋"/>
-                <w:bCs/>
-                <w:color w:val="ED7D31" w:themeColor="accent2"/>
-                <w:spacing w:val="7"/>
-                <w14:textFill>
-                  <w14:solidFill>
-                    <w14:schemeClr w14:val="accent2"/>
-                  </w14:solidFill>
-                </w14:textFill>
-              </w:rPr>
-              <w:t>实例方法</w:t>
-            </w:r>
-          </w:p>
-        </w:tc>
-        <w:tc>
-          <w:tcPr>
-            <w:tcW w:w="0" w:type="auto"/>
-            <w:vAlign w:val="center"/>
-          </w:tcPr>
-          <w:p>
-            <w:pPr>
-              <w:jc w:val="both"/>
-              <w:rPr>
-                <w:rFonts w:hint="eastAsia" w:ascii="华文中宋" w:hAnsi="华文中宋" w:eastAsia="华文中宋" w:cs="华文中宋"/>
-                <w:b/>
-                <w:bCs/>
-                <w:color w:val="FF0000"/>
-                <w:spacing w:val="7"/>
-                <w:kern w:val="2"/>
-                <w:sz w:val="21"/>
-                <w:szCs w:val="21"/>
-                <w:lang w:val="en-US" w:eastAsia="zh-CN" w:bidi="ar-SA"/>
-              </w:rPr>
-            </w:pPr>
-            <w:r>
-              <w:rPr>
-                <w:rFonts w:hint="eastAsia" w:cs="华文中宋"/>
-                <w:bCs/>
-                <w:color w:val="FF0000"/>
-                <w:spacing w:val="7"/>
-              </w:rPr>
-              <w:t>result()</w:t>
-            </w:r>
-          </w:p>
-        </w:tc>
-        <w:tc>
-          <w:tcPr>
-            <w:tcW w:w="0" w:type="auto"/>
-            <w:vAlign w:val="center"/>
-          </w:tcPr>
-          <w:p>
-            <w:pPr>
-              <w:jc w:val="both"/>
-              <w:rPr>
-                <w:rFonts w:cs="华文中宋"/>
-                <w:bCs/>
-                <w:color w:val="EA82F1"/>
-                <w:spacing w:val="7"/>
-              </w:rPr>
-            </w:pPr>
-            <w:r>
-              <w:rPr>
-                <w:rFonts w:hint="eastAsia" w:cs="华文中宋"/>
-                <w:bCs/>
-                <w:color w:val="EA82F1"/>
+              <w:rPr>
+                <w:rFonts w:cs="华文中宋"/>
+                <w:bCs/>
+                <w:color w:val="FFC000"/>
+                <w:spacing w:val="7"/>
+              </w:rPr>
+            </w:pPr>
+            <w:r>
+              <w:rPr>
+                <w:rFonts w:hint="eastAsia" w:cs="华文中宋"/>
+                <w:bCs/>
+                <w:color w:val="ED7D31" w:themeColor="accent2"/>
+                <w:spacing w:val="7"/>
+                <w:lang w:val="en-US" w:eastAsia="zh-CN"/>
+                <w14:textFill>
+                  <w14:solidFill>
+                    <w14:schemeClr w14:val="accent2"/>
+                  </w14:solidFill>
+                </w14:textFill>
+              </w:rPr>
+              <w:t>实例</w:t>
+            </w:r>
+            <w:r>
+              <w:rPr>
+                <w:rFonts w:hint="eastAsia" w:cs="华文中宋"/>
+                <w:bCs/>
+                <w:color w:val="ED7D31" w:themeColor="accent2"/>
+                <w:spacing w:val="7"/>
+                <w14:textFill>
+                  <w14:solidFill>
+                    <w14:schemeClr w14:val="accent2"/>
+                  </w14:solidFill>
+                </w14:textFill>
+              </w:rPr>
+              <w:t>方法</w:t>
+            </w:r>
+          </w:p>
+        </w:tc>
+        <w:tc>
+          <w:tcPr>
+            <w:tcW w:w="0" w:type="auto"/>
+            <w:vAlign w:val="center"/>
+          </w:tcPr>
+          <w:p>
+            <w:pPr>
+              <w:rPr>
+                <w:rFonts w:cs="华文中宋"/>
+                <w:bCs/>
+                <w:color w:val="FF0000"/>
+                <w:spacing w:val="7"/>
+              </w:rPr>
+            </w:pPr>
+            <w:r>
+              <w:rPr>
+                <w:rFonts w:hint="eastAsia" w:cs="华文中宋"/>
+                <w:bCs/>
+                <w:color w:val="FF0000"/>
+                <w:spacing w:val="7"/>
+              </w:rPr>
+              <w:t>result(timeout)</w:t>
+            </w:r>
+          </w:p>
+        </w:tc>
+        <w:tc>
+          <w:tcPr>
+            <w:tcW w:w="0" w:type="auto"/>
+            <w:vAlign w:val="center"/>
+          </w:tcPr>
+          <w:p>
+            <w:pPr>
+              <w:rPr>
+                <w:rFonts w:cs="华文中宋"/>
+                <w:bCs/>
+                <w:color w:val="ED7D31" w:themeColor="accent2"/>
+                <w:spacing w:val="7"/>
+                <w14:textFill>
+                  <w14:solidFill>
+                    <w14:schemeClr w14:val="accent2"/>
+                  </w14:solidFill>
+                </w14:textFill>
+              </w:rPr>
+            </w:pPr>
+            <w:r>
+              <w:rPr>
+                <w:rFonts w:hint="eastAsia" w:cs="华文中宋"/>
+                <w:bCs/>
+                <w:color w:val="ED7D31" w:themeColor="accent2"/>
+                <w:spacing w:val="7"/>
+                <w:lang w:val="en-US" w:eastAsia="zh-CN"/>
+                <w14:textFill>
+                  <w14:solidFill>
+                    <w14:schemeClr w14:val="accent2"/>
+                  </w14:solidFill>
+                </w14:textFill>
+              </w:rPr>
+              <w:t>阻塞等待</w:t>
+            </w:r>
+            <w:r>
+              <w:rPr>
+                <w:rFonts w:hint="eastAsia" w:cs="华文中宋"/>
+                <w:bCs/>
+                <w:color w:val="EA82EB"/>
                 <w:spacing w:val="7"/>
               </w:rPr>
               <w:t>结果</w:t>
@@ -2295,94 +2809,102 @@
           <w:tcPr>
             <w:tcW w:w="0" w:type="auto"/>
             <w:vMerge w:val="continue"/>
-            <w:vAlign w:val="center"/>
-          </w:tcPr>
-          <w:p>
-            <w:pPr>
-              <w:jc w:val="both"/>
-              <w:rPr>
-                <w:rFonts w:cs="华文中宋"/>
-                <w:bCs/>
-                <w:color w:val="FF0000"/>
-                <w:spacing w:val="7"/>
-              </w:rPr>
-            </w:pPr>
-          </w:p>
-        </w:tc>
-        <w:tc>
-          <w:tcPr>
-            <w:tcW w:w="0" w:type="auto"/>
-            <w:vAlign w:val="center"/>
-          </w:tcPr>
-          <w:p>
-            <w:pPr>
-              <w:jc w:val="both"/>
-              <w:rPr>
-                <w:rFonts w:hint="eastAsia" w:ascii="华文中宋" w:hAnsi="华文中宋" w:eastAsia="华文中宋" w:cs="华文中宋"/>
-                <w:b/>
-                <w:bCs/>
-                <w:color w:val="FF0000"/>
-                <w:spacing w:val="7"/>
-                <w:kern w:val="2"/>
-                <w:sz w:val="21"/>
-                <w:szCs w:val="21"/>
-                <w:lang w:val="en-US" w:eastAsia="zh-CN" w:bidi="ar-SA"/>
-              </w:rPr>
-            </w:pPr>
-            <w:r>
-              <w:rPr>
-                <w:rFonts w:hint="eastAsia" w:cs="华文中宋"/>
-                <w:bCs/>
-                <w:color w:val="FF0000"/>
-                <w:spacing w:val="7"/>
-              </w:rPr>
-              <w:t>done()</w:t>
-            </w:r>
-          </w:p>
-        </w:tc>
-        <w:tc>
-          <w:tcPr>
-            <w:tcW w:w="0" w:type="auto"/>
-            <w:vAlign w:val="center"/>
-          </w:tcPr>
-          <w:p>
-            <w:pPr>
-              <w:jc w:val="both"/>
-              <w:rPr>
-                <w:rFonts w:cs="华文中宋"/>
-                <w:bCs/>
-                <w:color w:val="EA82F1"/>
-                <w:spacing w:val="7"/>
-              </w:rPr>
-            </w:pPr>
-            <w:r>
-              <w:rPr>
-                <w:rFonts w:hint="eastAsia" w:cs="华文中宋"/>
-                <w:bCs/>
-                <w:color w:val="EA82F1"/>
-                <w:spacing w:val="7"/>
-              </w:rPr>
-              <w:t>完成情况</w:t>
+            <w:tcBorders/>
+            <w:vAlign w:val="center"/>
+          </w:tcPr>
+          <w:p>
+            <w:pPr>
+              <w:rPr>
+                <w:rFonts w:hint="eastAsia" w:cs="华文中宋"/>
+                <w:bCs/>
+                <w:color w:val="ED7D31" w:themeColor="accent2"/>
+                <w:spacing w:val="7"/>
+                <w:lang w:val="en-US" w:eastAsia="zh-CN"/>
+                <w14:textFill>
+                  <w14:solidFill>
+                    <w14:schemeClr w14:val="accent2"/>
+                  </w14:solidFill>
+                </w14:textFill>
+              </w:rPr>
+            </w:pPr>
+          </w:p>
+        </w:tc>
+        <w:tc>
+          <w:tcPr>
+            <w:tcW w:w="0" w:type="auto"/>
+            <w:vAlign w:val="center"/>
+          </w:tcPr>
+          <w:p>
+            <w:pPr>
+              <w:rPr>
+                <w:rFonts w:hint="default" w:eastAsia="华文中宋" w:cs="华文中宋"/>
+                <w:bCs/>
+                <w:color w:val="FF0000"/>
+                <w:spacing w:val="7"/>
+                <w:lang w:val="en-US" w:eastAsia="zh-CN"/>
+              </w:rPr>
+            </w:pPr>
+            <w:r>
+              <w:rPr>
+                <w:rFonts w:hint="eastAsia" w:cs="华文中宋"/>
+                <w:bCs/>
+                <w:color w:val="FF0000"/>
+                <w:spacing w:val="7"/>
+                <w:lang w:val="en-US" w:eastAsia="zh-CN"/>
+              </w:rPr>
+              <w:t>add_done_callback(fn)</w:t>
+            </w:r>
+          </w:p>
+        </w:tc>
+        <w:tc>
+          <w:tcPr>
+            <w:tcW w:w="0" w:type="auto"/>
+            <w:vAlign w:val="center"/>
+          </w:tcPr>
+          <w:p>
+            <w:pPr>
+              <w:rPr>
+                <w:rFonts w:hint="default" w:cs="华文中宋"/>
+                <w:bCs/>
+                <w:color w:val="ED7D31" w:themeColor="accent2"/>
+                <w:spacing w:val="7"/>
+                <w:lang w:val="en-US" w:eastAsia="zh-CN"/>
+                <w14:textFill>
+                  <w14:solidFill>
+                    <w14:schemeClr w14:val="accent2"/>
+                  </w14:solidFill>
+                </w14:textFill>
+              </w:rPr>
+            </w:pPr>
+            <w:r>
+              <w:rPr>
+                <w:rFonts w:hint="eastAsia" w:cs="华文中宋"/>
+                <w:bCs/>
+                <w:color w:val="ED7D31" w:themeColor="accent2"/>
+                <w:spacing w:val="7"/>
+                <w:lang w:val="en-US" w:eastAsia="zh-CN"/>
+                <w14:textFill>
+                  <w14:solidFill>
+                    <w14:schemeClr w14:val="accent2"/>
+                  </w14:solidFill>
+                </w14:textFill>
+              </w:rPr>
+              <w:t>添加</w:t>
+            </w:r>
+            <w:r>
+              <w:rPr>
+                <w:rFonts w:hint="eastAsia" w:cs="华文中宋"/>
+                <w:bCs/>
+                <w:color w:val="EA82EB"/>
+                <w:spacing w:val="7"/>
+                <w:lang w:val="en-US" w:eastAsia="zh-CN"/>
+              </w:rPr>
+              <w:t>回调</w:t>
             </w:r>
           </w:p>
         </w:tc>
       </w:tr>
     </w:tbl>
-    <w:p>
-      <w:pPr>
-        <w:rPr>
-          <w:rFonts w:hint="default" w:ascii="华文中宋" w:hAnsi="华文中宋" w:eastAsia="华文中宋" w:cs="华文中宋"/>
-          <w:b/>
-          <w:bCs/>
-          <w:color w:val="FF0000"/>
-          <w:spacing w:val="7"/>
-          <w:kern w:val="2"/>
-          <w:sz w:val="21"/>
-          <w:szCs w:val="21"/>
-          <w:lang w:val="en-US" w:eastAsia="zh-CN" w:bidi="ar-SA"/>
-        </w:rPr>
-      </w:pPr>
-    </w:p>
     <w:p>
       <w:pPr>
         <w:rPr>
@@ -5652,8 +6174,8 @@
           </w14:textFill>
         </w:rPr>
       </w:pPr>
-      <w:bookmarkStart w:id="6" w:name="_Toc27725"/>
-      <w:bookmarkStart w:id="7" w:name="_Toc31407"/>
+      <w:bookmarkStart w:id="6" w:name="_Toc31407"/>
+      <w:bookmarkStart w:id="7" w:name="_Toc27725"/>
       <w:r>
         <w:rPr>
           <w:rFonts w:hint="eastAsia" w:cs="华文中宋"/>
@@ -8854,6 +9376,12 @@
             <w:insideH w:val="single" w:color="auto" w:sz="4" w:space="0"/>
             <w:insideV w:val="single" w:color="auto" w:sz="4" w:space="0"/>
           </w:tblBorders>
+          <w:tblCellMar>
+            <w:top w:w="0" w:type="dxa"/>
+            <w:left w:w="108" w:type="dxa"/>
+            <w:bottom w:w="0" w:type="dxa"/>
+            <w:right w:w="108" w:type="dxa"/>
+          </w:tblCellMar>
         </w:tblPrEx>
         <w:tc>
           <w:tcPr>
@@ -9692,561 +10220,6 @@
                 </w14:textFill>
               </w:rPr>
               <w:t>当前进程</w:t>
-            </w:r>
-          </w:p>
-        </w:tc>
-      </w:tr>
-    </w:tbl>
-    <w:p>
-      <w:pPr>
-        <w:rPr>
-          <w:rFonts w:cs="华文中宋"/>
-          <w:bCs/>
-          <w:color w:val="FF0000"/>
-          <w:spacing w:val="7"/>
-        </w:rPr>
-      </w:pPr>
-    </w:p>
-    <w:tbl>
-      <w:tblPr>
-        <w:tblStyle w:val="11"/>
-        <w:tblW w:w="0" w:type="auto"/>
-        <w:tblInd w:w="0" w:type="dxa"/>
-        <w:tblBorders>
-          <w:top w:val="single" w:color="auto" w:sz="4" w:space="0"/>
-          <w:left w:val="single" w:color="auto" w:sz="4" w:space="0"/>
-          <w:bottom w:val="single" w:color="auto" w:sz="4" w:space="0"/>
-          <w:right w:val="single" w:color="auto" w:sz="4" w:space="0"/>
-          <w:insideH w:val="single" w:color="auto" w:sz="4" w:space="0"/>
-          <w:insideV w:val="single" w:color="auto" w:sz="4" w:space="0"/>
-        </w:tblBorders>
-        <w:tblLayout w:type="autofit"/>
-        <w:tblCellMar>
-          <w:top w:w="0" w:type="dxa"/>
-          <w:left w:w="108" w:type="dxa"/>
-          <w:bottom w:w="0" w:type="dxa"/>
-          <w:right w:w="108" w:type="dxa"/>
-        </w:tblCellMar>
-      </w:tblPr>
-      <w:tblGrid>
-        <w:gridCol w:w="1466"/>
-        <w:gridCol w:w="3495"/>
-        <w:gridCol w:w="4028"/>
-      </w:tblGrid>
-      <w:tr>
-        <w:tblPrEx>
-          <w:tblBorders>
-            <w:top w:val="single" w:color="auto" w:sz="4" w:space="0"/>
-            <w:left w:val="single" w:color="auto" w:sz="4" w:space="0"/>
-            <w:bottom w:val="single" w:color="auto" w:sz="4" w:space="0"/>
-            <w:right w:val="single" w:color="auto" w:sz="4" w:space="0"/>
-            <w:insideH w:val="single" w:color="auto" w:sz="4" w:space="0"/>
-            <w:insideV w:val="single" w:color="auto" w:sz="4" w:space="0"/>
-          </w:tblBorders>
-          <w:tblCellMar>
-            <w:top w:w="0" w:type="dxa"/>
-            <w:left w:w="108" w:type="dxa"/>
-            <w:bottom w:w="0" w:type="dxa"/>
-            <w:right w:w="108" w:type="dxa"/>
-          </w:tblCellMar>
-        </w:tblPrEx>
-        <w:tc>
-          <w:tcPr>
-            <w:tcW w:w="0" w:type="auto"/>
-            <w:gridSpan w:val="3"/>
-            <w:vAlign w:val="center"/>
-          </w:tcPr>
-          <w:p>
-            <w:pPr>
-              <w:rPr>
-                <w:rFonts w:cs="华文中宋"/>
-                <w:bCs/>
-                <w:color w:val="ED7D31" w:themeColor="accent2"/>
-                <w:spacing w:val="7"/>
-                <w14:textFill>
-                  <w14:solidFill>
-                    <w14:schemeClr w14:val="accent2"/>
-                  </w14:solidFill>
-                </w14:textFill>
-              </w:rPr>
-            </w:pPr>
-            <w:r>
-              <w:rPr>
-                <w:rFonts w:hint="eastAsia" w:cs="华文中宋"/>
-                <w:bCs/>
-                <w:color w:val="ED7D31" w:themeColor="accent2"/>
-                <w:spacing w:val="7"/>
-                <w14:textFill>
-                  <w14:solidFill>
-                    <w14:schemeClr w14:val="accent2"/>
-                  </w14:solidFill>
-                </w14:textFill>
-              </w:rPr>
-              <w:t>concurrent.futures线程池：</w:t>
-            </w:r>
-          </w:p>
-        </w:tc>
-      </w:tr>
-      <w:tr>
-        <w:tblPrEx>
-          <w:tblBorders>
-            <w:top w:val="single" w:color="auto" w:sz="4" w:space="0"/>
-            <w:left w:val="single" w:color="auto" w:sz="4" w:space="0"/>
-            <w:bottom w:val="single" w:color="auto" w:sz="4" w:space="0"/>
-            <w:right w:val="single" w:color="auto" w:sz="4" w:space="0"/>
-            <w:insideH w:val="single" w:color="auto" w:sz="4" w:space="0"/>
-            <w:insideV w:val="single" w:color="auto" w:sz="4" w:space="0"/>
-          </w:tblBorders>
-          <w:tblCellMar>
-            <w:top w:w="0" w:type="dxa"/>
-            <w:left w:w="108" w:type="dxa"/>
-            <w:bottom w:w="0" w:type="dxa"/>
-            <w:right w:w="108" w:type="dxa"/>
-          </w:tblCellMar>
-        </w:tblPrEx>
-        <w:tc>
-          <w:tcPr>
-            <w:tcW w:w="0" w:type="auto"/>
-            <w:gridSpan w:val="2"/>
-            <w:vAlign w:val="center"/>
-          </w:tcPr>
-          <w:p>
-            <w:pPr>
-              <w:rPr>
-                <w:rFonts w:cs="华文中宋"/>
-                <w:bCs/>
-                <w:color w:val="FFC000"/>
-                <w:spacing w:val="7"/>
-              </w:rPr>
-            </w:pPr>
-            <w:r>
-              <w:rPr>
-                <w:rFonts w:hint="eastAsia" w:cs="华文中宋"/>
-                <w:bCs/>
-                <w:color w:val="FFC000"/>
-                <w:spacing w:val="7"/>
-              </w:rPr>
-              <w:t>ThreadPoolExecutor(max_workers)</w:t>
-            </w:r>
-          </w:p>
-        </w:tc>
-        <w:tc>
-          <w:tcPr>
-            <w:tcW w:w="0" w:type="auto"/>
-            <w:vAlign w:val="center"/>
-          </w:tcPr>
-          <w:p>
-            <w:pPr>
-              <w:rPr>
-                <w:rFonts w:cs="华文中宋"/>
-                <w:bCs/>
-                <w:color w:val="ED7D31" w:themeColor="accent2"/>
-                <w:spacing w:val="7"/>
-                <w14:textFill>
-                  <w14:solidFill>
-                    <w14:schemeClr w14:val="accent2"/>
-                  </w14:solidFill>
-                </w14:textFill>
-              </w:rPr>
-            </w:pPr>
-            <w:r>
-              <w:rPr>
-                <w:rFonts w:hint="eastAsia" w:cs="华文中宋"/>
-                <w:bCs/>
-                <w:color w:val="EA82F1"/>
-                <w:spacing w:val="7"/>
-              </w:rPr>
-              <w:t>线程池</w:t>
-            </w:r>
-          </w:p>
-        </w:tc>
-      </w:tr>
-      <w:tr>
-        <w:tblPrEx>
-          <w:tblBorders>
-            <w:top w:val="single" w:color="auto" w:sz="4" w:space="0"/>
-            <w:left w:val="single" w:color="auto" w:sz="4" w:space="0"/>
-            <w:bottom w:val="single" w:color="auto" w:sz="4" w:space="0"/>
-            <w:right w:val="single" w:color="auto" w:sz="4" w:space="0"/>
-            <w:insideH w:val="single" w:color="auto" w:sz="4" w:space="0"/>
-            <w:insideV w:val="single" w:color="auto" w:sz="4" w:space="0"/>
-          </w:tblBorders>
-          <w:tblCellMar>
-            <w:top w:w="0" w:type="dxa"/>
-            <w:left w:w="108" w:type="dxa"/>
-            <w:bottom w:w="0" w:type="dxa"/>
-            <w:right w:w="108" w:type="dxa"/>
-          </w:tblCellMar>
-        </w:tblPrEx>
-        <w:tc>
-          <w:tcPr>
-            <w:tcW w:w="0" w:type="auto"/>
-            <w:vMerge w:val="restart"/>
-            <w:vAlign w:val="center"/>
-          </w:tcPr>
-          <w:p>
-            <w:pPr>
-              <w:rPr>
-                <w:rFonts w:cs="华文中宋"/>
-                <w:bCs/>
-                <w:color w:val="FFC000"/>
-                <w:spacing w:val="7"/>
-              </w:rPr>
-            </w:pPr>
-            <w:r>
-              <w:rPr>
-                <w:rFonts w:hint="eastAsia" w:cs="华文中宋"/>
-                <w:bCs/>
-                <w:color w:val="ED7D31" w:themeColor="accent2"/>
-                <w:spacing w:val="7"/>
-                <w14:textFill>
-                  <w14:solidFill>
-                    <w14:schemeClr w14:val="accent2"/>
-                  </w14:solidFill>
-                </w14:textFill>
-              </w:rPr>
-              <w:t>实例方法</w:t>
-            </w:r>
-          </w:p>
-        </w:tc>
-        <w:tc>
-          <w:tcPr>
-            <w:tcW w:w="0" w:type="auto"/>
-            <w:vAlign w:val="center"/>
-          </w:tcPr>
-          <w:p>
-            <w:pPr>
-              <w:rPr>
-                <w:rFonts w:cs="华文中宋"/>
-                <w:bCs/>
-                <w:color w:val="FFC000"/>
-                <w:spacing w:val="7"/>
-              </w:rPr>
-            </w:pPr>
-            <w:r>
-              <w:rPr>
-                <w:rFonts w:hint="eastAsia" w:cs="华文中宋"/>
-                <w:bCs/>
-                <w:color w:val="FFC000"/>
-                <w:spacing w:val="7"/>
-              </w:rPr>
-              <w:t>submit(func, *args, **kwargs)</w:t>
-            </w:r>
-          </w:p>
-        </w:tc>
-        <w:tc>
-          <w:tcPr>
-            <w:tcW w:w="0" w:type="auto"/>
-            <w:vAlign w:val="center"/>
-          </w:tcPr>
-          <w:p>
-            <w:pPr>
-              <w:rPr>
-                <w:rFonts w:cs="华文中宋"/>
-                <w:bCs/>
-                <w:color w:val="ED7D31" w:themeColor="accent2"/>
-                <w:spacing w:val="7"/>
-                <w14:textFill>
-                  <w14:solidFill>
-                    <w14:schemeClr w14:val="accent2"/>
-                  </w14:solidFill>
-                </w14:textFill>
-              </w:rPr>
-            </w:pPr>
-            <w:r>
-              <w:rPr>
-                <w:rFonts w:hint="eastAsia" w:cs="华文中宋"/>
-                <w:bCs/>
-                <w:color w:val="ED7D31" w:themeColor="accent2"/>
-                <w:spacing w:val="7"/>
-                <w14:textFill>
-                  <w14:solidFill>
-                    <w14:schemeClr w14:val="accent2"/>
-                  </w14:solidFill>
-                </w14:textFill>
-              </w:rPr>
-              <w:t>生成</w:t>
-            </w:r>
-            <w:r>
-              <w:rPr>
-                <w:rFonts w:hint="eastAsia" w:cs="华文中宋"/>
-                <w:bCs/>
-                <w:color w:val="EA82EB"/>
-                <w:spacing w:val="7"/>
-              </w:rPr>
-              <w:t>后台单线程</w:t>
-            </w:r>
-            <w:r>
-              <w:rPr>
-                <w:rFonts w:hint="eastAsia" w:cs="华文中宋"/>
-                <w:bCs/>
-                <w:color w:val="ED7D31" w:themeColor="accent2"/>
-                <w:spacing w:val="7"/>
-                <w14:textFill>
-                  <w14:solidFill>
-                    <w14:schemeClr w14:val="accent2"/>
-                  </w14:solidFill>
-                </w14:textFill>
-              </w:rPr>
-              <w:t>，返回</w:t>
-            </w:r>
-            <w:r>
-              <w:rPr>
-                <w:rFonts w:hint="eastAsia" w:cs="华文中宋"/>
-                <w:bCs/>
-                <w:color w:val="EA82EB"/>
-                <w:spacing w:val="7"/>
-              </w:rPr>
-              <w:t>Future线程</w:t>
-            </w:r>
-          </w:p>
-        </w:tc>
-      </w:tr>
-      <w:tr>
-        <w:tblPrEx>
-          <w:tblBorders>
-            <w:top w:val="single" w:color="auto" w:sz="4" w:space="0"/>
-            <w:left w:val="single" w:color="auto" w:sz="4" w:space="0"/>
-            <w:bottom w:val="single" w:color="auto" w:sz="4" w:space="0"/>
-            <w:right w:val="single" w:color="auto" w:sz="4" w:space="0"/>
-            <w:insideH w:val="single" w:color="auto" w:sz="4" w:space="0"/>
-            <w:insideV w:val="single" w:color="auto" w:sz="4" w:space="0"/>
-          </w:tblBorders>
-          <w:tblCellMar>
-            <w:top w:w="0" w:type="dxa"/>
-            <w:left w:w="108" w:type="dxa"/>
-            <w:bottom w:w="0" w:type="dxa"/>
-            <w:right w:w="108" w:type="dxa"/>
-          </w:tblCellMar>
-        </w:tblPrEx>
-        <w:tc>
-          <w:tcPr>
-            <w:tcW w:w="0" w:type="auto"/>
-            <w:vMerge w:val="continue"/>
-            <w:vAlign w:val="center"/>
-          </w:tcPr>
-          <w:p>
-            <w:pPr>
-              <w:rPr>
-                <w:rFonts w:cs="华文中宋"/>
-                <w:bCs/>
-                <w:color w:val="ED7D31" w:themeColor="accent2"/>
-                <w:spacing w:val="7"/>
-                <w14:textFill>
-                  <w14:solidFill>
-                    <w14:schemeClr w14:val="accent2"/>
-                  </w14:solidFill>
-                </w14:textFill>
-              </w:rPr>
-            </w:pPr>
-          </w:p>
-        </w:tc>
-        <w:tc>
-          <w:tcPr>
-            <w:tcW w:w="0" w:type="auto"/>
-            <w:vAlign w:val="center"/>
-          </w:tcPr>
-          <w:p>
-            <w:pPr>
-              <w:rPr>
-                <w:rFonts w:cs="华文中宋"/>
-                <w:bCs/>
-                <w:color w:val="FFC000"/>
-                <w:spacing w:val="7"/>
-              </w:rPr>
-            </w:pPr>
-            <w:r>
-              <w:rPr>
-                <w:rFonts w:hint="eastAsia" w:cs="华文中宋"/>
-                <w:bCs/>
-                <w:color w:val="FFC000"/>
-                <w:spacing w:val="7"/>
-              </w:rPr>
-              <w:t>map(func, *iterables, timeout)</w:t>
-            </w:r>
-          </w:p>
-        </w:tc>
-        <w:tc>
-          <w:tcPr>
-            <w:tcW w:w="0" w:type="auto"/>
-            <w:vAlign w:val="center"/>
-          </w:tcPr>
-          <w:p>
-            <w:pPr>
-              <w:rPr>
-                <w:rFonts w:cs="华文中宋"/>
-                <w:bCs/>
-                <w:color w:val="ED7D31" w:themeColor="accent2"/>
-                <w:spacing w:val="7"/>
-                <w14:textFill>
-                  <w14:solidFill>
-                    <w14:schemeClr w14:val="accent2"/>
-                  </w14:solidFill>
-                </w14:textFill>
-              </w:rPr>
-            </w:pPr>
-            <w:r>
-              <w:rPr>
-                <w:rFonts w:hint="eastAsia" w:cs="华文中宋"/>
-                <w:bCs/>
-                <w:color w:val="ED7D31" w:themeColor="accent2"/>
-                <w:spacing w:val="7"/>
-                <w14:textFill>
-                  <w14:solidFill>
-                    <w14:schemeClr w14:val="accent2"/>
-                  </w14:solidFill>
-                </w14:textFill>
-              </w:rPr>
-              <w:t>生成</w:t>
-            </w:r>
-            <w:r>
-              <w:rPr>
-                <w:rFonts w:hint="eastAsia" w:cs="华文中宋"/>
-                <w:bCs/>
-                <w:color w:val="EA82EB"/>
-                <w:spacing w:val="7"/>
-              </w:rPr>
-              <w:t>后台多线程</w:t>
-            </w:r>
-            <w:r>
-              <w:rPr>
-                <w:rFonts w:hint="eastAsia" w:cs="华文中宋"/>
-                <w:bCs/>
-                <w:color w:val="ED7D31" w:themeColor="accent2"/>
-                <w:spacing w:val="7"/>
-                <w14:textFill>
-                  <w14:solidFill>
-                    <w14:schemeClr w14:val="accent2"/>
-                  </w14:solidFill>
-                </w14:textFill>
-              </w:rPr>
-              <w:t>，返回</w:t>
-            </w:r>
-            <w:r>
-              <w:rPr>
-                <w:rFonts w:hint="eastAsia" w:cs="华文中宋"/>
-                <w:bCs/>
-                <w:color w:val="EA82EB"/>
-                <w:spacing w:val="7"/>
-              </w:rPr>
-              <w:t>映射结果迭代器</w:t>
-            </w:r>
-          </w:p>
-        </w:tc>
-      </w:tr>
-      <w:tr>
-        <w:tblPrEx>
-          <w:tblBorders>
-            <w:top w:val="single" w:color="auto" w:sz="4" w:space="0"/>
-            <w:left w:val="single" w:color="auto" w:sz="4" w:space="0"/>
-            <w:bottom w:val="single" w:color="auto" w:sz="4" w:space="0"/>
-            <w:right w:val="single" w:color="auto" w:sz="4" w:space="0"/>
-            <w:insideH w:val="single" w:color="auto" w:sz="4" w:space="0"/>
-            <w:insideV w:val="single" w:color="auto" w:sz="4" w:space="0"/>
-          </w:tblBorders>
-          <w:tblCellMar>
-            <w:top w:w="0" w:type="dxa"/>
-            <w:left w:w="108" w:type="dxa"/>
-            <w:bottom w:w="0" w:type="dxa"/>
-            <w:right w:w="108" w:type="dxa"/>
-          </w:tblCellMar>
-        </w:tblPrEx>
-        <w:tc>
-          <w:tcPr>
-            <w:tcW w:w="0" w:type="auto"/>
-            <w:vAlign w:val="center"/>
-          </w:tcPr>
-          <w:p>
-            <w:pPr>
-              <w:rPr>
-                <w:rFonts w:cs="华文中宋"/>
-                <w:bCs/>
-                <w:color w:val="FFC000"/>
-                <w:spacing w:val="7"/>
-              </w:rPr>
-            </w:pPr>
-            <w:r>
-              <w:rPr>
-                <w:rFonts w:hint="eastAsia" w:cs="华文中宋"/>
-                <w:bCs/>
-                <w:color w:val="ED7D31" w:themeColor="accent2"/>
-                <w:spacing w:val="7"/>
-                <w14:textFill>
-                  <w14:solidFill>
-                    <w14:schemeClr w14:val="accent2"/>
-                  </w14:solidFill>
-                </w14:textFill>
-              </w:rPr>
-              <w:t>Future方法</w:t>
-            </w:r>
-          </w:p>
-        </w:tc>
-        <w:tc>
-          <w:tcPr>
-            <w:tcW w:w="0" w:type="auto"/>
-            <w:vAlign w:val="center"/>
-          </w:tcPr>
-          <w:p>
-            <w:pPr>
-              <w:rPr>
-                <w:rFonts w:cs="华文中宋"/>
-                <w:bCs/>
-                <w:color w:val="FFC000"/>
-                <w:spacing w:val="7"/>
-              </w:rPr>
-            </w:pPr>
-            <w:r>
-              <w:rPr>
-                <w:rFonts w:hint="eastAsia" w:cs="华文中宋"/>
-                <w:bCs/>
-                <w:color w:val="FFC000"/>
-                <w:spacing w:val="7"/>
-              </w:rPr>
-              <w:t>result(timeout)</w:t>
-            </w:r>
-          </w:p>
-        </w:tc>
-        <w:tc>
-          <w:tcPr>
-            <w:tcW w:w="0" w:type="auto"/>
-            <w:vAlign w:val="center"/>
-          </w:tcPr>
-          <w:p>
-            <w:pPr>
-              <w:rPr>
-                <w:rFonts w:cs="华文中宋"/>
-                <w:bCs/>
-                <w:color w:val="ED7D31" w:themeColor="accent2"/>
-                <w:spacing w:val="7"/>
-                <w14:textFill>
-                  <w14:solidFill>
-                    <w14:schemeClr w14:val="accent2"/>
-                  </w14:solidFill>
-                </w14:textFill>
-              </w:rPr>
-            </w:pPr>
-            <w:r>
-              <w:rPr>
-                <w:rFonts w:hint="eastAsia" w:cs="华文中宋"/>
-                <w:bCs/>
-                <w:color w:val="ED7D31" w:themeColor="accent2"/>
-                <w:spacing w:val="7"/>
-                <w14:textFill>
-                  <w14:solidFill>
-                    <w14:schemeClr w14:val="accent2"/>
-                  </w14:solidFill>
-                </w14:textFill>
-              </w:rPr>
-              <w:t>返回</w:t>
-            </w:r>
-            <w:r>
-              <w:rPr>
-                <w:rFonts w:hint="eastAsia" w:cs="华文中宋"/>
-                <w:bCs/>
-                <w:color w:val="EA82EB"/>
-                <w:spacing w:val="7"/>
-              </w:rPr>
-              <w:t>异步进程的结果</w:t>
             </w:r>
           </w:p>
         </w:tc>
@@ -21760,8 +21733,8 @@
           </w14:textFill>
         </w:rPr>
       </w:pPr>
-      <w:bookmarkStart w:id="15" w:name="_Toc14852"/>
-      <w:bookmarkStart w:id="16" w:name="_Toc12616"/>
+      <w:bookmarkStart w:id="15" w:name="_Toc12616"/>
+      <w:bookmarkStart w:id="16" w:name="_Toc14852"/>
       <w:r>
         <w:rPr>
           <w:rFonts w:hint="eastAsia" w:cs="华文中宋"/>
@@ -21829,6 +21802,12 @@
             <w:insideH w:val="single" w:color="auto" w:sz="4" w:space="0"/>
             <w:insideV w:val="single" w:color="auto" w:sz="4" w:space="0"/>
           </w:tblBorders>
+          <w:tblCellMar>
+            <w:top w:w="0" w:type="dxa"/>
+            <w:left w:w="108" w:type="dxa"/>
+            <w:bottom w:w="0" w:type="dxa"/>
+            <w:right w:w="108" w:type="dxa"/>
+          </w:tblCellMar>
         </w:tblPrEx>
         <w:trPr>
           <w:trHeight w:val="282" w:hRule="atLeast"/>
@@ -22108,8 +22087,6 @@
               </w:rPr>
               <w:t>args</w:t>
             </w:r>
-            <w:bookmarkStart w:id="19" w:name="_GoBack"/>
-            <w:bookmarkEnd w:id="19"/>
             <w:r>
               <w:rPr>
                 <w:rFonts w:hint="eastAsia" w:cs="华文中宋"/>
